--- a/README.docx
+++ b/README.docx
@@ -2728,10 +2728,7 @@
       </w:pPr>
       <w:proofErr w:type="spellStart"/>
       <w:r>
-        <w:t>L</w:t>
-      </w:r>
-      <w:r>
-        <w:t>eadgen</w:t>
+        <w:t>Leadgen</w:t>
       </w:r>
       <w:proofErr w:type="spellEnd"/>
       <w:r>
@@ -2774,11 +2771,6 @@
       </w:r>
     </w:p>
     <w:p>
-      <w:pPr>
-        <w:rPr>
-          <w:rStyle w:val="f"/>
-        </w:rPr>
-      </w:pPr>
       <w:hyperlink r:id="rId6" w:history="1">
         <w:r>
           <w:rPr>
@@ -2788,8 +2780,15 @@
         </w:r>
       </w:hyperlink>
     </w:p>
-    <w:p>
-      <w:pPr>
+    <w:p/>
+    <w:p>
+      <w:r>
+        <w:br w:type="page"/>
+      </w:r>
+    </w:p>
+    <w:p>
+      <w:pPr>
+        <w:pStyle w:val="Heading1"/>
         <w:rPr>
           <w:rStyle w:val="f"/>
         </w:rPr>
@@ -2798,11 +2797,598 @@
         <w:rPr>
           <w:rStyle w:val="f"/>
         </w:rPr>
+        <w:lastRenderedPageBreak/>
+        <w:t>WhatsApp</w:t>
+      </w:r>
+    </w:p>
+    <w:p>
+      <w:pPr>
+        <w:pStyle w:val="Heading2"/>
+      </w:pPr>
+      <w:r>
+        <w:t xml:space="preserve">Fetch </w:t>
+      </w:r>
+      <w:proofErr w:type="spellStart"/>
+      <w:r>
+        <w:t>WhatApp</w:t>
+      </w:r>
+      <w:proofErr w:type="spellEnd"/>
+      <w:r>
+        <w:t xml:space="preserve"> Business Account</w:t>
+      </w:r>
+    </w:p>
+    <w:p>
+      <w:pPr>
+        <w:rPr>
+          <w:rStyle w:val="f"/>
+        </w:rPr>
+      </w:pPr>
+      <w:r>
+        <w:rPr>
+          <w:rStyle w:val="f"/>
+        </w:rPr>
+        <w:t>Steps:</w:t>
+      </w:r>
+    </w:p>
+    <w:p>
+      <w:pPr>
+        <w:pStyle w:val="ListParagraph"/>
+        <w:numPr>
+          <w:ilvl w:val="0"/>
+          <w:numId w:val="29"/>
+        </w:numPr>
+        <w:rPr>
+          <w:rStyle w:val="f"/>
+        </w:rPr>
+      </w:pPr>
+      <w:r>
+        <w:rPr>
+          <w:rStyle w:val="f"/>
+        </w:rPr>
+        <w:t>get business</w:t>
+      </w:r>
+      <w:r>
+        <w:rPr>
+          <w:rStyle w:val="f"/>
+          <w:rFonts w:ascii="Times New Roman" w:hAnsi="Times New Roman" w:cs="Times New Roman"/>
+        </w:rPr>
+        <w:t xml:space="preserve"> account by user</w:t>
+      </w:r>
+    </w:p>
+    <w:p>
+      <w:pPr>
+        <w:pStyle w:val="ListParagraph"/>
+        <w:numPr>
+          <w:ilvl w:val="0"/>
+          <w:numId w:val="29"/>
+        </w:numPr>
+        <w:rPr>
+          <w:rStyle w:val="f"/>
+        </w:rPr>
+      </w:pPr>
+      <w:r>
+        <w:rPr>
+          <w:rStyle w:val="f"/>
+          <w:rFonts w:ascii="Times New Roman" w:hAnsi="Times New Roman" w:cs="Times New Roman"/>
+        </w:rPr>
+        <w:t>get WABA by the business account</w:t>
+      </w:r>
+      <w:r>
+        <w:rPr>
+          <w:rStyle w:val="f"/>
+          <w:rFonts w:ascii="Times New Roman" w:hAnsi="Times New Roman" w:cs="Times New Roman"/>
+        </w:rPr>
+        <w:t>.</w:t>
+      </w:r>
+    </w:p>
+    <w:p>
+      <w:pPr>
+        <w:pStyle w:val="ListParagraph"/>
+        <w:numPr>
+          <w:ilvl w:val="0"/>
+          <w:numId w:val="29"/>
+        </w:numPr>
+        <w:rPr>
+          <w:rStyle w:val="f"/>
+        </w:rPr>
+      </w:pPr>
+      <w:r>
+        <w:rPr>
+          <w:rStyle w:val="f"/>
+        </w:rPr>
         <w:br w:type="page"/>
       </w:r>
     </w:p>
     <w:p>
       <w:pPr>
+        <w:rPr>
+          <w:rStyle w:val="f"/>
+        </w:rPr>
+      </w:pPr>
+    </w:p>
+    <w:p>
+      <w:pPr>
+        <w:pStyle w:val="Heading2"/>
+      </w:pPr>
+      <w:proofErr w:type="spellStart"/>
+      <w:r>
+        <w:t>WhatApp</w:t>
+      </w:r>
+      <w:proofErr w:type="spellEnd"/>
+      <w:r>
+        <w:t xml:space="preserve"> Pricing</w:t>
+      </w:r>
+    </w:p>
+    <w:p>
+      <w:r>
+        <w:pict w14:anchorId="070265AF">
+          <v:rect id="_x0000_i1025" style="width:0;height:0" o:hralign="center" o:hrstd="t" o:hr="t" fillcolor="#a0a0a0" stroked="f"/>
+        </w:pict>
+      </w:r>
+    </w:p>
+    <w:p>
+      <w:r>
+        <w:rPr>
+          <w:b/>
+          <w:bCs/>
+        </w:rPr>
+        <w:t>Calls:</w:t>
+      </w:r>
+    </w:p>
+    <w:p>
+      <w:r>
+        <w:t>Inbound calls (customer calls you) are completely free. Outbound calls (you call customer) are billed per minute, charged in 6-second increments rounded up. You are only billed when the customer answers — initiating, ringing, and unanswered calls have no charge. </w:t>
+      </w:r>
+      <w:hyperlink r:id="rId7" w:tgtFrame="_blank" w:history="1">
+        <w:r>
+          <w:rPr>
+            <w:rStyle w:val="Hyperlink"/>
+          </w:rPr>
+          <w:t>GitHub</w:t>
+        </w:r>
+      </w:hyperlink>
+    </w:p>
+    <w:p>
+      <w:r>
+        <w:t>The per-minute rate varies by the customer's country. No fixed global rate — Meta publishes a country rate card.</w:t>
+      </w:r>
+    </w:p>
+    <w:p>
+      <w:r>
+        <w:pict w14:anchorId="0203B0DC">
+          <v:rect id="_x0000_i1026" style="width:0;height:0" o:hralign="center" o:hrstd="t" o:hr="t" fillcolor="#a0a0a0" stroked="f"/>
+        </w:pict>
+      </w:r>
+    </w:p>
+    <w:p>
+      <w:r>
+        <w:rPr>
+          <w:b/>
+          <w:bCs/>
+        </w:rPr>
+        <w:t>Permission request message cost:</w:t>
+      </w:r>
+    </w:p>
+    <w:p>
+      <w:r>
+        <w:t xml:space="preserve">Requesting call permission uses a template message and Meta </w:t>
+      </w:r>
+      <w:proofErr w:type="gramStart"/>
+      <w:r>
+        <w:t>bills you</w:t>
+      </w:r>
+      <w:proofErr w:type="gramEnd"/>
+      <w:r>
+        <w:t xml:space="preserve"> per message — rate depends on template type and destination country. </w:t>
+      </w:r>
+      <w:r>
+        <w:pict w14:anchorId="62A4A9EF">
+          <v:rect id="_x0000_i1027" style="width:0;height:0" o:hralign="center" o:hrstd="t" o:hr="t" fillcolor="#a0a0a0" stroked="f"/>
+        </w:pict>
+      </w:r>
+    </w:p>
+    <w:p>
+      <w:r>
+        <w:rPr>
+          <w:b/>
+          <w:bCs/>
+        </w:rPr>
+        <w:t>Bonus after a call:</w:t>
+      </w:r>
+    </w:p>
+    <w:p>
+      <w:r>
+        <w:t>When a customer accepts your call, a 24-hour customer service window opens. During this window you can send free-form messages and utility templates at no cost. </w:t>
+      </w:r>
+      <w:r>
+        <w:pict w14:anchorId="621810A3">
+          <v:rect id="_x0000_i1028" style="width:0;height:0" o:hralign="center" o:hrstd="t" o:hr="t" fillcolor="#a0a0a0" stroked="f"/>
+        </w:pict>
+      </w:r>
+    </w:p>
+    <w:p>
+      <w:r>
+        <w:rPr>
+          <w:b/>
+          <w:bCs/>
+        </w:rPr>
+        <w:t>Messages pricing (as of July 1, 2025):</w:t>
+      </w:r>
+    </w:p>
+    <w:p>
+      <w:r>
+        <w:t>Meta switched from conversation-based to message-based pricing. You are only billed for outgoing template messages. All incoming user-initiated messages are completely free. </w:t>
+      </w:r>
+    </w:p>
+    <w:p>
+      <w:r>
+        <w:br w:type="page"/>
+      </w:r>
+    </w:p>
+    <w:p>
+      <w:r>
+        <w:lastRenderedPageBreak/>
+        <w:pict w14:anchorId="504333C0">
+          <v:rect id="_x0000_i1029" style="width:0;height:0" o:hralign="center" o:hrstd="t" o:hr="t" fillcolor="#a0a0a0" stroked="f"/>
+        </w:pict>
+      </w:r>
+    </w:p>
+    <w:p>
+      <w:r>
+        <w:rPr>
+          <w:b/>
+          <w:bCs/>
+        </w:rPr>
+        <w:t>Summary table:</w:t>
+      </w:r>
+    </w:p>
+    <w:tbl>
+      <w:tblPr>
+        <w:tblW w:w="0" w:type="auto"/>
+        <w:tblBorders>
+          <w:top w:val="single" w:sz="2" w:space="0" w:color="auto"/>
+          <w:left w:val="single" w:sz="2" w:space="0" w:color="auto"/>
+          <w:bottom w:val="single" w:sz="2" w:space="0" w:color="auto"/>
+          <w:right w:val="single" w:sz="2" w:space="0" w:color="auto"/>
+        </w:tblBorders>
+        <w:tblCellMar>
+          <w:top w:w="15" w:type="dxa"/>
+          <w:left w:w="15" w:type="dxa"/>
+          <w:bottom w:w="15" w:type="dxa"/>
+          <w:right w:w="15" w:type="dxa"/>
+        </w:tblCellMar>
+        <w:tblLook w:val="04A0" w:firstRow="1" w:lastRow="0" w:firstColumn="1" w:lastColumn="0" w:noHBand="0" w:noVBand="1"/>
+      </w:tblPr>
+      <w:tblGrid>
+        <w:gridCol w:w="3219"/>
+        <w:gridCol w:w="4000"/>
+      </w:tblGrid>
+      <w:tr>
+        <w:trPr>
+          <w:tblHeader/>
+        </w:trPr>
+        <w:tc>
+          <w:tcPr>
+            <w:tcW w:w="0" w:type="auto"/>
+            <w:tcBorders>
+              <w:top w:val="single" w:sz="2" w:space="0" w:color="auto"/>
+              <w:left w:val="single" w:sz="2" w:space="0" w:color="auto"/>
+              <w:bottom w:val="single" w:sz="2" w:space="0" w:color="auto"/>
+              <w:right w:val="single" w:sz="2" w:space="0" w:color="auto"/>
+            </w:tcBorders>
+            <w:hideMark/>
+          </w:tcPr>
+          <w:p>
+            <w:pPr>
+              <w:rPr>
+                <w:b/>
+                <w:bCs/>
+              </w:rPr>
+            </w:pPr>
+            <w:r>
+              <w:rPr>
+                <w:b/>
+                <w:bCs/>
+              </w:rPr>
+              <w:t>Action</w:t>
+            </w:r>
+          </w:p>
+        </w:tc>
+        <w:tc>
+          <w:tcPr>
+            <w:tcW w:w="0" w:type="auto"/>
+            <w:tcBorders>
+              <w:top w:val="single" w:sz="2" w:space="0" w:color="auto"/>
+              <w:left w:val="single" w:sz="2" w:space="0" w:color="auto"/>
+              <w:bottom w:val="single" w:sz="2" w:space="0" w:color="auto"/>
+              <w:right w:val="single" w:sz="2" w:space="0" w:color="auto"/>
+            </w:tcBorders>
+            <w:hideMark/>
+          </w:tcPr>
+          <w:p>
+            <w:pPr>
+              <w:rPr>
+                <w:b/>
+                <w:bCs/>
+              </w:rPr>
+            </w:pPr>
+            <w:r>
+              <w:rPr>
+                <w:b/>
+                <w:bCs/>
+              </w:rPr>
+              <w:t>Cost</w:t>
+            </w:r>
+          </w:p>
+        </w:tc>
+      </w:tr>
+      <w:tr>
+        <w:tc>
+          <w:tcPr>
+            <w:tcW w:w="0" w:type="auto"/>
+            <w:tcBorders>
+              <w:top w:val="single" w:sz="2" w:space="0" w:color="auto"/>
+              <w:left w:val="single" w:sz="2" w:space="0" w:color="auto"/>
+              <w:bottom w:val="single" w:sz="2" w:space="0" w:color="auto"/>
+              <w:right w:val="single" w:sz="2" w:space="0" w:color="auto"/>
+            </w:tcBorders>
+            <w:hideMark/>
+          </w:tcPr>
+          <w:p>
+            <w:r>
+              <w:t>Inbound call</w:t>
+            </w:r>
+          </w:p>
+        </w:tc>
+        <w:tc>
+          <w:tcPr>
+            <w:tcW w:w="0" w:type="auto"/>
+            <w:tcBorders>
+              <w:top w:val="single" w:sz="2" w:space="0" w:color="auto"/>
+              <w:left w:val="single" w:sz="2" w:space="0" w:color="auto"/>
+              <w:bottom w:val="single" w:sz="2" w:space="0" w:color="auto"/>
+              <w:right w:val="single" w:sz="2" w:space="0" w:color="auto"/>
+            </w:tcBorders>
+            <w:hideMark/>
+          </w:tcPr>
+          <w:p>
+            <w:r>
+              <w:t>Free</w:t>
+            </w:r>
+          </w:p>
+        </w:tc>
+      </w:tr>
+      <w:tr>
+        <w:tc>
+          <w:tcPr>
+            <w:tcW w:w="0" w:type="auto"/>
+            <w:tcBorders>
+              <w:top w:val="single" w:sz="2" w:space="0" w:color="auto"/>
+              <w:left w:val="single" w:sz="2" w:space="0" w:color="auto"/>
+              <w:bottom w:val="single" w:sz="2" w:space="0" w:color="auto"/>
+              <w:right w:val="single" w:sz="2" w:space="0" w:color="auto"/>
+            </w:tcBorders>
+            <w:hideMark/>
+          </w:tcPr>
+          <w:p>
+            <w:r>
+              <w:t>Outbound call (unanswered)</w:t>
+            </w:r>
+          </w:p>
+        </w:tc>
+        <w:tc>
+          <w:tcPr>
+            <w:tcW w:w="0" w:type="auto"/>
+            <w:tcBorders>
+              <w:top w:val="single" w:sz="2" w:space="0" w:color="auto"/>
+              <w:left w:val="single" w:sz="2" w:space="0" w:color="auto"/>
+              <w:bottom w:val="single" w:sz="2" w:space="0" w:color="auto"/>
+              <w:right w:val="single" w:sz="2" w:space="0" w:color="auto"/>
+            </w:tcBorders>
+            <w:hideMark/>
+          </w:tcPr>
+          <w:p>
+            <w:r>
+              <w:t>Free</w:t>
+            </w:r>
+          </w:p>
+        </w:tc>
+      </w:tr>
+      <w:tr>
+        <w:tc>
+          <w:tcPr>
+            <w:tcW w:w="0" w:type="auto"/>
+            <w:tcBorders>
+              <w:top w:val="single" w:sz="2" w:space="0" w:color="auto"/>
+              <w:left w:val="single" w:sz="2" w:space="0" w:color="auto"/>
+              <w:bottom w:val="single" w:sz="2" w:space="0" w:color="auto"/>
+              <w:right w:val="single" w:sz="2" w:space="0" w:color="auto"/>
+            </w:tcBorders>
+            <w:hideMark/>
+          </w:tcPr>
+          <w:p>
+            <w:r>
+              <w:t>Outbound call (answered)</w:t>
+            </w:r>
+          </w:p>
+        </w:tc>
+        <w:tc>
+          <w:tcPr>
+            <w:tcW w:w="0" w:type="auto"/>
+            <w:tcBorders>
+              <w:top w:val="single" w:sz="2" w:space="0" w:color="auto"/>
+              <w:left w:val="single" w:sz="2" w:space="0" w:color="auto"/>
+              <w:bottom w:val="single" w:sz="2" w:space="0" w:color="auto"/>
+              <w:right w:val="single" w:sz="2" w:space="0" w:color="auto"/>
+            </w:tcBorders>
+            <w:hideMark/>
+          </w:tcPr>
+          <w:p>
+            <w:r>
+              <w:t>Per minute, by country</w:t>
+            </w:r>
+          </w:p>
+        </w:tc>
+      </w:tr>
+      <w:tr>
+        <w:tc>
+          <w:tcPr>
+            <w:tcW w:w="0" w:type="auto"/>
+            <w:tcBorders>
+              <w:top w:val="single" w:sz="2" w:space="0" w:color="auto"/>
+              <w:left w:val="single" w:sz="2" w:space="0" w:color="auto"/>
+              <w:bottom w:val="single" w:sz="2" w:space="0" w:color="auto"/>
+              <w:right w:val="single" w:sz="2" w:space="0" w:color="auto"/>
+            </w:tcBorders>
+            <w:hideMark/>
+          </w:tcPr>
+          <w:p>
+            <w:r>
+              <w:t>Permission request message</w:t>
+            </w:r>
+          </w:p>
+        </w:tc>
+        <w:tc>
+          <w:tcPr>
+            <w:tcW w:w="0" w:type="auto"/>
+            <w:tcBorders>
+              <w:top w:val="single" w:sz="2" w:space="0" w:color="auto"/>
+              <w:left w:val="single" w:sz="2" w:space="0" w:color="auto"/>
+              <w:bottom w:val="single" w:sz="2" w:space="0" w:color="auto"/>
+              <w:right w:val="single" w:sz="2" w:space="0" w:color="auto"/>
+            </w:tcBorders>
+            <w:hideMark/>
+          </w:tcPr>
+          <w:p>
+            <w:r>
+              <w:t>Per message, by country + template type</w:t>
+            </w:r>
+          </w:p>
+        </w:tc>
+      </w:tr>
+      <w:tr>
+        <w:tc>
+          <w:tcPr>
+            <w:tcW w:w="0" w:type="auto"/>
+            <w:tcBorders>
+              <w:top w:val="single" w:sz="2" w:space="0" w:color="auto"/>
+              <w:left w:val="single" w:sz="2" w:space="0" w:color="auto"/>
+              <w:bottom w:val="single" w:sz="2" w:space="0" w:color="auto"/>
+              <w:right w:val="single" w:sz="2" w:space="0" w:color="auto"/>
+            </w:tcBorders>
+            <w:hideMark/>
+          </w:tcPr>
+          <w:p>
+            <w:r>
+              <w:t>Inbound messages</w:t>
+            </w:r>
+          </w:p>
+        </w:tc>
+        <w:tc>
+          <w:tcPr>
+            <w:tcW w:w="0" w:type="auto"/>
+            <w:tcBorders>
+              <w:top w:val="single" w:sz="2" w:space="0" w:color="auto"/>
+              <w:left w:val="single" w:sz="2" w:space="0" w:color="auto"/>
+              <w:bottom w:val="single" w:sz="2" w:space="0" w:color="auto"/>
+              <w:right w:val="single" w:sz="2" w:space="0" w:color="auto"/>
+            </w:tcBorders>
+            <w:hideMark/>
+          </w:tcPr>
+          <w:p>
+            <w:r>
+              <w:t>Free</w:t>
+            </w:r>
+          </w:p>
+        </w:tc>
+      </w:tr>
+      <w:tr>
+        <w:tc>
+          <w:tcPr>
+            <w:tcW w:w="0" w:type="auto"/>
+            <w:tcBorders>
+              <w:top w:val="single" w:sz="2" w:space="0" w:color="auto"/>
+              <w:left w:val="single" w:sz="2" w:space="0" w:color="auto"/>
+              <w:bottom w:val="single" w:sz="2" w:space="0" w:color="auto"/>
+              <w:right w:val="single" w:sz="2" w:space="0" w:color="auto"/>
+            </w:tcBorders>
+            <w:hideMark/>
+          </w:tcPr>
+          <w:p>
+            <w:r>
+              <w:t>Utility templates in 24hr window</w:t>
+            </w:r>
+          </w:p>
+        </w:tc>
+        <w:tc>
+          <w:tcPr>
+            <w:tcW w:w="0" w:type="auto"/>
+            <w:tcBorders>
+              <w:top w:val="single" w:sz="2" w:space="0" w:color="auto"/>
+              <w:left w:val="single" w:sz="2" w:space="0" w:color="auto"/>
+              <w:bottom w:val="single" w:sz="2" w:space="0" w:color="auto"/>
+              <w:right w:val="single" w:sz="2" w:space="0" w:color="auto"/>
+            </w:tcBorders>
+            <w:hideMark/>
+          </w:tcPr>
+          <w:p>
+            <w:r>
+              <w:t>Free</w:t>
+            </w:r>
+          </w:p>
+        </w:tc>
+      </w:tr>
+      <w:tr>
+        <w:tc>
+          <w:tcPr>
+            <w:tcW w:w="0" w:type="auto"/>
+            <w:tcBorders>
+              <w:top w:val="single" w:sz="2" w:space="0" w:color="auto"/>
+              <w:left w:val="single" w:sz="2" w:space="0" w:color="auto"/>
+              <w:bottom w:val="single" w:sz="2" w:space="0" w:color="auto"/>
+              <w:right w:val="single" w:sz="2" w:space="0" w:color="auto"/>
+            </w:tcBorders>
+            <w:hideMark/>
+          </w:tcPr>
+          <w:p>
+            <w:r>
+              <w:t>Marketing templates</w:t>
+            </w:r>
+          </w:p>
+        </w:tc>
+        <w:tc>
+          <w:tcPr>
+            <w:tcW w:w="0" w:type="auto"/>
+            <w:tcBorders>
+              <w:top w:val="single" w:sz="2" w:space="0" w:color="auto"/>
+              <w:left w:val="single" w:sz="2" w:space="0" w:color="auto"/>
+              <w:bottom w:val="single" w:sz="2" w:space="0" w:color="auto"/>
+              <w:right w:val="single" w:sz="2" w:space="0" w:color="auto"/>
+            </w:tcBorders>
+            <w:hideMark/>
+          </w:tcPr>
+          <w:p>
+            <w:r>
+              <w:t>Per message, by country</w:t>
+            </w:r>
+          </w:p>
+        </w:tc>
+      </w:tr>
+    </w:tbl>
+    <w:p>
+      <w:r>
+        <w:t>For exact per-minute rates by country, check Meta's official rate card at business.whatsapp.com/products/platform-pricing.</w:t>
+      </w:r>
+    </w:p>
+    <w:p>
+      <w:pPr>
+        <w:rPr>
+          <w:rStyle w:val="f"/>
+        </w:rPr>
+      </w:pPr>
+    </w:p>
+    <w:p>
+      <w:pPr>
         <w:pStyle w:val="Heading1"/>
         <w:rPr>
           <w:rStyle w:val="f"/>
@@ -2812,7 +3398,6 @@
         <w:rPr>
           <w:rStyle w:val="f"/>
         </w:rPr>
-        <w:lastRenderedPageBreak/>
         <w:t>Postman</w:t>
       </w:r>
     </w:p>
@@ -2824,7 +3409,7 @@
           <w:numId w:val="27"/>
         </w:numPr>
       </w:pPr>
-      <w:hyperlink r:id="rId7" w:history="1">
+      <w:hyperlink r:id="rId8" w:history="1">
         <w:r>
           <w:rPr>
             <w:rStyle w:val="Hyperlink"/>
@@ -2841,7 +3426,7 @@
           <w:numId w:val="27"/>
         </w:numPr>
       </w:pPr>
-      <w:hyperlink r:id="rId8" w:history="1">
+      <w:hyperlink r:id="rId9" w:history="1">
         <w:r>
           <w:rPr>
             <w:rStyle w:val="Hyperlink"/>
@@ -2850,6 +3435,26 @@
         </w:r>
       </w:hyperlink>
     </w:p>
+    <w:p>
+      <w:pPr>
+        <w:pStyle w:val="ListParagraph"/>
+        <w:numPr>
+          <w:ilvl w:val="0"/>
+          <w:numId w:val="27"/>
+        </w:numPr>
+      </w:pPr>
+      <w:hyperlink r:id="rId10" w:history="1">
+        <w:r>
+          <w:rPr>
+            <w:rStyle w:val="Hyperlink"/>
+          </w:rPr>
+          <w:t>https://www.postman.com/meta/whatsapp-business-platform/collection/wlk6lh4/whatsapp-cloud-api</w:t>
+        </w:r>
+      </w:hyperlink>
+      <w:r>
+        <w:t xml:space="preserve"> </w:t>
+      </w:r>
+    </w:p>
     <w:p/>
     <w:p>
       <w:pPr>
@@ -3231,7 +3836,7 @@
           <w14:ligatures w14:val="none"/>
         </w:rPr>
         <w:pict w14:anchorId="679CB4EB">
-          <v:rect id="_x0000_i1025" style="width:0;height:1.5pt" o:hralign="center" o:hrstd="t" o:hr="t" fillcolor="#a0a0a0" stroked="f"/>
+          <v:rect id="_x0000_i1030" style="width:0;height:1.5pt" o:hralign="center" o:hrstd="t" o:hr="t" fillcolor="#a0a0a0" stroked="f"/>
         </w:pict>
       </w:r>
     </w:p>
@@ -3777,7 +4382,7 @@
           <w14:ligatures w14:val="none"/>
         </w:rPr>
         <w:pict w14:anchorId="01D58D0B">
-          <v:rect id="_x0000_i1026" style="width:0;height:1.5pt" o:hralign="center" o:hrstd="t" o:hr="t" fillcolor="#a0a0a0" stroked="f"/>
+          <v:rect id="_x0000_i1031" style="width:0;height:1.5pt" o:hralign="center" o:hrstd="t" o:hr="t" fillcolor="#a0a0a0" stroked="f"/>
         </w:pict>
       </w:r>
     </w:p>
@@ -4222,7 +4827,7 @@
         </w:rPr>
         <w:lastRenderedPageBreak/>
         <w:pict w14:anchorId="78908129">
-          <v:rect id="_x0000_i1027" style="width:0;height:1.5pt" o:hralign="center" o:hrstd="t" o:hr="t" fillcolor="#a0a0a0" stroked="f"/>
+          <v:rect id="_x0000_i1032" style="width:0;height:1.5pt" o:hralign="center" o:hrstd="t" o:hr="t" fillcolor="#a0a0a0" stroked="f"/>
         </w:pict>
       </w:r>
     </w:p>
@@ -4586,7 +5191,7 @@
           <w14:ligatures w14:val="none"/>
         </w:rPr>
         <w:pict w14:anchorId="5AB7FB81">
-          <v:rect id="_x0000_i1028" style="width:0;height:1.5pt" o:hralign="center" o:hrstd="t" o:hr="t" fillcolor="#a0a0a0" stroked="f"/>
+          <v:rect id="_x0000_i1033" style="width:0;height:1.5pt" o:hralign="center" o:hrstd="t" o:hr="t" fillcolor="#a0a0a0" stroked="f"/>
         </w:pict>
       </w:r>
     </w:p>
@@ -4933,7 +5538,7 @@
         </w:rPr>
         <w:lastRenderedPageBreak/>
         <w:pict w14:anchorId="5F386D23">
-          <v:rect id="_x0000_i1029" style="width:0;height:1.5pt" o:hralign="center" o:hrstd="t" o:hr="t" fillcolor="#a0a0a0" stroked="f"/>
+          <v:rect id="_x0000_i1034" style="width:0;height:1.5pt" o:hralign="center" o:hrstd="t" o:hr="t" fillcolor="#a0a0a0" stroked="f"/>
         </w:pict>
       </w:r>
     </w:p>
@@ -5326,7 +5931,7 @@
           <w14:ligatures w14:val="none"/>
         </w:rPr>
         <w:pict w14:anchorId="12BFB96D">
-          <v:rect id="_x0000_i1030" style="width:0;height:1.5pt" o:hralign="center" o:hrstd="t" o:hr="t" fillcolor="#a0a0a0" stroked="f"/>
+          <v:rect id="_x0000_i1035" style="width:0;height:1.5pt" o:hralign="center" o:hrstd="t" o:hr="t" fillcolor="#a0a0a0" stroked="f"/>
         </w:pict>
       </w:r>
     </w:p>
@@ -5639,7 +6244,7 @@
         </w:rPr>
         <w:lastRenderedPageBreak/>
         <w:pict w14:anchorId="603938AD">
-          <v:rect id="_x0000_i1031" style="width:0;height:1.5pt" o:hralign="center" o:hrstd="t" o:hr="t" fillcolor="#a0a0a0" stroked="f"/>
+          <v:rect id="_x0000_i1036" style="width:0;height:1.5pt" o:hralign="center" o:hrstd="t" o:hr="t" fillcolor="#a0a0a0" stroked="f"/>
         </w:pict>
       </w:r>
     </w:p>
@@ -6334,7 +6939,7 @@
           <w14:ligatures w14:val="none"/>
         </w:rPr>
         <w:pict w14:anchorId="0E4039E4">
-          <v:rect id="_x0000_i1032" style="width:0;height:1.5pt" o:hralign="center" o:hrstd="t" o:hr="t" fillcolor="#a0a0a0" stroked="f"/>
+          <v:rect id="_x0000_i1037" style="width:0;height:1.5pt" o:hralign="center" o:hrstd="t" o:hr="t" fillcolor="#a0a0a0" stroked="f"/>
         </w:pict>
       </w:r>
     </w:p>
@@ -7900,6 +8505,119 @@
     </w:lvl>
   </w:abstractNum>
   <w:abstractNum w:abstractNumId="10" w15:restartNumberingAfterBreak="0">
+    <w:nsid w:val="2A664221"/>
+    <w:multiLevelType w:val="hybridMultilevel"/>
+    <w:tmpl w:val="39A84F24"/>
+    <w:lvl w:ilvl="0" w:tplc="0409000B">
+      <w:start w:val="1"/>
+      <w:numFmt w:val="bullet"/>
+      <w:lvlText w:val=""/>
+      <w:lvlJc w:val="left"/>
+      <w:pPr>
+        <w:ind w:left="720" w:hanging="360"/>
+      </w:pPr>
+      <w:rPr>
+        <w:rFonts w:ascii="Wingdings" w:hAnsi="Wingdings" w:hint="default"/>
+      </w:rPr>
+    </w:lvl>
+    <w:lvl w:ilvl="1" w:tplc="04090003" w:tentative="1">
+      <w:start w:val="1"/>
+      <w:numFmt w:val="bullet"/>
+      <w:lvlText w:val="o"/>
+      <w:lvlJc w:val="left"/>
+      <w:pPr>
+        <w:ind w:left="1440" w:hanging="360"/>
+      </w:pPr>
+      <w:rPr>
+        <w:rFonts w:ascii="Courier New" w:hAnsi="Courier New" w:cs="Courier New" w:hint="default"/>
+      </w:rPr>
+    </w:lvl>
+    <w:lvl w:ilvl="2" w:tplc="04090005" w:tentative="1">
+      <w:start w:val="1"/>
+      <w:numFmt w:val="bullet"/>
+      <w:lvlText w:val=""/>
+      <w:lvlJc w:val="left"/>
+      <w:pPr>
+        <w:ind w:left="2160" w:hanging="360"/>
+      </w:pPr>
+      <w:rPr>
+        <w:rFonts w:ascii="Wingdings" w:hAnsi="Wingdings" w:hint="default"/>
+      </w:rPr>
+    </w:lvl>
+    <w:lvl w:ilvl="3" w:tplc="04090001" w:tentative="1">
+      <w:start w:val="1"/>
+      <w:numFmt w:val="bullet"/>
+      <w:lvlText w:val=""/>
+      <w:lvlJc w:val="left"/>
+      <w:pPr>
+        <w:ind w:left="2880" w:hanging="360"/>
+      </w:pPr>
+      <w:rPr>
+        <w:rFonts w:ascii="Symbol" w:hAnsi="Symbol" w:hint="default"/>
+      </w:rPr>
+    </w:lvl>
+    <w:lvl w:ilvl="4" w:tplc="04090003" w:tentative="1">
+      <w:start w:val="1"/>
+      <w:numFmt w:val="bullet"/>
+      <w:lvlText w:val="o"/>
+      <w:lvlJc w:val="left"/>
+      <w:pPr>
+        <w:ind w:left="3600" w:hanging="360"/>
+      </w:pPr>
+      <w:rPr>
+        <w:rFonts w:ascii="Courier New" w:hAnsi="Courier New" w:cs="Courier New" w:hint="default"/>
+      </w:rPr>
+    </w:lvl>
+    <w:lvl w:ilvl="5" w:tplc="04090005" w:tentative="1">
+      <w:start w:val="1"/>
+      <w:numFmt w:val="bullet"/>
+      <w:lvlText w:val=""/>
+      <w:lvlJc w:val="left"/>
+      <w:pPr>
+        <w:ind w:left="4320" w:hanging="360"/>
+      </w:pPr>
+      <w:rPr>
+        <w:rFonts w:ascii="Wingdings" w:hAnsi="Wingdings" w:hint="default"/>
+      </w:rPr>
+    </w:lvl>
+    <w:lvl w:ilvl="6" w:tplc="04090001" w:tentative="1">
+      <w:start w:val="1"/>
+      <w:numFmt w:val="bullet"/>
+      <w:lvlText w:val=""/>
+      <w:lvlJc w:val="left"/>
+      <w:pPr>
+        <w:ind w:left="5040" w:hanging="360"/>
+      </w:pPr>
+      <w:rPr>
+        <w:rFonts w:ascii="Symbol" w:hAnsi="Symbol" w:hint="default"/>
+      </w:rPr>
+    </w:lvl>
+    <w:lvl w:ilvl="7" w:tplc="04090003" w:tentative="1">
+      <w:start w:val="1"/>
+      <w:numFmt w:val="bullet"/>
+      <w:lvlText w:val="o"/>
+      <w:lvlJc w:val="left"/>
+      <w:pPr>
+        <w:ind w:left="5760" w:hanging="360"/>
+      </w:pPr>
+      <w:rPr>
+        <w:rFonts w:ascii="Courier New" w:hAnsi="Courier New" w:cs="Courier New" w:hint="default"/>
+      </w:rPr>
+    </w:lvl>
+    <w:lvl w:ilvl="8" w:tplc="04090005" w:tentative="1">
+      <w:start w:val="1"/>
+      <w:numFmt w:val="bullet"/>
+      <w:lvlText w:val=""/>
+      <w:lvlJc w:val="left"/>
+      <w:pPr>
+        <w:ind w:left="6480" w:hanging="360"/>
+      </w:pPr>
+      <w:rPr>
+        <w:rFonts w:ascii="Wingdings" w:hAnsi="Wingdings" w:hint="default"/>
+      </w:rPr>
+    </w:lvl>
+  </w:abstractNum>
+  <w:abstractNum w:abstractNumId="11" w15:restartNumberingAfterBreak="0">
     <w:nsid w:val="2D612676"/>
     <w:multiLevelType w:val="multilevel"/>
     <w:tmpl w:val="88A6AE4C"/>
@@ -8048,7 +8766,7 @@
       </w:rPr>
     </w:lvl>
   </w:abstractNum>
-  <w:abstractNum w:abstractNumId="11" w15:restartNumberingAfterBreak="0">
+  <w:abstractNum w:abstractNumId="12" w15:restartNumberingAfterBreak="0">
     <w:nsid w:val="35360B39"/>
     <w:multiLevelType w:val="multilevel"/>
     <w:tmpl w:val="60564D8E"/>
@@ -8197,7 +8915,7 @@
       </w:rPr>
     </w:lvl>
   </w:abstractNum>
-  <w:abstractNum w:abstractNumId="12" w15:restartNumberingAfterBreak="0">
+  <w:abstractNum w:abstractNumId="13" w15:restartNumberingAfterBreak="0">
     <w:nsid w:val="41ED5C36"/>
     <w:multiLevelType w:val="multilevel"/>
     <w:tmpl w:val="ABF8FE1E"/>
@@ -8346,7 +9064,7 @@
       </w:rPr>
     </w:lvl>
   </w:abstractNum>
-  <w:abstractNum w:abstractNumId="13" w15:restartNumberingAfterBreak="0">
+  <w:abstractNum w:abstractNumId="14" w15:restartNumberingAfterBreak="0">
     <w:nsid w:val="453B3B34"/>
     <w:multiLevelType w:val="multilevel"/>
     <w:tmpl w:val="090A0454"/>
@@ -8495,7 +9213,7 @@
       </w:rPr>
     </w:lvl>
   </w:abstractNum>
-  <w:abstractNum w:abstractNumId="14" w15:restartNumberingAfterBreak="0">
+  <w:abstractNum w:abstractNumId="15" w15:restartNumberingAfterBreak="0">
     <w:nsid w:val="461D7E0F"/>
     <w:multiLevelType w:val="multilevel"/>
     <w:tmpl w:val="AA4A45CA"/>
@@ -8644,7 +9362,7 @@
       </w:rPr>
     </w:lvl>
   </w:abstractNum>
-  <w:abstractNum w:abstractNumId="15" w15:restartNumberingAfterBreak="0">
+  <w:abstractNum w:abstractNumId="16" w15:restartNumberingAfterBreak="0">
     <w:nsid w:val="4A5C7E13"/>
     <w:multiLevelType w:val="multilevel"/>
     <w:tmpl w:val="C572396E"/>
@@ -8793,7 +9511,7 @@
       </w:rPr>
     </w:lvl>
   </w:abstractNum>
-  <w:abstractNum w:abstractNumId="16" w15:restartNumberingAfterBreak="0">
+  <w:abstractNum w:abstractNumId="17" w15:restartNumberingAfterBreak="0">
     <w:nsid w:val="539E2012"/>
     <w:multiLevelType w:val="multilevel"/>
     <w:tmpl w:val="F40E59F2"/>
@@ -8942,7 +9660,7 @@
       </w:rPr>
     </w:lvl>
   </w:abstractNum>
-  <w:abstractNum w:abstractNumId="17" w15:restartNumberingAfterBreak="0">
+  <w:abstractNum w:abstractNumId="18" w15:restartNumberingAfterBreak="0">
     <w:nsid w:val="54EB04B4"/>
     <w:multiLevelType w:val="multilevel"/>
     <w:tmpl w:val="5BECE2AE"/>
@@ -9091,7 +9809,7 @@
       </w:rPr>
     </w:lvl>
   </w:abstractNum>
-  <w:abstractNum w:abstractNumId="18" w15:restartNumberingAfterBreak="0">
+  <w:abstractNum w:abstractNumId="19" w15:restartNumberingAfterBreak="0">
     <w:nsid w:val="564B524B"/>
     <w:multiLevelType w:val="multilevel"/>
     <w:tmpl w:val="8286B73A"/>
@@ -9240,7 +9958,7 @@
       </w:rPr>
     </w:lvl>
   </w:abstractNum>
-  <w:abstractNum w:abstractNumId="19" w15:restartNumberingAfterBreak="0">
+  <w:abstractNum w:abstractNumId="20" w15:restartNumberingAfterBreak="0">
     <w:nsid w:val="599E5E28"/>
     <w:multiLevelType w:val="multilevel"/>
     <w:tmpl w:val="C7B04A0E"/>
@@ -9389,7 +10107,7 @@
       </w:rPr>
     </w:lvl>
   </w:abstractNum>
-  <w:abstractNum w:abstractNumId="20" w15:restartNumberingAfterBreak="0">
+  <w:abstractNum w:abstractNumId="21" w15:restartNumberingAfterBreak="0">
     <w:nsid w:val="5D7C22B3"/>
     <w:multiLevelType w:val="hybridMultilevel"/>
     <w:tmpl w:val="B3066E56"/>
@@ -9502,7 +10220,7 @@
       </w:rPr>
     </w:lvl>
   </w:abstractNum>
-  <w:abstractNum w:abstractNumId="21" w15:restartNumberingAfterBreak="0">
+  <w:abstractNum w:abstractNumId="22" w15:restartNumberingAfterBreak="0">
     <w:nsid w:val="5E913386"/>
     <w:multiLevelType w:val="multilevel"/>
     <w:tmpl w:val="BFDAAF1A"/>
@@ -9651,7 +10369,7 @@
       </w:rPr>
     </w:lvl>
   </w:abstractNum>
-  <w:abstractNum w:abstractNumId="22" w15:restartNumberingAfterBreak="0">
+  <w:abstractNum w:abstractNumId="23" w15:restartNumberingAfterBreak="0">
     <w:nsid w:val="60282E6A"/>
     <w:multiLevelType w:val="multilevel"/>
     <w:tmpl w:val="B5144E64"/>
@@ -9800,7 +10518,7 @@
       </w:rPr>
     </w:lvl>
   </w:abstractNum>
-  <w:abstractNum w:abstractNumId="23" w15:restartNumberingAfterBreak="0">
+  <w:abstractNum w:abstractNumId="24" w15:restartNumberingAfterBreak="0">
     <w:nsid w:val="64BA0C0E"/>
     <w:multiLevelType w:val="multilevel"/>
     <w:tmpl w:val="3B14FD14"/>
@@ -9949,7 +10667,7 @@
       </w:rPr>
     </w:lvl>
   </w:abstractNum>
-  <w:abstractNum w:abstractNumId="24" w15:restartNumberingAfterBreak="0">
+  <w:abstractNum w:abstractNumId="25" w15:restartNumberingAfterBreak="0">
     <w:nsid w:val="69150A32"/>
     <w:multiLevelType w:val="multilevel"/>
     <w:tmpl w:val="B64E437A"/>
@@ -10098,7 +10816,7 @@
       </w:rPr>
     </w:lvl>
   </w:abstractNum>
-  <w:abstractNum w:abstractNumId="25" w15:restartNumberingAfterBreak="0">
+  <w:abstractNum w:abstractNumId="26" w15:restartNumberingAfterBreak="0">
     <w:nsid w:val="6B282C34"/>
     <w:multiLevelType w:val="multilevel"/>
     <w:tmpl w:val="F3AA4DF6"/>
@@ -10247,7 +10965,7 @@
       </w:rPr>
     </w:lvl>
   </w:abstractNum>
-  <w:abstractNum w:abstractNumId="26" w15:restartNumberingAfterBreak="0">
+  <w:abstractNum w:abstractNumId="27" w15:restartNumberingAfterBreak="0">
     <w:nsid w:val="6D57797E"/>
     <w:multiLevelType w:val="multilevel"/>
     <w:tmpl w:val="428ED25A"/>
@@ -10396,7 +11114,7 @@
       </w:rPr>
     </w:lvl>
   </w:abstractNum>
-  <w:abstractNum w:abstractNumId="27" w15:restartNumberingAfterBreak="0">
+  <w:abstractNum w:abstractNumId="28" w15:restartNumberingAfterBreak="0">
     <w:nsid w:val="75576C39"/>
     <w:multiLevelType w:val="multilevel"/>
     <w:tmpl w:val="421C94E6"/>
@@ -10549,7 +11267,7 @@
     <w:abstractNumId w:val="3"/>
   </w:num>
   <w:num w:numId="2" w16cid:durableId="113796089">
-    <w:abstractNumId w:val="21"/>
+    <w:abstractNumId w:val="22"/>
   </w:num>
   <w:num w:numId="3" w16cid:durableId="1133136748">
     <w:abstractNumId w:val="5"/>
@@ -10558,13 +11276,13 @@
     <w:abstractNumId w:val="8"/>
   </w:num>
   <w:num w:numId="5" w16cid:durableId="1292396073">
-    <w:abstractNumId w:val="11"/>
+    <w:abstractNumId w:val="12"/>
   </w:num>
   <w:num w:numId="6" w16cid:durableId="1562254759">
-    <w:abstractNumId w:val="27"/>
+    <w:abstractNumId w:val="28"/>
   </w:num>
   <w:num w:numId="7" w16cid:durableId="1551648352">
-    <w:abstractNumId w:val="17"/>
+    <w:abstractNumId w:val="18"/>
   </w:num>
   <w:num w:numId="8" w16cid:durableId="559900619">
     <w:abstractNumId w:val="2"/>
@@ -10573,37 +11291,37 @@
     <w:abstractNumId w:val="9"/>
   </w:num>
   <w:num w:numId="10" w16cid:durableId="959725611">
-    <w:abstractNumId w:val="13"/>
+    <w:abstractNumId w:val="14"/>
   </w:num>
   <w:num w:numId="11" w16cid:durableId="726299994">
-    <w:abstractNumId w:val="25"/>
+    <w:abstractNumId w:val="26"/>
   </w:num>
   <w:num w:numId="12" w16cid:durableId="1832327290">
-    <w:abstractNumId w:val="14"/>
+    <w:abstractNumId w:val="15"/>
   </w:num>
   <w:num w:numId="13" w16cid:durableId="1504199889">
     <w:abstractNumId w:val="7"/>
   </w:num>
   <w:num w:numId="14" w16cid:durableId="267927571">
-    <w:abstractNumId w:val="10"/>
+    <w:abstractNumId w:val="11"/>
   </w:num>
   <w:num w:numId="15" w16cid:durableId="2003964210">
+    <w:abstractNumId w:val="25"/>
+  </w:num>
+  <w:num w:numId="16" w16cid:durableId="1366255357">
     <w:abstractNumId w:val="24"/>
   </w:num>
-  <w:num w:numId="16" w16cid:durableId="1366255357">
-    <w:abstractNumId w:val="23"/>
-  </w:num>
   <w:num w:numId="17" w16cid:durableId="1555896547">
-    <w:abstractNumId w:val="18"/>
+    <w:abstractNumId w:val="19"/>
   </w:num>
   <w:num w:numId="18" w16cid:durableId="1345942106">
     <w:abstractNumId w:val="1"/>
   </w:num>
   <w:num w:numId="19" w16cid:durableId="642152955">
-    <w:abstractNumId w:val="12"/>
+    <w:abstractNumId w:val="13"/>
   </w:num>
   <w:num w:numId="20" w16cid:durableId="734087310">
-    <w:abstractNumId w:val="26"/>
+    <w:abstractNumId w:val="27"/>
   </w:num>
   <w:num w:numId="21" w16cid:durableId="1289511154">
     <w:abstractNumId w:val="6"/>
@@ -10612,22 +11330,25 @@
     <w:abstractNumId w:val="0"/>
   </w:num>
   <w:num w:numId="23" w16cid:durableId="1626812644">
-    <w:abstractNumId w:val="15"/>
+    <w:abstractNumId w:val="16"/>
   </w:num>
   <w:num w:numId="24" w16cid:durableId="1030960279">
-    <w:abstractNumId w:val="19"/>
+    <w:abstractNumId w:val="20"/>
   </w:num>
   <w:num w:numId="25" w16cid:durableId="301614593">
-    <w:abstractNumId w:val="16"/>
+    <w:abstractNumId w:val="17"/>
   </w:num>
   <w:num w:numId="26" w16cid:durableId="1418211082">
-    <w:abstractNumId w:val="22"/>
+    <w:abstractNumId w:val="23"/>
   </w:num>
   <w:num w:numId="27" w16cid:durableId="560140090">
-    <w:abstractNumId w:val="20"/>
+    <w:abstractNumId w:val="21"/>
   </w:num>
   <w:num w:numId="28" w16cid:durableId="2079785430">
     <w:abstractNumId w:val="4"/>
+  </w:num>
+  <w:num w:numId="29" w16cid:durableId="405415645">
+    <w:abstractNumId w:val="10"/>
   </w:num>
 </w:numbering>
 </file>
@@ -11236,6 +11957,7 @@
   <w:style w:type="character" w:default="1" w:styleId="DefaultParagraphFont">
     <w:name w:val="Default Paragraph Font"/>
     <w:uiPriority w:val="1"/>
+    <w:semiHidden/>
     <w:unhideWhenUsed/>
   </w:style>
   <w:style w:type="table" w:default="1" w:styleId="TableNormal">

--- a/README.docx
+++ b/README.docx
@@ -2883,11 +2883,6065 @@
     </w:p>
     <w:p>
       <w:pPr>
-        <w:pStyle w:val="ListParagraph"/>
+        <w:pStyle w:val="Heading2"/>
+        <w:rPr>
+          <w:rStyle w:val="f"/>
+        </w:rPr>
+      </w:pPr>
+      <w:proofErr w:type="spellStart"/>
+      <w:r>
+        <w:rPr>
+          <w:rStyle w:val="f"/>
+        </w:rPr>
+        <w:t>Whats</w:t>
+      </w:r>
+      <w:proofErr w:type="spellEnd"/>
+      <w:r>
+        <w:rPr>
+          <w:rStyle w:val="f"/>
+        </w:rPr>
+        <w:t xml:space="preserve"> App Call</w:t>
+      </w:r>
+    </w:p>
+    <w:p>
+      <w:pPr>
+        <w:spacing w:before="100" w:beforeAutospacing="1" w:after="100" w:afterAutospacing="1" w:line="240" w:lineRule="auto"/>
+        <w:rPr>
+          <w:rFonts w:ascii="Times New Roman" w:eastAsia="Times New Roman" w:hAnsi="Times New Roman" w:cs="Times New Roman"/>
+          <w:kern w:val="0"/>
+          <w14:ligatures w14:val="none"/>
+        </w:rPr>
+      </w:pPr>
+      <w:r>
+        <w:rPr>
+          <w:rFonts w:ascii="Times New Roman" w:eastAsia="Times New Roman" w:hAnsi="Times New Roman" w:cs="Times New Roman"/>
+          <w:b/>
+          <w:bCs/>
+          <w:kern w:val="0"/>
+          <w14:ligatures w14:val="none"/>
+        </w:rPr>
+        <w:t>Architecture Overview:</w:t>
+      </w:r>
+    </w:p>
+    <w:p>
+      <w:pPr>
+        <w:tabs>
+          <w:tab w:val="left" w:pos="916"/>
+          <w:tab w:val="left" w:pos="1832"/>
+          <w:tab w:val="left" w:pos="2748"/>
+          <w:tab w:val="left" w:pos="3664"/>
+          <w:tab w:val="left" w:pos="4580"/>
+          <w:tab w:val="left" w:pos="5496"/>
+          <w:tab w:val="left" w:pos="6412"/>
+          <w:tab w:val="left" w:pos="7328"/>
+          <w:tab w:val="left" w:pos="8244"/>
+          <w:tab w:val="left" w:pos="9160"/>
+          <w:tab w:val="left" w:pos="10076"/>
+          <w:tab w:val="left" w:pos="10992"/>
+          <w:tab w:val="left" w:pos="11908"/>
+          <w:tab w:val="left" w:pos="12824"/>
+          <w:tab w:val="left" w:pos="13740"/>
+          <w:tab w:val="left" w:pos="14656"/>
+        </w:tabs>
+        <w:spacing w:after="0" w:line="240" w:lineRule="auto"/>
+        <w:rPr>
+          <w:rFonts w:ascii="var(--font-mono)" w:eastAsia="Times New Roman" w:hAnsi="var(--font-mono)" w:cs="Courier New"/>
+          <w:color w:val="14181F"/>
+          <w:kern w:val="0"/>
+          <w:sz w:val="20"/>
+          <w:szCs w:val="20"/>
+          <w14:ligatures w14:val="none"/>
+        </w:rPr>
+      </w:pPr>
+      <w:r>
+        <w:rPr>
+          <w:rFonts w:ascii="var(--font-mono)" w:eastAsia="Times New Roman" w:hAnsi="var(--font-mono)" w:cs="Courier New"/>
+          <w:color w:val="14181F"/>
+          <w:kern w:val="0"/>
+          <w:sz w:val="20"/>
+          <w:szCs w:val="20"/>
+          <w14:ligatures w14:val="none"/>
+        </w:rPr>
+        <w:t>Browser (Agent Dashboard)</w:t>
+      </w:r>
+    </w:p>
+    <w:p>
+      <w:pPr>
+        <w:tabs>
+          <w:tab w:val="left" w:pos="916"/>
+          <w:tab w:val="left" w:pos="1832"/>
+          <w:tab w:val="left" w:pos="2748"/>
+          <w:tab w:val="left" w:pos="3664"/>
+          <w:tab w:val="left" w:pos="4580"/>
+          <w:tab w:val="left" w:pos="5496"/>
+          <w:tab w:val="left" w:pos="6412"/>
+          <w:tab w:val="left" w:pos="7328"/>
+          <w:tab w:val="left" w:pos="8244"/>
+          <w:tab w:val="left" w:pos="9160"/>
+          <w:tab w:val="left" w:pos="10076"/>
+          <w:tab w:val="left" w:pos="10992"/>
+          <w:tab w:val="left" w:pos="11908"/>
+          <w:tab w:val="left" w:pos="12824"/>
+          <w:tab w:val="left" w:pos="13740"/>
+          <w:tab w:val="left" w:pos="14656"/>
+        </w:tabs>
+        <w:spacing w:after="0" w:line="360" w:lineRule="auto"/>
+        <w:rPr>
+          <w:rFonts w:ascii="var(--font-mono)" w:eastAsia="Times New Roman" w:hAnsi="var(--font-mono)" w:cs="Courier New"/>
+          <w:color w:val="14181F"/>
+          <w:kern w:val="0"/>
+          <w:sz w:val="20"/>
+          <w:szCs w:val="20"/>
+          <w14:ligatures w14:val="none"/>
+        </w:rPr>
+      </w:pPr>
+      <w:r>
+        <w:rPr>
+          <w:rFonts w:ascii="var(--font-mono)" w:eastAsia="Times New Roman" w:hAnsi="var(--font-mono)" w:cs="Courier New"/>
+          <w:color w:val="14181F"/>
+          <w:kern w:val="0"/>
+          <w:sz w:val="20"/>
+          <w:szCs w:val="20"/>
+          <w14:ligatures w14:val="none"/>
+        </w:rPr>
+        <w:t xml:space="preserve">    ↕ WebRTC (audio stream)</w:t>
+      </w:r>
+    </w:p>
+    <w:p>
+      <w:pPr>
+        <w:tabs>
+          <w:tab w:val="left" w:pos="916"/>
+          <w:tab w:val="left" w:pos="1832"/>
+          <w:tab w:val="left" w:pos="2748"/>
+          <w:tab w:val="left" w:pos="3664"/>
+          <w:tab w:val="left" w:pos="4580"/>
+          <w:tab w:val="left" w:pos="5496"/>
+          <w:tab w:val="left" w:pos="6412"/>
+          <w:tab w:val="left" w:pos="7328"/>
+          <w:tab w:val="left" w:pos="8244"/>
+          <w:tab w:val="left" w:pos="9160"/>
+          <w:tab w:val="left" w:pos="10076"/>
+          <w:tab w:val="left" w:pos="10992"/>
+          <w:tab w:val="left" w:pos="11908"/>
+          <w:tab w:val="left" w:pos="12824"/>
+          <w:tab w:val="left" w:pos="13740"/>
+          <w:tab w:val="left" w:pos="14656"/>
+        </w:tabs>
+        <w:spacing w:after="0" w:line="360" w:lineRule="auto"/>
+        <w:rPr>
+          <w:rFonts w:ascii="var(--font-mono)" w:eastAsia="Times New Roman" w:hAnsi="var(--font-mono)" w:cs="Courier New"/>
+          <w:color w:val="14181F"/>
+          <w:kern w:val="0"/>
+          <w:sz w:val="20"/>
+          <w:szCs w:val="20"/>
+          <w14:ligatures w14:val="none"/>
+        </w:rPr>
+      </w:pPr>
+      <w:r>
+        <w:rPr>
+          <w:rFonts w:ascii="var(--font-mono)" w:eastAsia="Times New Roman" w:hAnsi="var(--font-mono)" w:cs="Courier New"/>
+          <w:color w:val="14181F"/>
+          <w:kern w:val="0"/>
+          <w:sz w:val="20"/>
+          <w:szCs w:val="20"/>
+          <w14:ligatures w14:val="none"/>
+        </w:rPr>
+        <w:t>ASP.NET Backend</w:t>
+      </w:r>
+    </w:p>
+    <w:p>
+      <w:pPr>
+        <w:tabs>
+          <w:tab w:val="left" w:pos="916"/>
+          <w:tab w:val="left" w:pos="1832"/>
+          <w:tab w:val="left" w:pos="2748"/>
+          <w:tab w:val="left" w:pos="3664"/>
+          <w:tab w:val="left" w:pos="4580"/>
+          <w:tab w:val="left" w:pos="5496"/>
+          <w:tab w:val="left" w:pos="6412"/>
+          <w:tab w:val="left" w:pos="7328"/>
+          <w:tab w:val="left" w:pos="8244"/>
+          <w:tab w:val="left" w:pos="9160"/>
+          <w:tab w:val="left" w:pos="10076"/>
+          <w:tab w:val="left" w:pos="10992"/>
+          <w:tab w:val="left" w:pos="11908"/>
+          <w:tab w:val="left" w:pos="12824"/>
+          <w:tab w:val="left" w:pos="13740"/>
+          <w:tab w:val="left" w:pos="14656"/>
+        </w:tabs>
+        <w:spacing w:after="0" w:line="360" w:lineRule="auto"/>
+        <w:rPr>
+          <w:rFonts w:ascii="var(--font-mono)" w:eastAsia="Times New Roman" w:hAnsi="var(--font-mono)" w:cs="Courier New"/>
+          <w:color w:val="14181F"/>
+          <w:kern w:val="0"/>
+          <w:sz w:val="20"/>
+          <w:szCs w:val="20"/>
+          <w14:ligatures w14:val="none"/>
+        </w:rPr>
+      </w:pPr>
+      <w:r>
+        <w:rPr>
+          <w:rFonts w:ascii="var(--font-mono)" w:eastAsia="Times New Roman" w:hAnsi="var(--font-mono)" w:cs="Courier New"/>
+          <w:color w:val="14181F"/>
+          <w:kern w:val="0"/>
+          <w:sz w:val="20"/>
+          <w:szCs w:val="20"/>
+          <w14:ligatures w14:val="none"/>
+        </w:rPr>
+        <w:t xml:space="preserve">    ↕ Graph API (call control)</w:t>
+      </w:r>
+    </w:p>
+    <w:p>
+      <w:pPr>
+        <w:tabs>
+          <w:tab w:val="left" w:pos="916"/>
+          <w:tab w:val="left" w:pos="1832"/>
+          <w:tab w:val="left" w:pos="2748"/>
+          <w:tab w:val="left" w:pos="3664"/>
+          <w:tab w:val="left" w:pos="4580"/>
+          <w:tab w:val="left" w:pos="5496"/>
+          <w:tab w:val="left" w:pos="6412"/>
+          <w:tab w:val="left" w:pos="7328"/>
+          <w:tab w:val="left" w:pos="8244"/>
+          <w:tab w:val="left" w:pos="9160"/>
+          <w:tab w:val="left" w:pos="10076"/>
+          <w:tab w:val="left" w:pos="10992"/>
+          <w:tab w:val="left" w:pos="11908"/>
+          <w:tab w:val="left" w:pos="12824"/>
+          <w:tab w:val="left" w:pos="13740"/>
+          <w:tab w:val="left" w:pos="14656"/>
+        </w:tabs>
+        <w:spacing w:after="0" w:line="360" w:lineRule="auto"/>
+        <w:rPr>
+          <w:rFonts w:ascii="var(--font-mono)" w:eastAsia="Times New Roman" w:hAnsi="var(--font-mono)" w:cs="Courier New"/>
+          <w:color w:val="14181F"/>
+          <w:kern w:val="0"/>
+          <w:sz w:val="20"/>
+          <w:szCs w:val="20"/>
+          <w14:ligatures w14:val="none"/>
+        </w:rPr>
+      </w:pPr>
+      <w:r>
+        <w:rPr>
+          <w:rFonts w:ascii="var(--font-mono)" w:eastAsia="Times New Roman" w:hAnsi="var(--font-mono)" w:cs="Courier New"/>
+          <w:color w:val="14181F"/>
+          <w:kern w:val="0"/>
+          <w:sz w:val="20"/>
+          <w:szCs w:val="20"/>
+          <w14:ligatures w14:val="none"/>
+        </w:rPr>
+        <w:t>Meta WhatsApp Cloud API</w:t>
+      </w:r>
+    </w:p>
+    <w:p>
+      <w:pPr>
+        <w:tabs>
+          <w:tab w:val="left" w:pos="916"/>
+          <w:tab w:val="left" w:pos="1832"/>
+          <w:tab w:val="left" w:pos="2748"/>
+          <w:tab w:val="left" w:pos="3664"/>
+          <w:tab w:val="left" w:pos="4580"/>
+          <w:tab w:val="left" w:pos="5496"/>
+          <w:tab w:val="left" w:pos="6412"/>
+          <w:tab w:val="left" w:pos="7328"/>
+          <w:tab w:val="left" w:pos="8244"/>
+          <w:tab w:val="left" w:pos="9160"/>
+          <w:tab w:val="left" w:pos="10076"/>
+          <w:tab w:val="left" w:pos="10992"/>
+          <w:tab w:val="left" w:pos="11908"/>
+          <w:tab w:val="left" w:pos="12824"/>
+          <w:tab w:val="left" w:pos="13740"/>
+          <w:tab w:val="left" w:pos="14656"/>
+        </w:tabs>
+        <w:spacing w:after="0" w:line="360" w:lineRule="auto"/>
+        <w:rPr>
+          <w:rFonts w:ascii="var(--font-mono)" w:eastAsia="Times New Roman" w:hAnsi="var(--font-mono)" w:cs="Courier New"/>
+          <w:color w:val="14181F"/>
+          <w:kern w:val="0"/>
+          <w:sz w:val="20"/>
+          <w:szCs w:val="20"/>
+          <w14:ligatures w14:val="none"/>
+        </w:rPr>
+      </w:pPr>
+      <w:r>
+        <w:rPr>
+          <w:rFonts w:ascii="var(--font-mono)" w:eastAsia="Times New Roman" w:hAnsi="var(--font-mono)" w:cs="Courier New"/>
+          <w:color w:val="14181F"/>
+          <w:kern w:val="0"/>
+          <w:sz w:val="20"/>
+          <w:szCs w:val="20"/>
+          <w14:ligatures w14:val="none"/>
+        </w:rPr>
+        <w:t xml:space="preserve">    ↕ VoIP</w:t>
+      </w:r>
+    </w:p>
+    <w:p>
+      <w:pPr>
+        <w:tabs>
+          <w:tab w:val="left" w:pos="916"/>
+          <w:tab w:val="left" w:pos="1832"/>
+          <w:tab w:val="left" w:pos="2748"/>
+          <w:tab w:val="left" w:pos="3664"/>
+          <w:tab w:val="left" w:pos="4580"/>
+          <w:tab w:val="left" w:pos="5496"/>
+          <w:tab w:val="left" w:pos="6412"/>
+          <w:tab w:val="left" w:pos="7328"/>
+          <w:tab w:val="left" w:pos="8244"/>
+          <w:tab w:val="left" w:pos="9160"/>
+          <w:tab w:val="left" w:pos="10076"/>
+          <w:tab w:val="left" w:pos="10992"/>
+          <w:tab w:val="left" w:pos="11908"/>
+          <w:tab w:val="left" w:pos="12824"/>
+          <w:tab w:val="left" w:pos="13740"/>
+          <w:tab w:val="left" w:pos="14656"/>
+        </w:tabs>
+        <w:spacing w:after="0" w:line="360" w:lineRule="auto"/>
+        <w:rPr>
+          <w:rFonts w:ascii="var(--font-mono)" w:eastAsia="Times New Roman" w:hAnsi="var(--font-mono)" w:cs="Courier New"/>
+          <w:color w:val="14181F"/>
+          <w:kern w:val="0"/>
+          <w:sz w:val="20"/>
+          <w:szCs w:val="20"/>
+          <w14:ligatures w14:val="none"/>
+        </w:rPr>
+      </w:pPr>
+      <w:r>
+        <w:rPr>
+          <w:rFonts w:ascii="var(--font-mono)" w:eastAsia="Times New Roman" w:hAnsi="var(--font-mono)" w:cs="Courier New"/>
+          <w:color w:val="14181F"/>
+          <w:kern w:val="0"/>
+          <w:sz w:val="20"/>
+          <w:szCs w:val="20"/>
+          <w14:ligatures w14:val="none"/>
+        </w:rPr>
+        <w:t>Customer's WhatsApp</w:t>
+      </w:r>
+    </w:p>
+    <w:p>
+      <w:pPr>
+        <w:spacing w:after="0" w:line="240" w:lineRule="auto"/>
+        <w:rPr>
+          <w:rFonts w:ascii="Times New Roman" w:eastAsia="Times New Roman" w:hAnsi="Times New Roman" w:cs="Times New Roman"/>
+          <w:kern w:val="0"/>
+          <w14:ligatures w14:val="none"/>
+        </w:rPr>
+      </w:pPr>
+      <w:r>
+        <w:rPr>
+          <w:rFonts w:ascii="Times New Roman" w:eastAsia="Times New Roman" w:hAnsi="Times New Roman" w:cs="Times New Roman"/>
+          <w:kern w:val="0"/>
+          <w14:ligatures w14:val="none"/>
+        </w:rPr>
+        <w:pict w14:anchorId="696E1ABE">
+          <v:rect id="_x0000_i1158" style="width:0;height:1.5pt" o:hralign="center" o:hrstd="t" o:hr="t" fillcolor="#a0a0a0" stroked="f"/>
+        </w:pict>
+      </w:r>
+    </w:p>
+    <w:p>
+      <w:pPr>
+        <w:spacing w:before="100" w:beforeAutospacing="1" w:after="100" w:afterAutospacing="1" w:line="240" w:lineRule="auto"/>
+        <w:rPr>
+          <w:rFonts w:ascii="Times New Roman" w:eastAsia="Times New Roman" w:hAnsi="Times New Roman" w:cs="Times New Roman"/>
+          <w:kern w:val="0"/>
+          <w14:ligatures w14:val="none"/>
+        </w:rPr>
+      </w:pPr>
+      <w:r>
+        <w:rPr>
+          <w:rFonts w:ascii="Times New Roman" w:eastAsia="Times New Roman" w:hAnsi="Times New Roman" w:cs="Times New Roman"/>
+          <w:b/>
+          <w:bCs/>
+          <w:kern w:val="0"/>
+          <w14:ligatures w14:val="none"/>
+        </w:rPr>
+        <w:t xml:space="preserve">How it </w:t>
+      </w:r>
+      <w:proofErr w:type="gramStart"/>
+      <w:r>
+        <w:rPr>
+          <w:rFonts w:ascii="Times New Roman" w:eastAsia="Times New Roman" w:hAnsi="Times New Roman" w:cs="Times New Roman"/>
+          <w:b/>
+          <w:bCs/>
+          <w:kern w:val="0"/>
+          <w14:ligatures w14:val="none"/>
+        </w:rPr>
+        <w:t>actually works</w:t>
+      </w:r>
+      <w:proofErr w:type="gramEnd"/>
+      <w:r>
+        <w:rPr>
+          <w:rFonts w:ascii="Times New Roman" w:eastAsia="Times New Roman" w:hAnsi="Times New Roman" w:cs="Times New Roman"/>
+          <w:b/>
+          <w:bCs/>
+          <w:kern w:val="0"/>
+          <w14:ligatures w14:val="none"/>
+        </w:rPr>
+        <w:t xml:space="preserve"> technically:</w:t>
+      </w:r>
+    </w:p>
+    <w:p>
+      <w:pPr>
+        <w:spacing w:before="100" w:beforeAutospacing="1" w:after="100" w:afterAutospacing="1" w:line="240" w:lineRule="auto"/>
+        <w:rPr>
+          <w:rFonts w:ascii="Times New Roman" w:eastAsia="Times New Roman" w:hAnsi="Times New Roman" w:cs="Times New Roman"/>
+          <w:kern w:val="0"/>
+          <w14:ligatures w14:val="none"/>
+        </w:rPr>
+      </w:pPr>
+      <w:r>
+        <w:rPr>
+          <w:rFonts w:ascii="Times New Roman" w:eastAsia="Times New Roman" w:hAnsi="Times New Roman" w:cs="Times New Roman"/>
+          <w:kern w:val="0"/>
+          <w14:ligatures w14:val="none"/>
+        </w:rPr>
+        <w:t xml:space="preserve">Meta's Calling API uses </w:t>
+      </w:r>
+      <w:r>
+        <w:rPr>
+          <w:rFonts w:ascii="Times New Roman" w:eastAsia="Times New Roman" w:hAnsi="Times New Roman" w:cs="Times New Roman"/>
+          <w:b/>
+          <w:bCs/>
+          <w:kern w:val="0"/>
+          <w14:ligatures w14:val="none"/>
+        </w:rPr>
+        <w:t>SIP over WebRTC</w:t>
+      </w:r>
+      <w:r>
+        <w:rPr>
+          <w:rFonts w:ascii="Times New Roman" w:eastAsia="Times New Roman" w:hAnsi="Times New Roman" w:cs="Times New Roman"/>
+          <w:kern w:val="0"/>
+          <w14:ligatures w14:val="none"/>
+        </w:rPr>
+        <w:t>. Your backend signals the call via Graph API, but the actual audio stream goes through Meta's VoIP infrastructure via WebRTC in the browser. You need:</w:t>
+      </w:r>
+    </w:p>
+    <w:p>
+      <w:pPr>
         <w:numPr>
           <w:ilvl w:val="0"/>
-          <w:numId w:val="29"/>
+          <w:numId w:val="30"/>
         </w:numPr>
+        <w:spacing w:before="100" w:beforeAutospacing="1" w:after="100" w:afterAutospacing="1" w:line="240" w:lineRule="auto"/>
+        <w:rPr>
+          <w:rFonts w:ascii="Times New Roman" w:eastAsia="Times New Roman" w:hAnsi="Times New Roman" w:cs="Times New Roman"/>
+          <w:kern w:val="0"/>
+          <w14:ligatures w14:val="none"/>
+        </w:rPr>
+      </w:pPr>
+      <w:r>
+        <w:rPr>
+          <w:rFonts w:ascii="Times New Roman" w:eastAsia="Times New Roman" w:hAnsi="Times New Roman" w:cs="Times New Roman"/>
+          <w:b/>
+          <w:bCs/>
+          <w:kern w:val="0"/>
+          <w14:ligatures w14:val="none"/>
+        </w:rPr>
+        <w:t>Graph API</w:t>
+      </w:r>
+      <w:r>
+        <w:rPr>
+          <w:rFonts w:ascii="Times New Roman" w:eastAsia="Times New Roman" w:hAnsi="Times New Roman" w:cs="Times New Roman"/>
+          <w:kern w:val="0"/>
+          <w14:ligatures w14:val="none"/>
+        </w:rPr>
+        <w:t xml:space="preserve"> — initiate call, end call, handle webhooks</w:t>
+      </w:r>
+    </w:p>
+    <w:p>
+      <w:pPr>
+        <w:numPr>
+          <w:ilvl w:val="0"/>
+          <w:numId w:val="30"/>
+        </w:numPr>
+        <w:spacing w:before="100" w:beforeAutospacing="1" w:after="100" w:afterAutospacing="1" w:line="240" w:lineRule="auto"/>
+        <w:rPr>
+          <w:rFonts w:ascii="Times New Roman" w:eastAsia="Times New Roman" w:hAnsi="Times New Roman" w:cs="Times New Roman"/>
+          <w:kern w:val="0"/>
+          <w14:ligatures w14:val="none"/>
+        </w:rPr>
+      </w:pPr>
+      <w:r>
+        <w:rPr>
+          <w:rFonts w:ascii="Times New Roman" w:eastAsia="Times New Roman" w:hAnsi="Times New Roman" w:cs="Times New Roman"/>
+          <w:b/>
+          <w:bCs/>
+          <w:kern w:val="0"/>
+          <w14:ligatures w14:val="none"/>
+        </w:rPr>
+        <w:t>WebRTC in browser</w:t>
+      </w:r>
+      <w:r>
+        <w:rPr>
+          <w:rFonts w:ascii="Times New Roman" w:eastAsia="Times New Roman" w:hAnsi="Times New Roman" w:cs="Times New Roman"/>
+          <w:kern w:val="0"/>
+          <w14:ligatures w14:val="none"/>
+        </w:rPr>
+        <w:t xml:space="preserve"> — handle the actual audio (microphone → Meta's SIP gateway)</w:t>
+      </w:r>
+    </w:p>
+    <w:p>
+      <w:pPr>
+        <w:numPr>
+          <w:ilvl w:val="0"/>
+          <w:numId w:val="30"/>
+        </w:numPr>
+        <w:spacing w:before="100" w:beforeAutospacing="1" w:after="100" w:afterAutospacing="1" w:line="240" w:lineRule="auto"/>
+        <w:rPr>
+          <w:rFonts w:ascii="Times New Roman" w:eastAsia="Times New Roman" w:hAnsi="Times New Roman" w:cs="Times New Roman"/>
+          <w:kern w:val="0"/>
+          <w14:ligatures w14:val="none"/>
+        </w:rPr>
+      </w:pPr>
+      <w:r>
+        <w:rPr>
+          <w:rFonts w:ascii="Times New Roman" w:eastAsia="Times New Roman" w:hAnsi="Times New Roman" w:cs="Times New Roman"/>
+          <w:b/>
+          <w:bCs/>
+          <w:kern w:val="0"/>
+          <w14:ligatures w14:val="none"/>
+        </w:rPr>
+        <w:t>Signaling</w:t>
+      </w:r>
+      <w:r>
+        <w:rPr>
+          <w:rFonts w:ascii="Times New Roman" w:eastAsia="Times New Roman" w:hAnsi="Times New Roman" w:cs="Times New Roman"/>
+          <w:kern w:val="0"/>
+          <w14:ligatures w14:val="none"/>
+        </w:rPr>
+        <w:t xml:space="preserve"> — your backend passes SDP (Session Description Protocol) offer/answer between browser and Meta</w:t>
+      </w:r>
+    </w:p>
+    <w:p>
+      <w:pPr>
+        <w:numPr>
+          <w:ilvl w:val="0"/>
+          <w:numId w:val="30"/>
+        </w:numPr>
+        <w:spacing w:before="100" w:beforeAutospacing="1" w:after="100" w:afterAutospacing="1" w:line="240" w:lineRule="auto"/>
+        <w:rPr>
+          <w:rFonts w:ascii="Times New Roman" w:eastAsia="Times New Roman" w:hAnsi="Times New Roman" w:cs="Times New Roman"/>
+          <w:kern w:val="0"/>
+          <w14:ligatures w14:val="none"/>
+        </w:rPr>
+      </w:pPr>
+      <w:r>
+        <w:rPr>
+          <w:rFonts w:ascii="Times New Roman" w:eastAsia="Times New Roman" w:hAnsi="Times New Roman" w:cs="Times New Roman"/>
+          <w:b/>
+          <w:bCs/>
+          <w:kern w:val="0"/>
+          <w14:ligatures w14:val="none"/>
+        </w:rPr>
+        <w:t>STUN/TURN server</w:t>
+      </w:r>
+      <w:r>
+        <w:rPr>
+          <w:rFonts w:ascii="Times New Roman" w:eastAsia="Times New Roman" w:hAnsi="Times New Roman" w:cs="Times New Roman"/>
+          <w:kern w:val="0"/>
+          <w14:ligatures w14:val="none"/>
+        </w:rPr>
+        <w:t xml:space="preserve"> — for WebRTC NAT traversal</w:t>
+      </w:r>
+    </w:p>
+    <w:p>
+      <w:pPr>
+        <w:spacing w:after="0" w:line="240" w:lineRule="auto"/>
+        <w:rPr>
+          <w:rFonts w:ascii="Times New Roman" w:eastAsia="Times New Roman" w:hAnsi="Times New Roman" w:cs="Times New Roman"/>
+          <w:kern w:val="0"/>
+          <w14:ligatures w14:val="none"/>
+        </w:rPr>
+      </w:pPr>
+      <w:r>
+        <w:rPr>
+          <w:rFonts w:ascii="Times New Roman" w:eastAsia="Times New Roman" w:hAnsi="Times New Roman" w:cs="Times New Roman"/>
+          <w:kern w:val="0"/>
+          <w14:ligatures w14:val="none"/>
+        </w:rPr>
+        <w:pict w14:anchorId="4004D652">
+          <v:rect id="_x0000_i1159" style="width:0;height:1.5pt" o:hralign="center" o:hrstd="t" o:hr="t" fillcolor="#a0a0a0" stroked="f"/>
+        </w:pict>
+      </w:r>
+    </w:p>
+    <w:p>
+      <w:pPr>
+        <w:spacing w:after="0" w:line="240" w:lineRule="auto"/>
+        <w:rPr>
+          <w:rFonts w:ascii="Times New Roman" w:eastAsia="Times New Roman" w:hAnsi="Times New Roman" w:cs="Times New Roman"/>
+          <w:kern w:val="0"/>
+          <w14:ligatures w14:val="none"/>
+        </w:rPr>
+      </w:pPr>
+      <w:r>
+        <w:rPr>
+          <w:rFonts w:ascii="Times New Roman" w:eastAsia="Times New Roman" w:hAnsi="Times New Roman" w:cs="Times New Roman"/>
+          <w:kern w:val="0"/>
+          <w14:ligatures w14:val="none"/>
+        </w:rPr>
+        <w:t>Searched the web</w:t>
+      </w:r>
+    </w:p>
+    <w:p>
+      <w:pPr>
+        <w:spacing w:after="0" w:line="240" w:lineRule="auto"/>
+        <w:rPr>
+          <w:rFonts w:ascii="Times New Roman" w:eastAsia="Times New Roman" w:hAnsi="Times New Roman" w:cs="Times New Roman"/>
+          <w:kern w:val="0"/>
+          <w14:ligatures w14:val="none"/>
+        </w:rPr>
+      </w:pPr>
+      <w:r>
+        <w:rPr>
+          <w:rFonts w:ascii="Times New Roman" w:eastAsia="Times New Roman" w:hAnsi="Times New Roman" w:cs="Times New Roman"/>
+          <w:kern w:val="0"/>
+          <w14:ligatures w14:val="none"/>
+        </w:rPr>
+        <w:t>Searched the web</w:t>
+      </w:r>
+    </w:p>
+    <w:p>
+      <w:pPr>
+        <w:spacing w:before="100" w:beforeAutospacing="1" w:after="100" w:afterAutospacing="1" w:line="240" w:lineRule="auto"/>
+        <w:rPr>
+          <w:rFonts w:ascii="Times New Roman" w:eastAsia="Times New Roman" w:hAnsi="Times New Roman" w:cs="Times New Roman"/>
+          <w:kern w:val="0"/>
+          <w14:ligatures w14:val="none"/>
+        </w:rPr>
+      </w:pPr>
+      <w:r>
+        <w:rPr>
+          <w:rFonts w:ascii="Times New Roman" w:eastAsia="Times New Roman" w:hAnsi="Times New Roman" w:cs="Times New Roman"/>
+          <w:kern w:val="0"/>
+          <w14:ligatures w14:val="none"/>
+        </w:rPr>
+        <w:t>Now I have a clear picture. Here's the complete technical plan:</w:t>
+      </w:r>
+    </w:p>
+    <w:p>
+      <w:pPr>
+        <w:spacing w:after="0" w:line="240" w:lineRule="auto"/>
+        <w:rPr>
+          <w:rFonts w:ascii="Times New Roman" w:eastAsia="Times New Roman" w:hAnsi="Times New Roman" w:cs="Times New Roman"/>
+          <w:kern w:val="0"/>
+          <w14:ligatures w14:val="none"/>
+        </w:rPr>
+      </w:pPr>
+      <w:r>
+        <w:rPr>
+          <w:rFonts w:ascii="Times New Roman" w:eastAsia="Times New Roman" w:hAnsi="Times New Roman" w:cs="Times New Roman"/>
+          <w:kern w:val="0"/>
+          <w14:ligatures w14:val="none"/>
+        </w:rPr>
+        <w:pict w14:anchorId="149EE5D4">
+          <v:rect id="_x0000_i1160" style="width:0;height:1.5pt" o:hralign="center" o:hrstd="t" o:hr="t" fillcolor="#a0a0a0" stroked="f"/>
+        </w:pict>
+      </w:r>
+    </w:p>
+    <w:p>
+      <w:pPr>
+        <w:spacing w:before="100" w:beforeAutospacing="1" w:after="100" w:afterAutospacing="1" w:line="240" w:lineRule="auto"/>
+        <w:rPr>
+          <w:rFonts w:ascii="Times New Roman" w:eastAsia="Times New Roman" w:hAnsi="Times New Roman" w:cs="Times New Roman"/>
+          <w:kern w:val="0"/>
+          <w14:ligatures w14:val="none"/>
+        </w:rPr>
+      </w:pPr>
+      <w:r>
+        <w:rPr>
+          <w:rFonts w:ascii="Times New Roman" w:eastAsia="Times New Roman" w:hAnsi="Times New Roman" w:cs="Times New Roman"/>
+          <w:b/>
+          <w:bCs/>
+          <w:kern w:val="0"/>
+          <w14:ligatures w14:val="none"/>
+        </w:rPr>
+        <w:t xml:space="preserve">How it </w:t>
+      </w:r>
+      <w:proofErr w:type="gramStart"/>
+      <w:r>
+        <w:rPr>
+          <w:rFonts w:ascii="Times New Roman" w:eastAsia="Times New Roman" w:hAnsi="Times New Roman" w:cs="Times New Roman"/>
+          <w:b/>
+          <w:bCs/>
+          <w:kern w:val="0"/>
+          <w14:ligatures w14:val="none"/>
+        </w:rPr>
+        <w:t>actually works</w:t>
+      </w:r>
+      <w:proofErr w:type="gramEnd"/>
+      <w:r>
+        <w:rPr>
+          <w:rFonts w:ascii="Times New Roman" w:eastAsia="Times New Roman" w:hAnsi="Times New Roman" w:cs="Times New Roman"/>
+          <w:b/>
+          <w:bCs/>
+          <w:kern w:val="0"/>
+          <w14:ligatures w14:val="none"/>
+        </w:rPr>
+        <w:t xml:space="preserve"> — the full flow:</w:t>
+      </w:r>
+    </w:p>
+    <w:p>
+      <w:pPr>
+        <w:spacing w:before="100" w:beforeAutospacing="1" w:after="100" w:afterAutospacing="1" w:line="240" w:lineRule="auto"/>
+        <w:rPr>
+          <w:rFonts w:ascii="Times New Roman" w:eastAsia="Times New Roman" w:hAnsi="Times New Roman" w:cs="Times New Roman"/>
+          <w:kern w:val="0"/>
+          <w14:ligatures w14:val="none"/>
+        </w:rPr>
+      </w:pPr>
+      <w:r>
+        <w:rPr>
+          <w:rFonts w:ascii="Times New Roman" w:eastAsia="Times New Roman" w:hAnsi="Times New Roman" w:cs="Times New Roman"/>
+          <w:kern w:val="0"/>
+          <w14:ligatures w14:val="none"/>
+        </w:rPr>
+        <w:lastRenderedPageBreak/>
+        <w:t xml:space="preserve">Meta's API doesn't give you a direct voice stream. </w:t>
+      </w:r>
+      <w:proofErr w:type="gramStart"/>
+      <w:r>
+        <w:rPr>
+          <w:rFonts w:ascii="Times New Roman" w:eastAsia="Times New Roman" w:hAnsi="Times New Roman" w:cs="Times New Roman"/>
+          <w:kern w:val="0"/>
+          <w14:ligatures w14:val="none"/>
+        </w:rPr>
+        <w:t>Instead</w:t>
+      </w:r>
+      <w:proofErr w:type="gramEnd"/>
+      <w:r>
+        <w:rPr>
+          <w:rFonts w:ascii="Times New Roman" w:eastAsia="Times New Roman" w:hAnsi="Times New Roman" w:cs="Times New Roman"/>
+          <w:kern w:val="0"/>
+          <w14:ligatures w14:val="none"/>
+        </w:rPr>
+        <w:t xml:space="preserve"> it follows a </w:t>
+      </w:r>
+      <w:proofErr w:type="spellStart"/>
+      <w:r>
+        <w:rPr>
+          <w:rFonts w:ascii="Times New Roman" w:eastAsia="Times New Roman" w:hAnsi="Times New Roman" w:cs="Times New Roman"/>
+          <w:kern w:val="0"/>
+          <w14:ligatures w14:val="none"/>
+        </w:rPr>
+        <w:t>signalling</w:t>
+      </w:r>
+      <w:proofErr w:type="spellEnd"/>
+      <w:r>
+        <w:rPr>
+          <w:rFonts w:ascii="Times New Roman" w:eastAsia="Times New Roman" w:hAnsi="Times New Roman" w:cs="Times New Roman"/>
+          <w:kern w:val="0"/>
+          <w14:ligatures w14:val="none"/>
+        </w:rPr>
+        <w:t xml:space="preserve">-based approach. You receive events like </w:t>
+      </w:r>
+      <w:r>
+        <w:rPr>
+          <w:rFonts w:ascii="Courier New" w:eastAsia="Times New Roman" w:hAnsi="Courier New" w:cs="Courier New"/>
+          <w:kern w:val="0"/>
+          <w:sz w:val="20"/>
+          <w:szCs w:val="20"/>
+          <w14:ligatures w14:val="none"/>
+        </w:rPr>
+        <w:t>connect</w:t>
+      </w:r>
+      <w:r>
+        <w:rPr>
+          <w:rFonts w:ascii="Times New Roman" w:eastAsia="Times New Roman" w:hAnsi="Times New Roman" w:cs="Times New Roman"/>
+          <w:kern w:val="0"/>
+          <w14:ligatures w14:val="none"/>
+        </w:rPr>
+        <w:t xml:space="preserve"> or </w:t>
+      </w:r>
+      <w:r>
+        <w:rPr>
+          <w:rFonts w:ascii="Courier New" w:eastAsia="Times New Roman" w:hAnsi="Courier New" w:cs="Courier New"/>
+          <w:kern w:val="0"/>
+          <w:sz w:val="20"/>
+          <w:szCs w:val="20"/>
+          <w14:ligatures w14:val="none"/>
+        </w:rPr>
+        <w:t>terminate</w:t>
+      </w:r>
+      <w:r>
+        <w:rPr>
+          <w:rFonts w:ascii="Times New Roman" w:eastAsia="Times New Roman" w:hAnsi="Times New Roman" w:cs="Times New Roman"/>
+          <w:kern w:val="0"/>
+          <w14:ligatures w14:val="none"/>
+        </w:rPr>
+        <w:t xml:space="preserve"> from WhatsApp via webhook. These events contain the </w:t>
+      </w:r>
+      <w:proofErr w:type="spellStart"/>
+      <w:r>
+        <w:rPr>
+          <w:rFonts w:ascii="Courier New" w:eastAsia="Times New Roman" w:hAnsi="Courier New" w:cs="Courier New"/>
+          <w:kern w:val="0"/>
+          <w:sz w:val="20"/>
+          <w:szCs w:val="20"/>
+          <w14:ligatures w14:val="none"/>
+        </w:rPr>
+        <w:t>call_id</w:t>
+      </w:r>
+      <w:proofErr w:type="spellEnd"/>
+      <w:r>
+        <w:rPr>
+          <w:rFonts w:ascii="Times New Roman" w:eastAsia="Times New Roman" w:hAnsi="Times New Roman" w:cs="Times New Roman"/>
+          <w:kern w:val="0"/>
+          <w14:ligatures w14:val="none"/>
+        </w:rPr>
+        <w:t xml:space="preserve"> and </w:t>
+      </w:r>
+      <w:proofErr w:type="spellStart"/>
+      <w:r>
+        <w:rPr>
+          <w:rFonts w:ascii="Courier New" w:eastAsia="Times New Roman" w:hAnsi="Courier New" w:cs="Courier New"/>
+          <w:kern w:val="0"/>
+          <w:sz w:val="20"/>
+          <w:szCs w:val="20"/>
+          <w14:ligatures w14:val="none"/>
+        </w:rPr>
+        <w:t>session.sdp</w:t>
+      </w:r>
+      <w:proofErr w:type="spellEnd"/>
+      <w:r>
+        <w:rPr>
+          <w:rFonts w:ascii="Times New Roman" w:eastAsia="Times New Roman" w:hAnsi="Times New Roman" w:cs="Times New Roman"/>
+          <w:kern w:val="0"/>
+          <w14:ligatures w14:val="none"/>
+        </w:rPr>
+        <w:t xml:space="preserve">. To continue the </w:t>
+      </w:r>
+      <w:proofErr w:type="gramStart"/>
+      <w:r>
+        <w:rPr>
+          <w:rFonts w:ascii="Times New Roman" w:eastAsia="Times New Roman" w:hAnsi="Times New Roman" w:cs="Times New Roman"/>
+          <w:kern w:val="0"/>
+          <w14:ligatures w14:val="none"/>
+        </w:rPr>
+        <w:t>call</w:t>
+      </w:r>
+      <w:proofErr w:type="gramEnd"/>
+      <w:r>
+        <w:rPr>
+          <w:rFonts w:ascii="Times New Roman" w:eastAsia="Times New Roman" w:hAnsi="Times New Roman" w:cs="Times New Roman"/>
+          <w:kern w:val="0"/>
+          <w14:ligatures w14:val="none"/>
+        </w:rPr>
+        <w:t xml:space="preserve"> you must respond using WhatsApp's </w:t>
+      </w:r>
+      <w:r>
+        <w:rPr>
+          <w:rFonts w:ascii="Courier New" w:eastAsia="Times New Roman" w:hAnsi="Courier New" w:cs="Courier New"/>
+          <w:kern w:val="0"/>
+          <w:sz w:val="20"/>
+          <w:szCs w:val="20"/>
+          <w14:ligatures w14:val="none"/>
+        </w:rPr>
+        <w:t>/calls</w:t>
+      </w:r>
+      <w:r>
+        <w:rPr>
+          <w:rFonts w:ascii="Times New Roman" w:eastAsia="Times New Roman" w:hAnsi="Times New Roman" w:cs="Times New Roman"/>
+          <w:kern w:val="0"/>
+          <w14:ligatures w14:val="none"/>
+        </w:rPr>
+        <w:t xml:space="preserve"> endpoint with </w:t>
+      </w:r>
+      <w:proofErr w:type="spellStart"/>
+      <w:r>
+        <w:rPr>
+          <w:rFonts w:ascii="Courier New" w:eastAsia="Times New Roman" w:hAnsi="Courier New" w:cs="Courier New"/>
+          <w:kern w:val="0"/>
+          <w:sz w:val="20"/>
+          <w:szCs w:val="20"/>
+          <w14:ligatures w14:val="none"/>
+        </w:rPr>
+        <w:t>pre_accept</w:t>
+      </w:r>
+      <w:proofErr w:type="spellEnd"/>
+      <w:r>
+        <w:rPr>
+          <w:rFonts w:ascii="Times New Roman" w:eastAsia="Times New Roman" w:hAnsi="Times New Roman" w:cs="Times New Roman"/>
+          <w:kern w:val="0"/>
+          <w14:ligatures w14:val="none"/>
+        </w:rPr>
+        <w:t xml:space="preserve"> then </w:t>
+      </w:r>
+      <w:r>
+        <w:rPr>
+          <w:rFonts w:ascii="Courier New" w:eastAsia="Times New Roman" w:hAnsi="Courier New" w:cs="Courier New"/>
+          <w:kern w:val="0"/>
+          <w:sz w:val="20"/>
+          <w:szCs w:val="20"/>
+          <w14:ligatures w14:val="none"/>
+        </w:rPr>
+        <w:t>accept</w:t>
+      </w:r>
+      <w:r>
+        <w:rPr>
+          <w:rFonts w:ascii="Times New Roman" w:eastAsia="Times New Roman" w:hAnsi="Times New Roman" w:cs="Times New Roman"/>
+          <w:kern w:val="0"/>
+          <w14:ligatures w14:val="none"/>
+        </w:rPr>
+        <w:t xml:space="preserve">. </w:t>
+      </w:r>
+      <w:hyperlink r:id="rId7" w:tgtFrame="_blank" w:history="1">
+        <w:r>
+          <w:rPr>
+            <w:rFonts w:ascii="Times New Roman" w:eastAsia="Times New Roman" w:hAnsi="Times New Roman" w:cs="Times New Roman"/>
+            <w:color w:val="0000FF"/>
+            <w:kern w:val="0"/>
+            <w:u w:val="single"/>
+            <w14:ligatures w14:val="none"/>
+          </w:rPr>
+          <w:t>GitHub</w:t>
+        </w:r>
+      </w:hyperlink>
+    </w:p>
+    <w:p>
+      <w:pPr>
+        <w:spacing w:after="0" w:line="240" w:lineRule="auto"/>
+        <w:rPr>
+          <w:rFonts w:ascii="Times New Roman" w:eastAsia="Times New Roman" w:hAnsi="Times New Roman" w:cs="Times New Roman"/>
+          <w:kern w:val="0"/>
+          <w14:ligatures w14:val="none"/>
+        </w:rPr>
+      </w:pPr>
+      <w:r>
+        <w:rPr>
+          <w:rFonts w:ascii="Times New Roman" w:eastAsia="Times New Roman" w:hAnsi="Times New Roman" w:cs="Times New Roman"/>
+          <w:kern w:val="0"/>
+          <w14:ligatures w14:val="none"/>
+        </w:rPr>
+        <w:pict w14:anchorId="2EE3A7EB">
+          <v:rect id="_x0000_i1161" style="width:0;height:1.5pt" o:hralign="center" o:hrstd="t" o:hr="t" fillcolor="#a0a0a0" stroked="f"/>
+        </w:pict>
+      </w:r>
+    </w:p>
+    <w:p>
+      <w:pPr>
+        <w:spacing w:before="100" w:beforeAutospacing="1" w:after="100" w:afterAutospacing="1" w:line="240" w:lineRule="auto"/>
+        <w:rPr>
+          <w:rFonts w:ascii="Times New Roman" w:eastAsia="Times New Roman" w:hAnsi="Times New Roman" w:cs="Times New Roman"/>
+          <w:kern w:val="0"/>
+          <w14:ligatures w14:val="none"/>
+        </w:rPr>
+      </w:pPr>
+      <w:r>
+        <w:rPr>
+          <w:rFonts w:ascii="Times New Roman" w:eastAsia="Times New Roman" w:hAnsi="Times New Roman" w:cs="Times New Roman"/>
+          <w:b/>
+          <w:bCs/>
+          <w:kern w:val="0"/>
+          <w14:ligatures w14:val="none"/>
+        </w:rPr>
+        <w:t>Tech stack needed:</w:t>
+      </w:r>
+    </w:p>
+    <w:p>
+      <w:pPr>
+        <w:spacing w:before="100" w:beforeAutospacing="1" w:after="100" w:afterAutospacing="1" w:line="240" w:lineRule="auto"/>
+        <w:rPr>
+          <w:rFonts w:ascii="Times New Roman" w:eastAsia="Times New Roman" w:hAnsi="Times New Roman" w:cs="Times New Roman"/>
+          <w:kern w:val="0"/>
+          <w14:ligatures w14:val="none"/>
+        </w:rPr>
+      </w:pPr>
+      <w:r>
+        <w:rPr>
+          <w:rFonts w:ascii="Times New Roman" w:eastAsia="Times New Roman" w:hAnsi="Times New Roman" w:cs="Times New Roman"/>
+          <w:kern w:val="0"/>
+          <w14:ligatures w14:val="none"/>
+        </w:rPr>
+        <w:t xml:space="preserve">By default, Cloud API uses Graph APIs and Webhooks for signaling and WebRTC for media transmission. </w:t>
+      </w:r>
+      <w:hyperlink r:id="rId8" w:tgtFrame="_blank" w:history="1">
+        <w:r>
+          <w:rPr>
+            <w:rFonts w:ascii="Times New Roman" w:eastAsia="Times New Roman" w:hAnsi="Times New Roman" w:cs="Times New Roman"/>
+            <w:color w:val="0000FF"/>
+            <w:kern w:val="0"/>
+            <w:u w:val="single"/>
+            <w14:ligatures w14:val="none"/>
+          </w:rPr>
+          <w:t>Facebook Developers</w:t>
+        </w:r>
+      </w:hyperlink>
+      <w:r>
+        <w:rPr>
+          <w:rFonts w:ascii="Times New Roman" w:eastAsia="Times New Roman" w:hAnsi="Times New Roman" w:cs="Times New Roman"/>
+          <w:kern w:val="0"/>
+          <w14:ligatures w14:val="none"/>
+        </w:rPr>
+        <w:t xml:space="preserve"> You </w:t>
+      </w:r>
+      <w:proofErr w:type="gramStart"/>
+      <w:r>
+        <w:rPr>
+          <w:rFonts w:ascii="Times New Roman" w:eastAsia="Times New Roman" w:hAnsi="Times New Roman" w:cs="Times New Roman"/>
+          <w:kern w:val="0"/>
+          <w14:ligatures w14:val="none"/>
+        </w:rPr>
+        <w:t>need</w:t>
+      </w:r>
+      <w:proofErr w:type="gramEnd"/>
+      <w:r>
+        <w:rPr>
+          <w:rFonts w:ascii="Times New Roman" w:eastAsia="Times New Roman" w:hAnsi="Times New Roman" w:cs="Times New Roman"/>
+          <w:kern w:val="0"/>
+          <w14:ligatures w14:val="none"/>
+        </w:rPr>
+        <w:t>:</w:t>
+      </w:r>
+    </w:p>
+    <w:p>
+      <w:pPr>
+        <w:numPr>
+          <w:ilvl w:val="0"/>
+          <w:numId w:val="31"/>
+        </w:numPr>
+        <w:spacing w:before="100" w:beforeAutospacing="1" w:after="100" w:afterAutospacing="1" w:line="240" w:lineRule="auto"/>
+        <w:rPr>
+          <w:rFonts w:ascii="Times New Roman" w:eastAsia="Times New Roman" w:hAnsi="Times New Roman" w:cs="Times New Roman"/>
+          <w:kern w:val="0"/>
+          <w14:ligatures w14:val="none"/>
+        </w:rPr>
+      </w:pPr>
+      <w:r>
+        <w:rPr>
+          <w:rFonts w:ascii="Times New Roman" w:eastAsia="Times New Roman" w:hAnsi="Times New Roman" w:cs="Times New Roman"/>
+          <w:b/>
+          <w:bCs/>
+          <w:kern w:val="0"/>
+          <w14:ligatures w14:val="none"/>
+        </w:rPr>
+        <w:t>ASP.NET backend</w:t>
+      </w:r>
+      <w:r>
+        <w:rPr>
+          <w:rFonts w:ascii="Times New Roman" w:eastAsia="Times New Roman" w:hAnsi="Times New Roman" w:cs="Times New Roman"/>
+          <w:kern w:val="0"/>
+          <w14:ligatures w14:val="none"/>
+        </w:rPr>
+        <w:t xml:space="preserve"> — call control, webhook handling, Graph API calls</w:t>
+      </w:r>
+    </w:p>
+    <w:p>
+      <w:pPr>
+        <w:numPr>
+          <w:ilvl w:val="0"/>
+          <w:numId w:val="31"/>
+        </w:numPr>
+        <w:spacing w:before="100" w:beforeAutospacing="1" w:after="100" w:afterAutospacing="1" w:line="240" w:lineRule="auto"/>
+        <w:rPr>
+          <w:rFonts w:ascii="Times New Roman" w:eastAsia="Times New Roman" w:hAnsi="Times New Roman" w:cs="Times New Roman"/>
+          <w:kern w:val="0"/>
+          <w14:ligatures w14:val="none"/>
+        </w:rPr>
+      </w:pPr>
+      <w:proofErr w:type="spellStart"/>
+      <w:r>
+        <w:rPr>
+          <w:rFonts w:ascii="Times New Roman" w:eastAsia="Times New Roman" w:hAnsi="Times New Roman" w:cs="Times New Roman"/>
+          <w:b/>
+          <w:bCs/>
+          <w:kern w:val="0"/>
+          <w14:ligatures w14:val="none"/>
+        </w:rPr>
+        <w:t>SignalR</w:t>
+      </w:r>
+      <w:proofErr w:type="spellEnd"/>
+      <w:r>
+        <w:rPr>
+          <w:rFonts w:ascii="Times New Roman" w:eastAsia="Times New Roman" w:hAnsi="Times New Roman" w:cs="Times New Roman"/>
+          <w:kern w:val="0"/>
+          <w14:ligatures w14:val="none"/>
+        </w:rPr>
+        <w:t xml:space="preserve"> — real-time push from backend to browser (replaces Socket.IO)</w:t>
+      </w:r>
+    </w:p>
+    <w:p>
+      <w:pPr>
+        <w:numPr>
+          <w:ilvl w:val="0"/>
+          <w:numId w:val="31"/>
+        </w:numPr>
+        <w:spacing w:before="100" w:beforeAutospacing="1" w:after="100" w:afterAutospacing="1" w:line="240" w:lineRule="auto"/>
+        <w:rPr>
+          <w:rFonts w:ascii="Times New Roman" w:eastAsia="Times New Roman" w:hAnsi="Times New Roman" w:cs="Times New Roman"/>
+          <w:kern w:val="0"/>
+          <w14:ligatures w14:val="none"/>
+        </w:rPr>
+      </w:pPr>
+      <w:r>
+        <w:rPr>
+          <w:rFonts w:ascii="Times New Roman" w:eastAsia="Times New Roman" w:hAnsi="Times New Roman" w:cs="Times New Roman"/>
+          <w:b/>
+          <w:bCs/>
+          <w:kern w:val="0"/>
+          <w14:ligatures w14:val="none"/>
+        </w:rPr>
+        <w:t>Browser WebRTC</w:t>
+      </w:r>
+      <w:r>
+        <w:rPr>
+          <w:rFonts w:ascii="Times New Roman" w:eastAsia="Times New Roman" w:hAnsi="Times New Roman" w:cs="Times New Roman"/>
+          <w:kern w:val="0"/>
+          <w14:ligatures w14:val="none"/>
+        </w:rPr>
+        <w:t xml:space="preserve"> — audio capture, SDP negotiation, media streaming</w:t>
+      </w:r>
+    </w:p>
+    <w:p>
+      <w:pPr>
+        <w:numPr>
+          <w:ilvl w:val="0"/>
+          <w:numId w:val="31"/>
+        </w:numPr>
+        <w:spacing w:before="100" w:beforeAutospacing="1" w:after="100" w:afterAutospacing="1" w:line="240" w:lineRule="auto"/>
+        <w:rPr>
+          <w:rFonts w:ascii="Times New Roman" w:eastAsia="Times New Roman" w:hAnsi="Times New Roman" w:cs="Times New Roman"/>
+          <w:kern w:val="0"/>
+          <w14:ligatures w14:val="none"/>
+        </w:rPr>
+      </w:pPr>
+      <w:r>
+        <w:rPr>
+          <w:rFonts w:ascii="Times New Roman" w:eastAsia="Times New Roman" w:hAnsi="Times New Roman" w:cs="Times New Roman"/>
+          <w:b/>
+          <w:bCs/>
+          <w:kern w:val="0"/>
+          <w14:ligatures w14:val="none"/>
+        </w:rPr>
+        <w:t>STUN server</w:t>
+      </w:r>
+      <w:r>
+        <w:rPr>
+          <w:rFonts w:ascii="Times New Roman" w:eastAsia="Times New Roman" w:hAnsi="Times New Roman" w:cs="Times New Roman"/>
+          <w:kern w:val="0"/>
+          <w14:ligatures w14:val="none"/>
+        </w:rPr>
+        <w:t xml:space="preserve"> — Google's public </w:t>
+      </w:r>
+      <w:r>
+        <w:rPr>
+          <w:rFonts w:ascii="Courier New" w:eastAsia="Times New Roman" w:hAnsi="Courier New" w:cs="Courier New"/>
+          <w:kern w:val="0"/>
+          <w:sz w:val="20"/>
+          <w:szCs w:val="20"/>
+          <w14:ligatures w14:val="none"/>
+        </w:rPr>
+        <w:t>stun.l.google.com:19302</w:t>
+      </w:r>
+      <w:r>
+        <w:rPr>
+          <w:rFonts w:ascii="Times New Roman" w:eastAsia="Times New Roman" w:hAnsi="Times New Roman" w:cs="Times New Roman"/>
+          <w:kern w:val="0"/>
+          <w14:ligatures w14:val="none"/>
+        </w:rPr>
+        <w:t xml:space="preserve"> is fine for start</w:t>
+      </w:r>
+    </w:p>
+    <w:p>
+      <w:pPr>
+        <w:spacing w:after="0" w:line="240" w:lineRule="auto"/>
+        <w:rPr>
+          <w:rFonts w:ascii="Times New Roman" w:eastAsia="Times New Roman" w:hAnsi="Times New Roman" w:cs="Times New Roman"/>
+          <w:kern w:val="0"/>
+          <w14:ligatures w14:val="none"/>
+        </w:rPr>
+      </w:pPr>
+      <w:r>
+        <w:rPr>
+          <w:rFonts w:ascii="Times New Roman" w:eastAsia="Times New Roman" w:hAnsi="Times New Roman" w:cs="Times New Roman"/>
+          <w:kern w:val="0"/>
+          <w14:ligatures w14:val="none"/>
+        </w:rPr>
+        <w:pict w14:anchorId="6EADBB29">
+          <v:rect id="_x0000_i1162" style="width:0;height:1.5pt" o:hralign="center" o:hrstd="t" o:hr="t" fillcolor="#a0a0a0" stroked="f"/>
+        </w:pict>
+      </w:r>
+    </w:p>
+    <w:p>
+      <w:pPr>
+        <w:spacing w:before="100" w:beforeAutospacing="1" w:after="100" w:afterAutospacing="1" w:line="240" w:lineRule="auto"/>
+        <w:rPr>
+          <w:rFonts w:ascii="Times New Roman" w:eastAsia="Times New Roman" w:hAnsi="Times New Roman" w:cs="Times New Roman"/>
+          <w:kern w:val="0"/>
+          <w14:ligatures w14:val="none"/>
+        </w:rPr>
+      </w:pPr>
+      <w:r>
+        <w:rPr>
+          <w:rFonts w:ascii="Times New Roman" w:eastAsia="Times New Roman" w:hAnsi="Times New Roman" w:cs="Times New Roman"/>
+          <w:b/>
+          <w:bCs/>
+          <w:kern w:val="0"/>
+          <w14:ligatures w14:val="none"/>
+        </w:rPr>
+        <w:t>Pre-requisites before any code works:</w:t>
+      </w:r>
+    </w:p>
+    <w:p>
+      <w:pPr>
+        <w:spacing w:before="100" w:beforeAutospacing="1" w:after="100" w:afterAutospacing="1" w:line="240" w:lineRule="auto"/>
+        <w:rPr>
+          <w:rFonts w:ascii="Times New Roman" w:eastAsia="Times New Roman" w:hAnsi="Times New Roman" w:cs="Times New Roman"/>
+          <w:kern w:val="0"/>
+          <w14:ligatures w14:val="none"/>
+        </w:rPr>
+      </w:pPr>
+      <w:r>
+        <w:rPr>
+          <w:rFonts w:ascii="Times New Roman" w:eastAsia="Times New Roman" w:hAnsi="Times New Roman" w:cs="Times New Roman"/>
+          <w:kern w:val="0"/>
+          <w14:ligatures w14:val="none"/>
+        </w:rPr>
+        <w:t xml:space="preserve">You need the </w:t>
+      </w:r>
+      <w:proofErr w:type="spellStart"/>
+      <w:r>
+        <w:rPr>
+          <w:rFonts w:ascii="Courier New" w:eastAsia="Times New Roman" w:hAnsi="Courier New" w:cs="Courier New"/>
+          <w:kern w:val="0"/>
+          <w:sz w:val="20"/>
+          <w:szCs w:val="20"/>
+          <w14:ligatures w14:val="none"/>
+        </w:rPr>
+        <w:t>whatsapp_business_messaging</w:t>
+      </w:r>
+      <w:proofErr w:type="spellEnd"/>
+      <w:r>
+        <w:rPr>
+          <w:rFonts w:ascii="Times New Roman" w:eastAsia="Times New Roman" w:hAnsi="Times New Roman" w:cs="Times New Roman"/>
+          <w:kern w:val="0"/>
+          <w14:ligatures w14:val="none"/>
+        </w:rPr>
+        <w:t xml:space="preserve"> permission, subscribe to call webhooks, and a messaging limit of at least 2000 conversations per 24 hours. Sandbox accounts allow 25 business-initiated calls per day. </w:t>
+      </w:r>
+      <w:hyperlink r:id="rId9" w:tgtFrame="_blank" w:history="1">
+        <w:r>
+          <w:rPr>
+            <w:rFonts w:ascii="Times New Roman" w:eastAsia="Times New Roman" w:hAnsi="Times New Roman" w:cs="Times New Roman"/>
+            <w:color w:val="0000FF"/>
+            <w:kern w:val="0"/>
+            <w:u w:val="single"/>
+            <w14:ligatures w14:val="none"/>
+          </w:rPr>
+          <w:t>Facebook Developers</w:t>
+        </w:r>
+      </w:hyperlink>
+    </w:p>
+    <w:p>
+      <w:pPr>
+        <w:spacing w:before="100" w:beforeAutospacing="1" w:after="100" w:afterAutospacing="1" w:line="240" w:lineRule="auto"/>
+        <w:rPr>
+          <w:rFonts w:ascii="Times New Roman" w:eastAsia="Times New Roman" w:hAnsi="Times New Roman" w:cs="Times New Roman"/>
+          <w:kern w:val="0"/>
+          <w14:ligatures w14:val="none"/>
+        </w:rPr>
+      </w:pPr>
+      <w:r>
+        <w:rPr>
+          <w:rFonts w:ascii="Times New Roman" w:eastAsia="Times New Roman" w:hAnsi="Times New Roman" w:cs="Times New Roman"/>
+          <w:kern w:val="0"/>
+          <w14:ligatures w14:val="none"/>
+        </w:rPr>
+        <w:t>Enable calling on your phone number — one-time API call:</w:t>
+      </w:r>
+    </w:p>
+    <w:p>
+      <w:pPr>
+        <w:tabs>
+          <w:tab w:val="left" w:pos="916"/>
+          <w:tab w:val="left" w:pos="1832"/>
+          <w:tab w:val="left" w:pos="2748"/>
+          <w:tab w:val="left" w:pos="3664"/>
+          <w:tab w:val="left" w:pos="4580"/>
+          <w:tab w:val="left" w:pos="5496"/>
+          <w:tab w:val="left" w:pos="6412"/>
+          <w:tab w:val="left" w:pos="7328"/>
+          <w:tab w:val="left" w:pos="8244"/>
+          <w:tab w:val="left" w:pos="9160"/>
+          <w:tab w:val="left" w:pos="10076"/>
+          <w:tab w:val="left" w:pos="10992"/>
+          <w:tab w:val="left" w:pos="11908"/>
+          <w:tab w:val="left" w:pos="12824"/>
+          <w:tab w:val="left" w:pos="13740"/>
+          <w:tab w:val="left" w:pos="14656"/>
+        </w:tabs>
+        <w:spacing w:after="0" w:line="240" w:lineRule="auto"/>
+        <w:rPr>
+          <w:rFonts w:ascii="var(--font-mono)" w:eastAsia="Times New Roman" w:hAnsi="var(--font-mono)" w:cs="Courier New"/>
+          <w:color w:val="14181F"/>
+          <w:kern w:val="0"/>
+          <w:sz w:val="20"/>
+          <w:szCs w:val="20"/>
+          <w14:ligatures w14:val="none"/>
+        </w:rPr>
+      </w:pPr>
+      <w:proofErr w:type="gramStart"/>
+      <w:r>
+        <w:rPr>
+          <w:rFonts w:ascii="var(--font-mono)" w:eastAsia="Times New Roman" w:hAnsi="var(--font-mono)" w:cs="Courier New"/>
+          <w:color w:val="14181F"/>
+          <w:kern w:val="0"/>
+          <w:sz w:val="20"/>
+          <w:szCs w:val="20"/>
+          <w14:ligatures w14:val="none"/>
+        </w:rPr>
+        <w:t>POST /{</w:t>
+      </w:r>
+      <w:proofErr w:type="spellStart"/>
+      <w:r>
+        <w:rPr>
+          <w:rFonts w:ascii="var(--font-mono)" w:eastAsia="Times New Roman" w:hAnsi="var(--font-mono)" w:cs="Courier New"/>
+          <w:color w:val="14181F"/>
+          <w:kern w:val="0"/>
+          <w:sz w:val="20"/>
+          <w:szCs w:val="20"/>
+          <w14:ligatures w14:val="none"/>
+        </w:rPr>
+        <w:t>PhoneNumberId</w:t>
+      </w:r>
+      <w:proofErr w:type="spellEnd"/>
+      <w:r>
+        <w:rPr>
+          <w:rFonts w:ascii="var(--font-mono)" w:eastAsia="Times New Roman" w:hAnsi="var(--font-mono)" w:cs="Courier New"/>
+          <w:color w:val="14181F"/>
+          <w:kern w:val="0"/>
+          <w:sz w:val="20"/>
+          <w:szCs w:val="20"/>
+          <w14:ligatures w14:val="none"/>
+        </w:rPr>
+        <w:t>}/</w:t>
+      </w:r>
+      <w:proofErr w:type="gramEnd"/>
+      <w:r>
+        <w:rPr>
+          <w:rFonts w:ascii="var(--font-mono)" w:eastAsia="Times New Roman" w:hAnsi="var(--font-mono)" w:cs="Courier New"/>
+          <w:color w:val="14181F"/>
+          <w:kern w:val="0"/>
+          <w:sz w:val="20"/>
+          <w:szCs w:val="20"/>
+          <w14:ligatures w14:val="none"/>
+        </w:rPr>
+        <w:t>settings</w:t>
+      </w:r>
+    </w:p>
+    <w:p>
+      <w:pPr>
+        <w:tabs>
+          <w:tab w:val="left" w:pos="916"/>
+          <w:tab w:val="left" w:pos="1832"/>
+          <w:tab w:val="left" w:pos="2748"/>
+          <w:tab w:val="left" w:pos="3664"/>
+          <w:tab w:val="left" w:pos="4580"/>
+          <w:tab w:val="left" w:pos="5496"/>
+          <w:tab w:val="left" w:pos="6412"/>
+          <w:tab w:val="left" w:pos="7328"/>
+          <w:tab w:val="left" w:pos="8244"/>
+          <w:tab w:val="left" w:pos="9160"/>
+          <w:tab w:val="left" w:pos="10076"/>
+          <w:tab w:val="left" w:pos="10992"/>
+          <w:tab w:val="left" w:pos="11908"/>
+          <w:tab w:val="left" w:pos="12824"/>
+          <w:tab w:val="left" w:pos="13740"/>
+          <w:tab w:val="left" w:pos="14656"/>
+        </w:tabs>
+        <w:spacing w:after="0" w:line="240" w:lineRule="auto"/>
+        <w:rPr>
+          <w:rFonts w:ascii="var(--font-mono)" w:eastAsia="Times New Roman" w:hAnsi="var(--font-mono)" w:cs="Courier New"/>
+          <w:color w:val="14181F"/>
+          <w:kern w:val="0"/>
+          <w:sz w:val="20"/>
+          <w:szCs w:val="20"/>
+          <w14:ligatures w14:val="none"/>
+        </w:rPr>
+      </w:pPr>
+      <w:r>
+        <w:rPr>
+          <w:rFonts w:ascii="var(--font-mono)" w:eastAsia="Times New Roman" w:hAnsi="var(--font-mono)" w:cs="Courier New"/>
+          <w:color w:val="14181F"/>
+          <w:kern w:val="0"/>
+          <w:sz w:val="20"/>
+          <w:szCs w:val="20"/>
+          <w14:ligatures w14:val="none"/>
+        </w:rPr>
+        <w:t>{</w:t>
+      </w:r>
+    </w:p>
+    <w:p>
+      <w:pPr>
+        <w:tabs>
+          <w:tab w:val="left" w:pos="916"/>
+          <w:tab w:val="left" w:pos="1832"/>
+          <w:tab w:val="left" w:pos="2748"/>
+          <w:tab w:val="left" w:pos="3664"/>
+          <w:tab w:val="left" w:pos="4580"/>
+          <w:tab w:val="left" w:pos="5496"/>
+          <w:tab w:val="left" w:pos="6412"/>
+          <w:tab w:val="left" w:pos="7328"/>
+          <w:tab w:val="left" w:pos="8244"/>
+          <w:tab w:val="left" w:pos="9160"/>
+          <w:tab w:val="left" w:pos="10076"/>
+          <w:tab w:val="left" w:pos="10992"/>
+          <w:tab w:val="left" w:pos="11908"/>
+          <w:tab w:val="left" w:pos="12824"/>
+          <w:tab w:val="left" w:pos="13740"/>
+          <w:tab w:val="left" w:pos="14656"/>
+        </w:tabs>
+        <w:spacing w:after="0" w:line="240" w:lineRule="auto"/>
+        <w:rPr>
+          <w:rFonts w:ascii="var(--font-mono)" w:eastAsia="Times New Roman" w:hAnsi="var(--font-mono)" w:cs="Courier New"/>
+          <w:color w:val="14181F"/>
+          <w:kern w:val="0"/>
+          <w:sz w:val="20"/>
+          <w:szCs w:val="20"/>
+          <w14:ligatures w14:val="none"/>
+        </w:rPr>
+      </w:pPr>
+      <w:r>
+        <w:rPr>
+          <w:rFonts w:ascii="var(--font-mono)" w:eastAsia="Times New Roman" w:hAnsi="var(--font-mono)" w:cs="Courier New"/>
+          <w:color w:val="14181F"/>
+          <w:kern w:val="0"/>
+          <w:sz w:val="20"/>
+          <w:szCs w:val="20"/>
+          <w14:ligatures w14:val="none"/>
+        </w:rPr>
+        <w:t xml:space="preserve">  "calling": </w:t>
+      </w:r>
+      <w:proofErr w:type="gramStart"/>
+      <w:r>
+        <w:rPr>
+          <w:rFonts w:ascii="var(--font-mono)" w:eastAsia="Times New Roman" w:hAnsi="var(--font-mono)" w:cs="Courier New"/>
+          <w:color w:val="14181F"/>
+          <w:kern w:val="0"/>
+          <w:sz w:val="20"/>
+          <w:szCs w:val="20"/>
+          <w14:ligatures w14:val="none"/>
+        </w:rPr>
+        <w:t>{ "</w:t>
+      </w:r>
+      <w:proofErr w:type="gramEnd"/>
+      <w:r>
+        <w:rPr>
+          <w:rFonts w:ascii="var(--font-mono)" w:eastAsia="Times New Roman" w:hAnsi="var(--font-mono)" w:cs="Courier New"/>
+          <w:color w:val="14181F"/>
+          <w:kern w:val="0"/>
+          <w:sz w:val="20"/>
+          <w:szCs w:val="20"/>
+          <w14:ligatures w14:val="none"/>
+        </w:rPr>
+        <w:t>status": "ENABLED</w:t>
+      </w:r>
+      <w:proofErr w:type="gramStart"/>
+      <w:r>
+        <w:rPr>
+          <w:rFonts w:ascii="var(--font-mono)" w:eastAsia="Times New Roman" w:hAnsi="var(--font-mono)" w:cs="Courier New"/>
+          <w:color w:val="14181F"/>
+          <w:kern w:val="0"/>
+          <w:sz w:val="20"/>
+          <w:szCs w:val="20"/>
+          <w14:ligatures w14:val="none"/>
+        </w:rPr>
+        <w:t>" }</w:t>
+      </w:r>
+      <w:proofErr w:type="gramEnd"/>
+    </w:p>
+    <w:p>
+      <w:pPr>
+        <w:tabs>
+          <w:tab w:val="left" w:pos="916"/>
+          <w:tab w:val="left" w:pos="1832"/>
+          <w:tab w:val="left" w:pos="2748"/>
+          <w:tab w:val="left" w:pos="3664"/>
+          <w:tab w:val="left" w:pos="4580"/>
+          <w:tab w:val="left" w:pos="5496"/>
+          <w:tab w:val="left" w:pos="6412"/>
+          <w:tab w:val="left" w:pos="7328"/>
+          <w:tab w:val="left" w:pos="8244"/>
+          <w:tab w:val="left" w:pos="9160"/>
+          <w:tab w:val="left" w:pos="10076"/>
+          <w:tab w:val="left" w:pos="10992"/>
+          <w:tab w:val="left" w:pos="11908"/>
+          <w:tab w:val="left" w:pos="12824"/>
+          <w:tab w:val="left" w:pos="13740"/>
+          <w:tab w:val="left" w:pos="14656"/>
+        </w:tabs>
+        <w:spacing w:after="0" w:line="240" w:lineRule="auto"/>
+        <w:rPr>
+          <w:rFonts w:ascii="var(--font-mono)" w:eastAsia="Times New Roman" w:hAnsi="var(--font-mono)" w:cs="Courier New"/>
+          <w:color w:val="14181F"/>
+          <w:kern w:val="0"/>
+          <w:sz w:val="20"/>
+          <w:szCs w:val="20"/>
+          <w14:ligatures w14:val="none"/>
+        </w:rPr>
+      </w:pPr>
+      <w:r>
+        <w:rPr>
+          <w:rFonts w:ascii="var(--font-mono)" w:eastAsia="Times New Roman" w:hAnsi="var(--font-mono)" w:cs="Courier New"/>
+          <w:color w:val="14181F"/>
+          <w:kern w:val="0"/>
+          <w:sz w:val="20"/>
+          <w:szCs w:val="20"/>
+          <w14:ligatures w14:val="none"/>
+        </w:rPr>
+        <w:t>}</w:t>
+      </w:r>
+    </w:p>
+    <w:p>
+      <w:pPr>
+        <w:spacing w:after="0" w:line="240" w:lineRule="auto"/>
+        <w:rPr>
+          <w:rFonts w:ascii="Times New Roman" w:eastAsia="Times New Roman" w:hAnsi="Times New Roman" w:cs="Times New Roman"/>
+          <w:kern w:val="0"/>
+          <w14:ligatures w14:val="none"/>
+        </w:rPr>
+      </w:pPr>
+      <w:r>
+        <w:rPr>
+          <w:rFonts w:ascii="Times New Roman" w:eastAsia="Times New Roman" w:hAnsi="Times New Roman" w:cs="Times New Roman"/>
+          <w:kern w:val="0"/>
+          <w14:ligatures w14:val="none"/>
+        </w:rPr>
+        <w:pict w14:anchorId="19F1F71A">
+          <v:rect id="_x0000_i1163" style="width:0;height:1.5pt" o:hralign="center" o:hrstd="t" o:hr="t" fillcolor="#a0a0a0" stroked="f"/>
+        </w:pict>
+      </w:r>
+    </w:p>
+    <w:p>
+      <w:pPr>
+        <w:spacing w:before="100" w:beforeAutospacing="1" w:after="100" w:afterAutospacing="1" w:line="240" w:lineRule="auto"/>
+        <w:rPr>
+          <w:rFonts w:ascii="Times New Roman" w:eastAsia="Times New Roman" w:hAnsi="Times New Roman" w:cs="Times New Roman"/>
+          <w:kern w:val="0"/>
+          <w14:ligatures w14:val="none"/>
+        </w:rPr>
+      </w:pPr>
+      <w:r>
+        <w:rPr>
+          <w:rFonts w:ascii="Times New Roman" w:eastAsia="Times New Roman" w:hAnsi="Times New Roman" w:cs="Times New Roman"/>
+          <w:b/>
+          <w:bCs/>
+          <w:kern w:val="0"/>
+          <w14:ligatures w14:val="none"/>
+        </w:rPr>
+        <w:t>Complete architecture:</w:t>
+      </w:r>
+    </w:p>
+    <w:p>
+      <w:pPr>
+        <w:tabs>
+          <w:tab w:val="left" w:pos="916"/>
+          <w:tab w:val="left" w:pos="1832"/>
+          <w:tab w:val="left" w:pos="2748"/>
+          <w:tab w:val="left" w:pos="3664"/>
+          <w:tab w:val="left" w:pos="4580"/>
+          <w:tab w:val="left" w:pos="5496"/>
+          <w:tab w:val="left" w:pos="6412"/>
+          <w:tab w:val="left" w:pos="7328"/>
+          <w:tab w:val="left" w:pos="8244"/>
+          <w:tab w:val="left" w:pos="9160"/>
+          <w:tab w:val="left" w:pos="10076"/>
+          <w:tab w:val="left" w:pos="10992"/>
+          <w:tab w:val="left" w:pos="11908"/>
+          <w:tab w:val="left" w:pos="12824"/>
+          <w:tab w:val="left" w:pos="13740"/>
+          <w:tab w:val="left" w:pos="14656"/>
+        </w:tabs>
+        <w:spacing w:after="0" w:line="240" w:lineRule="auto"/>
+        <w:rPr>
+          <w:rFonts w:ascii="var(--font-mono)" w:eastAsia="Times New Roman" w:hAnsi="var(--font-mono)" w:cs="Courier New"/>
+          <w:color w:val="14181F"/>
+          <w:kern w:val="0"/>
+          <w:sz w:val="20"/>
+          <w:szCs w:val="20"/>
+          <w14:ligatures w14:val="none"/>
+        </w:rPr>
+      </w:pPr>
+      <w:r>
+        <w:rPr>
+          <w:rFonts w:ascii="var(--font-mono)" w:eastAsia="Times New Roman" w:hAnsi="var(--font-mono)" w:cs="Courier New"/>
+          <w:color w:val="14181F"/>
+          <w:kern w:val="0"/>
+          <w:sz w:val="20"/>
+          <w:szCs w:val="20"/>
+          <w14:ligatures w14:val="none"/>
+        </w:rPr>
+        <w:t>Business-Initiated Call (your agent calls customer):</w:t>
+      </w:r>
+    </w:p>
+    <w:p>
+      <w:pPr>
+        <w:tabs>
+          <w:tab w:val="left" w:pos="916"/>
+          <w:tab w:val="left" w:pos="1832"/>
+          <w:tab w:val="left" w:pos="2748"/>
+          <w:tab w:val="left" w:pos="3664"/>
+          <w:tab w:val="left" w:pos="4580"/>
+          <w:tab w:val="left" w:pos="5496"/>
+          <w:tab w:val="left" w:pos="6412"/>
+          <w:tab w:val="left" w:pos="7328"/>
+          <w:tab w:val="left" w:pos="8244"/>
+          <w:tab w:val="left" w:pos="9160"/>
+          <w:tab w:val="left" w:pos="10076"/>
+          <w:tab w:val="left" w:pos="10992"/>
+          <w:tab w:val="left" w:pos="11908"/>
+          <w:tab w:val="left" w:pos="12824"/>
+          <w:tab w:val="left" w:pos="13740"/>
+          <w:tab w:val="left" w:pos="14656"/>
+        </w:tabs>
+        <w:spacing w:after="0" w:line="240" w:lineRule="auto"/>
+        <w:rPr>
+          <w:rFonts w:ascii="var(--font-mono)" w:eastAsia="Times New Roman" w:hAnsi="var(--font-mono)" w:cs="Courier New"/>
+          <w:color w:val="14181F"/>
+          <w:kern w:val="0"/>
+          <w:sz w:val="20"/>
+          <w:szCs w:val="20"/>
+          <w14:ligatures w14:val="none"/>
+        </w:rPr>
+      </w:pPr>
+    </w:p>
+    <w:p>
+      <w:pPr>
+        <w:tabs>
+          <w:tab w:val="left" w:pos="916"/>
+          <w:tab w:val="left" w:pos="1832"/>
+          <w:tab w:val="left" w:pos="2748"/>
+          <w:tab w:val="left" w:pos="3664"/>
+          <w:tab w:val="left" w:pos="4580"/>
+          <w:tab w:val="left" w:pos="5496"/>
+          <w:tab w:val="left" w:pos="6412"/>
+          <w:tab w:val="left" w:pos="7328"/>
+          <w:tab w:val="left" w:pos="8244"/>
+          <w:tab w:val="left" w:pos="9160"/>
+          <w:tab w:val="left" w:pos="10076"/>
+          <w:tab w:val="left" w:pos="10992"/>
+          <w:tab w:val="left" w:pos="11908"/>
+          <w:tab w:val="left" w:pos="12824"/>
+          <w:tab w:val="left" w:pos="13740"/>
+          <w:tab w:val="left" w:pos="14656"/>
+        </w:tabs>
+        <w:spacing w:after="0" w:line="240" w:lineRule="auto"/>
+        <w:rPr>
+          <w:rFonts w:ascii="var(--font-mono)" w:eastAsia="Times New Roman" w:hAnsi="var(--font-mono)" w:cs="Courier New"/>
+          <w:color w:val="14181F"/>
+          <w:kern w:val="0"/>
+          <w:sz w:val="20"/>
+          <w:szCs w:val="20"/>
+          <w14:ligatures w14:val="none"/>
+        </w:rPr>
+      </w:pPr>
+      <w:r>
+        <w:rPr>
+          <w:rFonts w:ascii="var(--font-mono)" w:eastAsia="Times New Roman" w:hAnsi="var(--font-mono)" w:cs="Courier New"/>
+          <w:color w:val="14181F"/>
+          <w:kern w:val="0"/>
+          <w:sz w:val="20"/>
+          <w:szCs w:val="20"/>
+          <w14:ligatures w14:val="none"/>
+        </w:rPr>
+        <w:t>1. Agent clicks "Call" in browser</w:t>
+      </w:r>
+    </w:p>
+    <w:p>
+      <w:pPr>
+        <w:tabs>
+          <w:tab w:val="left" w:pos="916"/>
+          <w:tab w:val="left" w:pos="1832"/>
+          <w:tab w:val="left" w:pos="2748"/>
+          <w:tab w:val="left" w:pos="3664"/>
+          <w:tab w:val="left" w:pos="4580"/>
+          <w:tab w:val="left" w:pos="5496"/>
+          <w:tab w:val="left" w:pos="6412"/>
+          <w:tab w:val="left" w:pos="7328"/>
+          <w:tab w:val="left" w:pos="8244"/>
+          <w:tab w:val="left" w:pos="9160"/>
+          <w:tab w:val="left" w:pos="10076"/>
+          <w:tab w:val="left" w:pos="10992"/>
+          <w:tab w:val="left" w:pos="11908"/>
+          <w:tab w:val="left" w:pos="12824"/>
+          <w:tab w:val="left" w:pos="13740"/>
+          <w:tab w:val="left" w:pos="14656"/>
+        </w:tabs>
+        <w:spacing w:after="0" w:line="240" w:lineRule="auto"/>
+        <w:rPr>
+          <w:rFonts w:ascii="var(--font-mono)" w:eastAsia="Times New Roman" w:hAnsi="var(--font-mono)" w:cs="Courier New"/>
+          <w:color w:val="14181F"/>
+          <w:kern w:val="0"/>
+          <w:sz w:val="20"/>
+          <w:szCs w:val="20"/>
+          <w14:ligatures w14:val="none"/>
+        </w:rPr>
+      </w:pPr>
+      <w:r>
+        <w:rPr>
+          <w:rFonts w:ascii="var(--font-mono)" w:eastAsia="Times New Roman" w:hAnsi="var(--font-mono)" w:cs="Courier New"/>
+          <w:color w:val="14181F"/>
+          <w:kern w:val="0"/>
+          <w:sz w:val="20"/>
+          <w:szCs w:val="20"/>
+          <w14:ligatures w14:val="none"/>
+        </w:rPr>
+        <w:t xml:space="preserve">       ↓</w:t>
+      </w:r>
+    </w:p>
+    <w:p>
+      <w:pPr>
+        <w:tabs>
+          <w:tab w:val="left" w:pos="916"/>
+          <w:tab w:val="left" w:pos="1832"/>
+          <w:tab w:val="left" w:pos="2748"/>
+          <w:tab w:val="left" w:pos="3664"/>
+          <w:tab w:val="left" w:pos="4580"/>
+          <w:tab w:val="left" w:pos="5496"/>
+          <w:tab w:val="left" w:pos="6412"/>
+          <w:tab w:val="left" w:pos="7328"/>
+          <w:tab w:val="left" w:pos="8244"/>
+          <w:tab w:val="left" w:pos="9160"/>
+          <w:tab w:val="left" w:pos="10076"/>
+          <w:tab w:val="left" w:pos="10992"/>
+          <w:tab w:val="left" w:pos="11908"/>
+          <w:tab w:val="left" w:pos="12824"/>
+          <w:tab w:val="left" w:pos="13740"/>
+          <w:tab w:val="left" w:pos="14656"/>
+        </w:tabs>
+        <w:spacing w:after="0" w:line="240" w:lineRule="auto"/>
+        <w:rPr>
+          <w:rFonts w:ascii="var(--font-mono)" w:eastAsia="Times New Roman" w:hAnsi="var(--font-mono)" w:cs="Courier New"/>
+          <w:color w:val="14181F"/>
+          <w:kern w:val="0"/>
+          <w:sz w:val="20"/>
+          <w:szCs w:val="20"/>
+          <w14:ligatures w14:val="none"/>
+        </w:rPr>
+      </w:pPr>
+      <w:r>
+        <w:rPr>
+          <w:rFonts w:ascii="var(--font-mono)" w:eastAsia="Times New Roman" w:hAnsi="var(--font-mono)" w:cs="Courier New"/>
+          <w:color w:val="14181F"/>
+          <w:kern w:val="0"/>
+          <w:sz w:val="20"/>
+          <w:szCs w:val="20"/>
+          <w14:ligatures w14:val="none"/>
+        </w:rPr>
+        <w:t xml:space="preserve">2. Browser creates WebRTC </w:t>
+      </w:r>
+      <w:proofErr w:type="spellStart"/>
+      <w:r>
+        <w:rPr>
+          <w:rFonts w:ascii="var(--font-mono)" w:eastAsia="Times New Roman" w:hAnsi="var(--font-mono)" w:cs="Courier New"/>
+          <w:color w:val="14181F"/>
+          <w:kern w:val="0"/>
+          <w:sz w:val="20"/>
+          <w:szCs w:val="20"/>
+          <w14:ligatures w14:val="none"/>
+        </w:rPr>
+        <w:t>PeerConnection</w:t>
+      </w:r>
+      <w:proofErr w:type="spellEnd"/>
+    </w:p>
+    <w:p>
+      <w:pPr>
+        <w:tabs>
+          <w:tab w:val="left" w:pos="916"/>
+          <w:tab w:val="left" w:pos="1832"/>
+          <w:tab w:val="left" w:pos="2748"/>
+          <w:tab w:val="left" w:pos="3664"/>
+          <w:tab w:val="left" w:pos="4580"/>
+          <w:tab w:val="left" w:pos="5496"/>
+          <w:tab w:val="left" w:pos="6412"/>
+          <w:tab w:val="left" w:pos="7328"/>
+          <w:tab w:val="left" w:pos="8244"/>
+          <w:tab w:val="left" w:pos="9160"/>
+          <w:tab w:val="left" w:pos="10076"/>
+          <w:tab w:val="left" w:pos="10992"/>
+          <w:tab w:val="left" w:pos="11908"/>
+          <w:tab w:val="left" w:pos="12824"/>
+          <w:tab w:val="left" w:pos="13740"/>
+          <w:tab w:val="left" w:pos="14656"/>
+        </w:tabs>
+        <w:spacing w:after="0" w:line="240" w:lineRule="auto"/>
+        <w:rPr>
+          <w:rFonts w:ascii="var(--font-mono)" w:eastAsia="Times New Roman" w:hAnsi="var(--font-mono)" w:cs="Courier New"/>
+          <w:color w:val="14181F"/>
+          <w:kern w:val="0"/>
+          <w:sz w:val="20"/>
+          <w:szCs w:val="20"/>
+          <w14:ligatures w14:val="none"/>
+        </w:rPr>
+      </w:pPr>
+      <w:r>
+        <w:rPr>
+          <w:rFonts w:ascii="var(--font-mono)" w:eastAsia="Times New Roman" w:hAnsi="var(--font-mono)" w:cs="Courier New"/>
+          <w:color w:val="14181F"/>
+          <w:kern w:val="0"/>
+          <w:sz w:val="20"/>
+          <w:szCs w:val="20"/>
+          <w14:ligatures w14:val="none"/>
+        </w:rPr>
+        <w:t xml:space="preserve">   → captures microphone</w:t>
+      </w:r>
+    </w:p>
+    <w:p>
+      <w:pPr>
+        <w:tabs>
+          <w:tab w:val="left" w:pos="916"/>
+          <w:tab w:val="left" w:pos="1832"/>
+          <w:tab w:val="left" w:pos="2748"/>
+          <w:tab w:val="left" w:pos="3664"/>
+          <w:tab w:val="left" w:pos="4580"/>
+          <w:tab w:val="left" w:pos="5496"/>
+          <w:tab w:val="left" w:pos="6412"/>
+          <w:tab w:val="left" w:pos="7328"/>
+          <w:tab w:val="left" w:pos="8244"/>
+          <w:tab w:val="left" w:pos="9160"/>
+          <w:tab w:val="left" w:pos="10076"/>
+          <w:tab w:val="left" w:pos="10992"/>
+          <w:tab w:val="left" w:pos="11908"/>
+          <w:tab w:val="left" w:pos="12824"/>
+          <w:tab w:val="left" w:pos="13740"/>
+          <w:tab w:val="left" w:pos="14656"/>
+        </w:tabs>
+        <w:spacing w:after="0" w:line="240" w:lineRule="auto"/>
+        <w:rPr>
+          <w:rFonts w:ascii="var(--font-mono)" w:eastAsia="Times New Roman" w:hAnsi="var(--font-mono)" w:cs="Courier New"/>
+          <w:color w:val="14181F"/>
+          <w:kern w:val="0"/>
+          <w:sz w:val="20"/>
+          <w:szCs w:val="20"/>
+          <w14:ligatures w14:val="none"/>
+        </w:rPr>
+      </w:pPr>
+      <w:r>
+        <w:rPr>
+          <w:rFonts w:ascii="var(--font-mono)" w:eastAsia="Times New Roman" w:hAnsi="var(--font-mono)" w:cs="Courier New"/>
+          <w:color w:val="14181F"/>
+          <w:kern w:val="0"/>
+          <w:sz w:val="20"/>
+          <w:szCs w:val="20"/>
+          <w14:ligatures w14:val="none"/>
+        </w:rPr>
+        <w:t xml:space="preserve">   </w:t>
+      </w:r>
+      <w:proofErr w:type="gramStart"/>
+      <w:r>
+        <w:rPr>
+          <w:rFonts w:ascii="var(--font-mono)" w:eastAsia="Times New Roman" w:hAnsi="var(--font-mono)" w:cs="Courier New"/>
+          <w:color w:val="14181F"/>
+          <w:kern w:val="0"/>
+          <w:sz w:val="20"/>
+          <w:szCs w:val="20"/>
+          <w14:ligatures w14:val="none"/>
+        </w:rPr>
+        <w:t>→ generates</w:t>
+      </w:r>
+      <w:proofErr w:type="gramEnd"/>
+      <w:r>
+        <w:rPr>
+          <w:rFonts w:ascii="var(--font-mono)" w:eastAsia="Times New Roman" w:hAnsi="var(--font-mono)" w:cs="Courier New"/>
+          <w:color w:val="14181F"/>
+          <w:kern w:val="0"/>
+          <w:sz w:val="20"/>
+          <w:szCs w:val="20"/>
+          <w14:ligatures w14:val="none"/>
+        </w:rPr>
+        <w:t xml:space="preserve"> SDP Offer</w:t>
+      </w:r>
+    </w:p>
+    <w:p>
+      <w:pPr>
+        <w:tabs>
+          <w:tab w:val="left" w:pos="916"/>
+          <w:tab w:val="left" w:pos="1832"/>
+          <w:tab w:val="left" w:pos="2748"/>
+          <w:tab w:val="left" w:pos="3664"/>
+          <w:tab w:val="left" w:pos="4580"/>
+          <w:tab w:val="left" w:pos="5496"/>
+          <w:tab w:val="left" w:pos="6412"/>
+          <w:tab w:val="left" w:pos="7328"/>
+          <w:tab w:val="left" w:pos="8244"/>
+          <w:tab w:val="left" w:pos="9160"/>
+          <w:tab w:val="left" w:pos="10076"/>
+          <w:tab w:val="left" w:pos="10992"/>
+          <w:tab w:val="left" w:pos="11908"/>
+          <w:tab w:val="left" w:pos="12824"/>
+          <w:tab w:val="left" w:pos="13740"/>
+          <w:tab w:val="left" w:pos="14656"/>
+        </w:tabs>
+        <w:spacing w:after="0" w:line="240" w:lineRule="auto"/>
+        <w:rPr>
+          <w:rFonts w:ascii="var(--font-mono)" w:eastAsia="Times New Roman" w:hAnsi="var(--font-mono)" w:cs="Courier New"/>
+          <w:color w:val="14181F"/>
+          <w:kern w:val="0"/>
+          <w:sz w:val="20"/>
+          <w:szCs w:val="20"/>
+          <w14:ligatures w14:val="none"/>
+        </w:rPr>
+      </w:pPr>
+      <w:r>
+        <w:rPr>
+          <w:rFonts w:ascii="var(--font-mono)" w:eastAsia="Times New Roman" w:hAnsi="var(--font-mono)" w:cs="Courier New"/>
+          <w:color w:val="14181F"/>
+          <w:kern w:val="0"/>
+          <w:sz w:val="20"/>
+          <w:szCs w:val="20"/>
+          <w14:ligatures w14:val="none"/>
+        </w:rPr>
+        <w:t xml:space="preserve">       ↓</w:t>
+      </w:r>
+    </w:p>
+    <w:p>
+      <w:pPr>
+        <w:tabs>
+          <w:tab w:val="left" w:pos="916"/>
+          <w:tab w:val="left" w:pos="1832"/>
+          <w:tab w:val="left" w:pos="2748"/>
+          <w:tab w:val="left" w:pos="3664"/>
+          <w:tab w:val="left" w:pos="4580"/>
+          <w:tab w:val="left" w:pos="5496"/>
+          <w:tab w:val="left" w:pos="6412"/>
+          <w:tab w:val="left" w:pos="7328"/>
+          <w:tab w:val="left" w:pos="8244"/>
+          <w:tab w:val="left" w:pos="9160"/>
+          <w:tab w:val="left" w:pos="10076"/>
+          <w:tab w:val="left" w:pos="10992"/>
+          <w:tab w:val="left" w:pos="11908"/>
+          <w:tab w:val="left" w:pos="12824"/>
+          <w:tab w:val="left" w:pos="13740"/>
+          <w:tab w:val="left" w:pos="14656"/>
+        </w:tabs>
+        <w:spacing w:after="0" w:line="240" w:lineRule="auto"/>
+        <w:rPr>
+          <w:rFonts w:ascii="var(--font-mono)" w:eastAsia="Times New Roman" w:hAnsi="var(--font-mono)" w:cs="Courier New"/>
+          <w:color w:val="14181F"/>
+          <w:kern w:val="0"/>
+          <w:sz w:val="20"/>
+          <w:szCs w:val="20"/>
+          <w14:ligatures w14:val="none"/>
+        </w:rPr>
+      </w:pPr>
+      <w:r>
+        <w:rPr>
+          <w:rFonts w:ascii="var(--font-mono)" w:eastAsia="Times New Roman" w:hAnsi="var(--font-mono)" w:cs="Courier New"/>
+          <w:color w:val="14181F"/>
+          <w:kern w:val="0"/>
+          <w:sz w:val="20"/>
+          <w:szCs w:val="20"/>
+          <w14:ligatures w14:val="none"/>
+        </w:rPr>
+        <w:t xml:space="preserve">3. Browser sends SDP Offer to ASP.NET backend via </w:t>
+      </w:r>
+      <w:proofErr w:type="spellStart"/>
+      <w:r>
+        <w:rPr>
+          <w:rFonts w:ascii="var(--font-mono)" w:eastAsia="Times New Roman" w:hAnsi="var(--font-mono)" w:cs="Courier New"/>
+          <w:color w:val="14181F"/>
+          <w:kern w:val="0"/>
+          <w:sz w:val="20"/>
+          <w:szCs w:val="20"/>
+          <w14:ligatures w14:val="none"/>
+        </w:rPr>
+        <w:t>SignalR</w:t>
+      </w:r>
+      <w:proofErr w:type="spellEnd"/>
+    </w:p>
+    <w:p>
+      <w:pPr>
+        <w:tabs>
+          <w:tab w:val="left" w:pos="916"/>
+          <w:tab w:val="left" w:pos="1832"/>
+          <w:tab w:val="left" w:pos="2748"/>
+          <w:tab w:val="left" w:pos="3664"/>
+          <w:tab w:val="left" w:pos="4580"/>
+          <w:tab w:val="left" w:pos="5496"/>
+          <w:tab w:val="left" w:pos="6412"/>
+          <w:tab w:val="left" w:pos="7328"/>
+          <w:tab w:val="left" w:pos="8244"/>
+          <w:tab w:val="left" w:pos="9160"/>
+          <w:tab w:val="left" w:pos="10076"/>
+          <w:tab w:val="left" w:pos="10992"/>
+          <w:tab w:val="left" w:pos="11908"/>
+          <w:tab w:val="left" w:pos="12824"/>
+          <w:tab w:val="left" w:pos="13740"/>
+          <w:tab w:val="left" w:pos="14656"/>
+        </w:tabs>
+        <w:spacing w:after="0" w:line="240" w:lineRule="auto"/>
+        <w:rPr>
+          <w:rFonts w:ascii="var(--font-mono)" w:eastAsia="Times New Roman" w:hAnsi="var(--font-mono)" w:cs="Courier New"/>
+          <w:color w:val="14181F"/>
+          <w:kern w:val="0"/>
+          <w:sz w:val="20"/>
+          <w:szCs w:val="20"/>
+          <w14:ligatures w14:val="none"/>
+        </w:rPr>
+      </w:pPr>
+      <w:r>
+        <w:rPr>
+          <w:rFonts w:ascii="var(--font-mono)" w:eastAsia="Times New Roman" w:hAnsi="var(--font-mono)" w:cs="Courier New"/>
+          <w:color w:val="14181F"/>
+          <w:kern w:val="0"/>
+          <w:sz w:val="20"/>
+          <w:szCs w:val="20"/>
+          <w14:ligatures w14:val="none"/>
+        </w:rPr>
+        <w:t xml:space="preserve">       ↓</w:t>
+      </w:r>
+    </w:p>
+    <w:p>
+      <w:pPr>
+        <w:tabs>
+          <w:tab w:val="left" w:pos="916"/>
+          <w:tab w:val="left" w:pos="1832"/>
+          <w:tab w:val="left" w:pos="2748"/>
+          <w:tab w:val="left" w:pos="3664"/>
+          <w:tab w:val="left" w:pos="4580"/>
+          <w:tab w:val="left" w:pos="5496"/>
+          <w:tab w:val="left" w:pos="6412"/>
+          <w:tab w:val="left" w:pos="7328"/>
+          <w:tab w:val="left" w:pos="8244"/>
+          <w:tab w:val="left" w:pos="9160"/>
+          <w:tab w:val="left" w:pos="10076"/>
+          <w:tab w:val="left" w:pos="10992"/>
+          <w:tab w:val="left" w:pos="11908"/>
+          <w:tab w:val="left" w:pos="12824"/>
+          <w:tab w:val="left" w:pos="13740"/>
+          <w:tab w:val="left" w:pos="14656"/>
+        </w:tabs>
+        <w:spacing w:after="0" w:line="240" w:lineRule="auto"/>
+        <w:rPr>
+          <w:rFonts w:ascii="var(--font-mono)" w:eastAsia="Times New Roman" w:hAnsi="var(--font-mono)" w:cs="Courier New"/>
+          <w:color w:val="14181F"/>
+          <w:kern w:val="0"/>
+          <w:sz w:val="20"/>
+          <w:szCs w:val="20"/>
+          <w14:ligatures w14:val="none"/>
+        </w:rPr>
+      </w:pPr>
+      <w:r>
+        <w:rPr>
+          <w:rFonts w:ascii="var(--font-mono)" w:eastAsia="Times New Roman" w:hAnsi="var(--font-mono)" w:cs="Courier New"/>
+          <w:color w:val="14181F"/>
+          <w:kern w:val="0"/>
+          <w:sz w:val="20"/>
+          <w:szCs w:val="20"/>
+          <w14:ligatures w14:val="none"/>
+        </w:rPr>
+        <w:t xml:space="preserve">4. Backend </w:t>
+      </w:r>
+      <w:proofErr w:type="gramStart"/>
+      <w:r>
+        <w:rPr>
+          <w:rFonts w:ascii="var(--font-mono)" w:eastAsia="Times New Roman" w:hAnsi="var(--font-mono)" w:cs="Courier New"/>
+          <w:color w:val="14181F"/>
+          <w:kern w:val="0"/>
+          <w:sz w:val="20"/>
+          <w:szCs w:val="20"/>
+          <w14:ligatures w14:val="none"/>
+        </w:rPr>
+        <w:t>POST /{</w:t>
+      </w:r>
+      <w:proofErr w:type="spellStart"/>
+      <w:r>
+        <w:rPr>
+          <w:rFonts w:ascii="var(--font-mono)" w:eastAsia="Times New Roman" w:hAnsi="var(--font-mono)" w:cs="Courier New"/>
+          <w:color w:val="14181F"/>
+          <w:kern w:val="0"/>
+          <w:sz w:val="20"/>
+          <w:szCs w:val="20"/>
+          <w14:ligatures w14:val="none"/>
+        </w:rPr>
+        <w:t>PhoneNumberId</w:t>
+      </w:r>
+      <w:proofErr w:type="spellEnd"/>
+      <w:r>
+        <w:rPr>
+          <w:rFonts w:ascii="var(--font-mono)" w:eastAsia="Times New Roman" w:hAnsi="var(--font-mono)" w:cs="Courier New"/>
+          <w:color w:val="14181F"/>
+          <w:kern w:val="0"/>
+          <w:sz w:val="20"/>
+          <w:szCs w:val="20"/>
+          <w14:ligatures w14:val="none"/>
+        </w:rPr>
+        <w:t>}/</w:t>
+      </w:r>
+      <w:proofErr w:type="gramEnd"/>
+      <w:r>
+        <w:rPr>
+          <w:rFonts w:ascii="var(--font-mono)" w:eastAsia="Times New Roman" w:hAnsi="var(--font-mono)" w:cs="Courier New"/>
+          <w:color w:val="14181F"/>
+          <w:kern w:val="0"/>
+          <w:sz w:val="20"/>
+          <w:szCs w:val="20"/>
+          <w14:ligatures w14:val="none"/>
+        </w:rPr>
+        <w:t>calls</w:t>
+      </w:r>
+    </w:p>
+    <w:p>
+      <w:pPr>
+        <w:tabs>
+          <w:tab w:val="left" w:pos="916"/>
+          <w:tab w:val="left" w:pos="1832"/>
+          <w:tab w:val="left" w:pos="2748"/>
+          <w:tab w:val="left" w:pos="3664"/>
+          <w:tab w:val="left" w:pos="4580"/>
+          <w:tab w:val="left" w:pos="5496"/>
+          <w:tab w:val="left" w:pos="6412"/>
+          <w:tab w:val="left" w:pos="7328"/>
+          <w:tab w:val="left" w:pos="8244"/>
+          <w:tab w:val="left" w:pos="9160"/>
+          <w:tab w:val="left" w:pos="10076"/>
+          <w:tab w:val="left" w:pos="10992"/>
+          <w:tab w:val="left" w:pos="11908"/>
+          <w:tab w:val="left" w:pos="12824"/>
+          <w:tab w:val="left" w:pos="13740"/>
+          <w:tab w:val="left" w:pos="14656"/>
+        </w:tabs>
+        <w:spacing w:after="0" w:line="240" w:lineRule="auto"/>
+        <w:rPr>
+          <w:rFonts w:ascii="var(--font-mono)" w:eastAsia="Times New Roman" w:hAnsi="var(--font-mono)" w:cs="Courier New"/>
+          <w:color w:val="14181F"/>
+          <w:kern w:val="0"/>
+          <w:sz w:val="20"/>
+          <w:szCs w:val="20"/>
+          <w14:ligatures w14:val="none"/>
+        </w:rPr>
+      </w:pPr>
+      <w:r>
+        <w:rPr>
+          <w:rFonts w:ascii="var(--font-mono)" w:eastAsia="Times New Roman" w:hAnsi="var(--font-mono)" w:cs="Courier New"/>
+          <w:color w:val="14181F"/>
+          <w:kern w:val="0"/>
+          <w:sz w:val="20"/>
+          <w:szCs w:val="20"/>
+          <w14:ligatures w14:val="none"/>
+        </w:rPr>
+        <w:t xml:space="preserve">   {</w:t>
+      </w:r>
+    </w:p>
+    <w:p>
+      <w:pPr>
+        <w:tabs>
+          <w:tab w:val="left" w:pos="916"/>
+          <w:tab w:val="left" w:pos="1832"/>
+          <w:tab w:val="left" w:pos="2748"/>
+          <w:tab w:val="left" w:pos="3664"/>
+          <w:tab w:val="left" w:pos="4580"/>
+          <w:tab w:val="left" w:pos="5496"/>
+          <w:tab w:val="left" w:pos="6412"/>
+          <w:tab w:val="left" w:pos="7328"/>
+          <w:tab w:val="left" w:pos="8244"/>
+          <w:tab w:val="left" w:pos="9160"/>
+          <w:tab w:val="left" w:pos="10076"/>
+          <w:tab w:val="left" w:pos="10992"/>
+          <w:tab w:val="left" w:pos="11908"/>
+          <w:tab w:val="left" w:pos="12824"/>
+          <w:tab w:val="left" w:pos="13740"/>
+          <w:tab w:val="left" w:pos="14656"/>
+        </w:tabs>
+        <w:spacing w:after="0" w:line="240" w:lineRule="auto"/>
+        <w:rPr>
+          <w:rFonts w:ascii="var(--font-mono)" w:eastAsia="Times New Roman" w:hAnsi="var(--font-mono)" w:cs="Courier New"/>
+          <w:color w:val="14181F"/>
+          <w:kern w:val="0"/>
+          <w:sz w:val="20"/>
+          <w:szCs w:val="20"/>
+          <w14:ligatures w14:val="none"/>
+        </w:rPr>
+      </w:pPr>
+      <w:r>
+        <w:rPr>
+          <w:rFonts w:ascii="var(--font-mono)" w:eastAsia="Times New Roman" w:hAnsi="var(--font-mono)" w:cs="Courier New"/>
+          <w:color w:val="14181F"/>
+          <w:kern w:val="0"/>
+          <w:sz w:val="20"/>
+          <w:szCs w:val="20"/>
+          <w14:ligatures w14:val="none"/>
+        </w:rPr>
+        <w:t xml:space="preserve">     "to": "</w:t>
+      </w:r>
+      <w:proofErr w:type="spellStart"/>
+      <w:r>
+        <w:rPr>
+          <w:rFonts w:ascii="var(--font-mono)" w:eastAsia="Times New Roman" w:hAnsi="var(--font-mono)" w:cs="Courier New"/>
+          <w:color w:val="14181F"/>
+          <w:kern w:val="0"/>
+          <w:sz w:val="20"/>
+          <w:szCs w:val="20"/>
+          <w14:ligatures w14:val="none"/>
+        </w:rPr>
+        <w:t>customer_phone</w:t>
+      </w:r>
+      <w:proofErr w:type="spellEnd"/>
+      <w:r>
+        <w:rPr>
+          <w:rFonts w:ascii="var(--font-mono)" w:eastAsia="Times New Roman" w:hAnsi="var(--font-mono)" w:cs="Courier New"/>
+          <w:color w:val="14181F"/>
+          <w:kern w:val="0"/>
+          <w:sz w:val="20"/>
+          <w:szCs w:val="20"/>
+          <w14:ligatures w14:val="none"/>
+        </w:rPr>
+        <w:t>",</w:t>
+      </w:r>
+    </w:p>
+    <w:p>
+      <w:pPr>
+        <w:tabs>
+          <w:tab w:val="left" w:pos="916"/>
+          <w:tab w:val="left" w:pos="1832"/>
+          <w:tab w:val="left" w:pos="2748"/>
+          <w:tab w:val="left" w:pos="3664"/>
+          <w:tab w:val="left" w:pos="4580"/>
+          <w:tab w:val="left" w:pos="5496"/>
+          <w:tab w:val="left" w:pos="6412"/>
+          <w:tab w:val="left" w:pos="7328"/>
+          <w:tab w:val="left" w:pos="8244"/>
+          <w:tab w:val="left" w:pos="9160"/>
+          <w:tab w:val="left" w:pos="10076"/>
+          <w:tab w:val="left" w:pos="10992"/>
+          <w:tab w:val="left" w:pos="11908"/>
+          <w:tab w:val="left" w:pos="12824"/>
+          <w:tab w:val="left" w:pos="13740"/>
+          <w:tab w:val="left" w:pos="14656"/>
+        </w:tabs>
+        <w:spacing w:after="0" w:line="240" w:lineRule="auto"/>
+        <w:rPr>
+          <w:rFonts w:ascii="var(--font-mono)" w:eastAsia="Times New Roman" w:hAnsi="var(--font-mono)" w:cs="Courier New"/>
+          <w:color w:val="14181F"/>
+          <w:kern w:val="0"/>
+          <w:sz w:val="20"/>
+          <w:szCs w:val="20"/>
+          <w14:ligatures w14:val="none"/>
+        </w:rPr>
+      </w:pPr>
+      <w:r>
+        <w:rPr>
+          <w:rFonts w:ascii="var(--font-mono)" w:eastAsia="Times New Roman" w:hAnsi="var(--font-mono)" w:cs="Courier New"/>
+          <w:color w:val="14181F"/>
+          <w:kern w:val="0"/>
+          <w:sz w:val="20"/>
+          <w:szCs w:val="20"/>
+          <w14:ligatures w14:val="none"/>
+        </w:rPr>
+        <w:t xml:space="preserve">     "session": </w:t>
+      </w:r>
+      <w:proofErr w:type="gramStart"/>
+      <w:r>
+        <w:rPr>
+          <w:rFonts w:ascii="var(--font-mono)" w:eastAsia="Times New Roman" w:hAnsi="var(--font-mono)" w:cs="Courier New"/>
+          <w:color w:val="14181F"/>
+          <w:kern w:val="0"/>
+          <w:sz w:val="20"/>
+          <w:szCs w:val="20"/>
+          <w14:ligatures w14:val="none"/>
+        </w:rPr>
+        <w:t>{ "</w:t>
+      </w:r>
+      <w:proofErr w:type="spellStart"/>
+      <w:proofErr w:type="gramEnd"/>
+      <w:r>
+        <w:rPr>
+          <w:rFonts w:ascii="var(--font-mono)" w:eastAsia="Times New Roman" w:hAnsi="var(--font-mono)" w:cs="Courier New"/>
+          <w:color w:val="14181F"/>
+          <w:kern w:val="0"/>
+          <w:sz w:val="20"/>
+          <w:szCs w:val="20"/>
+          <w14:ligatures w14:val="none"/>
+        </w:rPr>
+        <w:t>sdp</w:t>
+      </w:r>
+      <w:proofErr w:type="spellEnd"/>
+      <w:r>
+        <w:rPr>
+          <w:rFonts w:ascii="var(--font-mono)" w:eastAsia="Times New Roman" w:hAnsi="var(--font-mono)" w:cs="Courier New"/>
+          <w:color w:val="14181F"/>
+          <w:kern w:val="0"/>
+          <w:sz w:val="20"/>
+          <w:szCs w:val="20"/>
+          <w14:ligatures w14:val="none"/>
+        </w:rPr>
+        <w:t>": "&lt;</w:t>
+      </w:r>
+      <w:proofErr w:type="spellStart"/>
+      <w:r>
+        <w:rPr>
+          <w:rFonts w:ascii="var(--font-mono)" w:eastAsia="Times New Roman" w:hAnsi="var(--font-mono)" w:cs="Courier New"/>
+          <w:color w:val="14181F"/>
+          <w:kern w:val="0"/>
+          <w:sz w:val="20"/>
+          <w:szCs w:val="20"/>
+          <w14:ligatures w14:val="none"/>
+        </w:rPr>
+        <w:t>browser_sdp_offer</w:t>
+      </w:r>
+      <w:proofErr w:type="spellEnd"/>
+      <w:r>
+        <w:rPr>
+          <w:rFonts w:ascii="var(--font-mono)" w:eastAsia="Times New Roman" w:hAnsi="var(--font-mono)" w:cs="Courier New"/>
+          <w:color w:val="14181F"/>
+          <w:kern w:val="0"/>
+          <w:sz w:val="20"/>
+          <w:szCs w:val="20"/>
+          <w14:ligatures w14:val="none"/>
+        </w:rPr>
+        <w:t>&gt;", "</w:t>
+      </w:r>
+      <w:proofErr w:type="spellStart"/>
+      <w:r>
+        <w:rPr>
+          <w:rFonts w:ascii="var(--font-mono)" w:eastAsia="Times New Roman" w:hAnsi="var(--font-mono)" w:cs="Courier New"/>
+          <w:color w:val="14181F"/>
+          <w:kern w:val="0"/>
+          <w:sz w:val="20"/>
+          <w:szCs w:val="20"/>
+          <w14:ligatures w14:val="none"/>
+        </w:rPr>
+        <w:t>sdp_type</w:t>
+      </w:r>
+      <w:proofErr w:type="spellEnd"/>
+      <w:r>
+        <w:rPr>
+          <w:rFonts w:ascii="var(--font-mono)" w:eastAsia="Times New Roman" w:hAnsi="var(--font-mono)" w:cs="Courier New"/>
+          <w:color w:val="14181F"/>
+          <w:kern w:val="0"/>
+          <w:sz w:val="20"/>
+          <w:szCs w:val="20"/>
+          <w14:ligatures w14:val="none"/>
+        </w:rPr>
+        <w:t>": "offer</w:t>
+      </w:r>
+      <w:proofErr w:type="gramStart"/>
+      <w:r>
+        <w:rPr>
+          <w:rFonts w:ascii="var(--font-mono)" w:eastAsia="Times New Roman" w:hAnsi="var(--font-mono)" w:cs="Courier New"/>
+          <w:color w:val="14181F"/>
+          <w:kern w:val="0"/>
+          <w:sz w:val="20"/>
+          <w:szCs w:val="20"/>
+          <w14:ligatures w14:val="none"/>
+        </w:rPr>
+        <w:t>" }</w:t>
+      </w:r>
+      <w:proofErr w:type="gramEnd"/>
+    </w:p>
+    <w:p>
+      <w:pPr>
+        <w:tabs>
+          <w:tab w:val="left" w:pos="916"/>
+          <w:tab w:val="left" w:pos="1832"/>
+          <w:tab w:val="left" w:pos="2748"/>
+          <w:tab w:val="left" w:pos="3664"/>
+          <w:tab w:val="left" w:pos="4580"/>
+          <w:tab w:val="left" w:pos="5496"/>
+          <w:tab w:val="left" w:pos="6412"/>
+          <w:tab w:val="left" w:pos="7328"/>
+          <w:tab w:val="left" w:pos="8244"/>
+          <w:tab w:val="left" w:pos="9160"/>
+          <w:tab w:val="left" w:pos="10076"/>
+          <w:tab w:val="left" w:pos="10992"/>
+          <w:tab w:val="left" w:pos="11908"/>
+          <w:tab w:val="left" w:pos="12824"/>
+          <w:tab w:val="left" w:pos="13740"/>
+          <w:tab w:val="left" w:pos="14656"/>
+        </w:tabs>
+        <w:spacing w:after="0" w:line="240" w:lineRule="auto"/>
+        <w:rPr>
+          <w:rFonts w:ascii="var(--font-mono)" w:eastAsia="Times New Roman" w:hAnsi="var(--font-mono)" w:cs="Courier New"/>
+          <w:color w:val="14181F"/>
+          <w:kern w:val="0"/>
+          <w:sz w:val="20"/>
+          <w:szCs w:val="20"/>
+          <w14:ligatures w14:val="none"/>
+        </w:rPr>
+      </w:pPr>
+      <w:r>
+        <w:rPr>
+          <w:rFonts w:ascii="var(--font-mono)" w:eastAsia="Times New Roman" w:hAnsi="var(--font-mono)" w:cs="Courier New"/>
+          <w:color w:val="14181F"/>
+          <w:kern w:val="0"/>
+          <w:sz w:val="20"/>
+          <w:szCs w:val="20"/>
+          <w14:ligatures w14:val="none"/>
+        </w:rPr>
+        <w:lastRenderedPageBreak/>
+        <w:t xml:space="preserve">   }</w:t>
+      </w:r>
+    </w:p>
+    <w:p>
+      <w:pPr>
+        <w:tabs>
+          <w:tab w:val="left" w:pos="916"/>
+          <w:tab w:val="left" w:pos="1832"/>
+          <w:tab w:val="left" w:pos="2748"/>
+          <w:tab w:val="left" w:pos="3664"/>
+          <w:tab w:val="left" w:pos="4580"/>
+          <w:tab w:val="left" w:pos="5496"/>
+          <w:tab w:val="left" w:pos="6412"/>
+          <w:tab w:val="left" w:pos="7328"/>
+          <w:tab w:val="left" w:pos="8244"/>
+          <w:tab w:val="left" w:pos="9160"/>
+          <w:tab w:val="left" w:pos="10076"/>
+          <w:tab w:val="left" w:pos="10992"/>
+          <w:tab w:val="left" w:pos="11908"/>
+          <w:tab w:val="left" w:pos="12824"/>
+          <w:tab w:val="left" w:pos="13740"/>
+          <w:tab w:val="left" w:pos="14656"/>
+        </w:tabs>
+        <w:spacing w:after="0" w:line="240" w:lineRule="auto"/>
+        <w:rPr>
+          <w:rFonts w:ascii="var(--font-mono)" w:eastAsia="Times New Roman" w:hAnsi="var(--font-mono)" w:cs="Courier New"/>
+          <w:color w:val="14181F"/>
+          <w:kern w:val="0"/>
+          <w:sz w:val="20"/>
+          <w:szCs w:val="20"/>
+          <w14:ligatures w14:val="none"/>
+        </w:rPr>
+      </w:pPr>
+      <w:r>
+        <w:rPr>
+          <w:rFonts w:ascii="var(--font-mono)" w:eastAsia="Times New Roman" w:hAnsi="var(--font-mono)" w:cs="Courier New"/>
+          <w:color w:val="14181F"/>
+          <w:kern w:val="0"/>
+          <w:sz w:val="20"/>
+          <w:szCs w:val="20"/>
+          <w14:ligatures w14:val="none"/>
+        </w:rPr>
+        <w:t xml:space="preserve">       ↓</w:t>
+      </w:r>
+    </w:p>
+    <w:p>
+      <w:pPr>
+        <w:tabs>
+          <w:tab w:val="left" w:pos="916"/>
+          <w:tab w:val="left" w:pos="1832"/>
+          <w:tab w:val="left" w:pos="2748"/>
+          <w:tab w:val="left" w:pos="3664"/>
+          <w:tab w:val="left" w:pos="4580"/>
+          <w:tab w:val="left" w:pos="5496"/>
+          <w:tab w:val="left" w:pos="6412"/>
+          <w:tab w:val="left" w:pos="7328"/>
+          <w:tab w:val="left" w:pos="8244"/>
+          <w:tab w:val="left" w:pos="9160"/>
+          <w:tab w:val="left" w:pos="10076"/>
+          <w:tab w:val="left" w:pos="10992"/>
+          <w:tab w:val="left" w:pos="11908"/>
+          <w:tab w:val="left" w:pos="12824"/>
+          <w:tab w:val="left" w:pos="13740"/>
+          <w:tab w:val="left" w:pos="14656"/>
+        </w:tabs>
+        <w:spacing w:after="0" w:line="240" w:lineRule="auto"/>
+        <w:rPr>
+          <w:rFonts w:ascii="var(--font-mono)" w:eastAsia="Times New Roman" w:hAnsi="var(--font-mono)" w:cs="Courier New"/>
+          <w:color w:val="14181F"/>
+          <w:kern w:val="0"/>
+          <w:sz w:val="20"/>
+          <w:szCs w:val="20"/>
+          <w14:ligatures w14:val="none"/>
+        </w:rPr>
+      </w:pPr>
+      <w:r>
+        <w:rPr>
+          <w:rFonts w:ascii="var(--font-mono)" w:eastAsia="Times New Roman" w:hAnsi="var(--font-mono)" w:cs="Courier New"/>
+          <w:color w:val="14181F"/>
+          <w:kern w:val="0"/>
+          <w:sz w:val="20"/>
+          <w:szCs w:val="20"/>
+          <w14:ligatures w14:val="none"/>
+        </w:rPr>
+        <w:t>5. Meta rings customer's WhatsApp</w:t>
+      </w:r>
+    </w:p>
+    <w:p>
+      <w:pPr>
+        <w:tabs>
+          <w:tab w:val="left" w:pos="916"/>
+          <w:tab w:val="left" w:pos="1832"/>
+          <w:tab w:val="left" w:pos="2748"/>
+          <w:tab w:val="left" w:pos="3664"/>
+          <w:tab w:val="left" w:pos="4580"/>
+          <w:tab w:val="left" w:pos="5496"/>
+          <w:tab w:val="left" w:pos="6412"/>
+          <w:tab w:val="left" w:pos="7328"/>
+          <w:tab w:val="left" w:pos="8244"/>
+          <w:tab w:val="left" w:pos="9160"/>
+          <w:tab w:val="left" w:pos="10076"/>
+          <w:tab w:val="left" w:pos="10992"/>
+          <w:tab w:val="left" w:pos="11908"/>
+          <w:tab w:val="left" w:pos="12824"/>
+          <w:tab w:val="left" w:pos="13740"/>
+          <w:tab w:val="left" w:pos="14656"/>
+        </w:tabs>
+        <w:spacing w:after="0" w:line="240" w:lineRule="auto"/>
+        <w:rPr>
+          <w:rFonts w:ascii="var(--font-mono)" w:eastAsia="Times New Roman" w:hAnsi="var(--font-mono)" w:cs="Courier New"/>
+          <w:color w:val="14181F"/>
+          <w:kern w:val="0"/>
+          <w:sz w:val="20"/>
+          <w:szCs w:val="20"/>
+          <w14:ligatures w14:val="none"/>
+        </w:rPr>
+      </w:pPr>
+      <w:r>
+        <w:rPr>
+          <w:rFonts w:ascii="var(--font-mono)" w:eastAsia="Times New Roman" w:hAnsi="var(--font-mono)" w:cs="Courier New"/>
+          <w:color w:val="14181F"/>
+          <w:kern w:val="0"/>
+          <w:sz w:val="20"/>
+          <w:szCs w:val="20"/>
+          <w14:ligatures w14:val="none"/>
+        </w:rPr>
+        <w:t xml:space="preserve">       ↓</w:t>
+      </w:r>
+    </w:p>
+    <w:p>
+      <w:pPr>
+        <w:tabs>
+          <w:tab w:val="left" w:pos="916"/>
+          <w:tab w:val="left" w:pos="1832"/>
+          <w:tab w:val="left" w:pos="2748"/>
+          <w:tab w:val="left" w:pos="3664"/>
+          <w:tab w:val="left" w:pos="4580"/>
+          <w:tab w:val="left" w:pos="5496"/>
+          <w:tab w:val="left" w:pos="6412"/>
+          <w:tab w:val="left" w:pos="7328"/>
+          <w:tab w:val="left" w:pos="8244"/>
+          <w:tab w:val="left" w:pos="9160"/>
+          <w:tab w:val="left" w:pos="10076"/>
+          <w:tab w:val="left" w:pos="10992"/>
+          <w:tab w:val="left" w:pos="11908"/>
+          <w:tab w:val="left" w:pos="12824"/>
+          <w:tab w:val="left" w:pos="13740"/>
+          <w:tab w:val="left" w:pos="14656"/>
+        </w:tabs>
+        <w:spacing w:after="0" w:line="240" w:lineRule="auto"/>
+        <w:rPr>
+          <w:rFonts w:ascii="var(--font-mono)" w:eastAsia="Times New Roman" w:hAnsi="var(--font-mono)" w:cs="Courier New"/>
+          <w:color w:val="14181F"/>
+          <w:kern w:val="0"/>
+          <w:sz w:val="20"/>
+          <w:szCs w:val="20"/>
+          <w14:ligatures w14:val="none"/>
+        </w:rPr>
+      </w:pPr>
+      <w:r>
+        <w:rPr>
+          <w:rFonts w:ascii="var(--font-mono)" w:eastAsia="Times New Roman" w:hAnsi="var(--font-mono)" w:cs="Courier New"/>
+          <w:color w:val="14181F"/>
+          <w:kern w:val="0"/>
+          <w:sz w:val="20"/>
+          <w:szCs w:val="20"/>
+          <w14:ligatures w14:val="none"/>
+        </w:rPr>
+        <w:t>6. Customer answers → Meta sends webhook to /</w:t>
+      </w:r>
+      <w:proofErr w:type="spellStart"/>
+      <w:r>
+        <w:rPr>
+          <w:rFonts w:ascii="var(--font-mono)" w:eastAsia="Times New Roman" w:hAnsi="var(--font-mono)" w:cs="Courier New"/>
+          <w:color w:val="14181F"/>
+          <w:kern w:val="0"/>
+          <w:sz w:val="20"/>
+          <w:szCs w:val="20"/>
+          <w14:ligatures w14:val="none"/>
+        </w:rPr>
+        <w:t>whatsapp</w:t>
+      </w:r>
+      <w:proofErr w:type="spellEnd"/>
+      <w:r>
+        <w:rPr>
+          <w:rFonts w:ascii="var(--font-mono)" w:eastAsia="Times New Roman" w:hAnsi="var(--font-mono)" w:cs="Courier New"/>
+          <w:color w:val="14181F"/>
+          <w:kern w:val="0"/>
+          <w:sz w:val="20"/>
+          <w:szCs w:val="20"/>
+          <w14:ligatures w14:val="none"/>
+        </w:rPr>
+        <w:t>/webhook</w:t>
+      </w:r>
+    </w:p>
+    <w:p>
+      <w:pPr>
+        <w:tabs>
+          <w:tab w:val="left" w:pos="916"/>
+          <w:tab w:val="left" w:pos="1832"/>
+          <w:tab w:val="left" w:pos="2748"/>
+          <w:tab w:val="left" w:pos="3664"/>
+          <w:tab w:val="left" w:pos="4580"/>
+          <w:tab w:val="left" w:pos="5496"/>
+          <w:tab w:val="left" w:pos="6412"/>
+          <w:tab w:val="left" w:pos="7328"/>
+          <w:tab w:val="left" w:pos="8244"/>
+          <w:tab w:val="left" w:pos="9160"/>
+          <w:tab w:val="left" w:pos="10076"/>
+          <w:tab w:val="left" w:pos="10992"/>
+          <w:tab w:val="left" w:pos="11908"/>
+          <w:tab w:val="left" w:pos="12824"/>
+          <w:tab w:val="left" w:pos="13740"/>
+          <w:tab w:val="left" w:pos="14656"/>
+        </w:tabs>
+        <w:spacing w:after="0" w:line="240" w:lineRule="auto"/>
+        <w:rPr>
+          <w:rFonts w:ascii="var(--font-mono)" w:eastAsia="Times New Roman" w:hAnsi="var(--font-mono)" w:cs="Courier New"/>
+          <w:color w:val="14181F"/>
+          <w:kern w:val="0"/>
+          <w:sz w:val="20"/>
+          <w:szCs w:val="20"/>
+          <w14:ligatures w14:val="none"/>
+        </w:rPr>
+      </w:pPr>
+      <w:r>
+        <w:rPr>
+          <w:rFonts w:ascii="var(--font-mono)" w:eastAsia="Times New Roman" w:hAnsi="var(--font-mono)" w:cs="Courier New"/>
+          <w:color w:val="14181F"/>
+          <w:kern w:val="0"/>
+          <w:sz w:val="20"/>
+          <w:szCs w:val="20"/>
+          <w14:ligatures w14:val="none"/>
+        </w:rPr>
+        <w:t xml:space="preserve">   {</w:t>
+      </w:r>
+    </w:p>
+    <w:p>
+      <w:pPr>
+        <w:tabs>
+          <w:tab w:val="left" w:pos="916"/>
+          <w:tab w:val="left" w:pos="1832"/>
+          <w:tab w:val="left" w:pos="2748"/>
+          <w:tab w:val="left" w:pos="3664"/>
+          <w:tab w:val="left" w:pos="4580"/>
+          <w:tab w:val="left" w:pos="5496"/>
+          <w:tab w:val="left" w:pos="6412"/>
+          <w:tab w:val="left" w:pos="7328"/>
+          <w:tab w:val="left" w:pos="8244"/>
+          <w:tab w:val="left" w:pos="9160"/>
+          <w:tab w:val="left" w:pos="10076"/>
+          <w:tab w:val="left" w:pos="10992"/>
+          <w:tab w:val="left" w:pos="11908"/>
+          <w:tab w:val="left" w:pos="12824"/>
+          <w:tab w:val="left" w:pos="13740"/>
+          <w:tab w:val="left" w:pos="14656"/>
+        </w:tabs>
+        <w:spacing w:after="0" w:line="240" w:lineRule="auto"/>
+        <w:rPr>
+          <w:rFonts w:ascii="var(--font-mono)" w:eastAsia="Times New Roman" w:hAnsi="var(--font-mono)" w:cs="Courier New"/>
+          <w:color w:val="14181F"/>
+          <w:kern w:val="0"/>
+          <w:sz w:val="20"/>
+          <w:szCs w:val="20"/>
+          <w14:ligatures w14:val="none"/>
+        </w:rPr>
+      </w:pPr>
+      <w:r>
+        <w:rPr>
+          <w:rFonts w:ascii="var(--font-mono)" w:eastAsia="Times New Roman" w:hAnsi="var(--font-mono)" w:cs="Courier New"/>
+          <w:color w:val="14181F"/>
+          <w:kern w:val="0"/>
+          <w:sz w:val="20"/>
+          <w:szCs w:val="20"/>
+          <w14:ligatures w14:val="none"/>
+        </w:rPr>
+        <w:t xml:space="preserve">     "calls"</w:t>
+      </w:r>
+      <w:proofErr w:type="gramStart"/>
+      <w:r>
+        <w:rPr>
+          <w:rFonts w:ascii="var(--font-mono)" w:eastAsia="Times New Roman" w:hAnsi="var(--font-mono)" w:cs="Courier New"/>
+          <w:color w:val="14181F"/>
+          <w:kern w:val="0"/>
+          <w:sz w:val="20"/>
+          <w:szCs w:val="20"/>
+          <w14:ligatures w14:val="none"/>
+        </w:rPr>
+        <w:t>: [{</w:t>
+      </w:r>
+      <w:proofErr w:type="gramEnd"/>
+    </w:p>
+    <w:p>
+      <w:pPr>
+        <w:tabs>
+          <w:tab w:val="left" w:pos="916"/>
+          <w:tab w:val="left" w:pos="1832"/>
+          <w:tab w:val="left" w:pos="2748"/>
+          <w:tab w:val="left" w:pos="3664"/>
+          <w:tab w:val="left" w:pos="4580"/>
+          <w:tab w:val="left" w:pos="5496"/>
+          <w:tab w:val="left" w:pos="6412"/>
+          <w:tab w:val="left" w:pos="7328"/>
+          <w:tab w:val="left" w:pos="8244"/>
+          <w:tab w:val="left" w:pos="9160"/>
+          <w:tab w:val="left" w:pos="10076"/>
+          <w:tab w:val="left" w:pos="10992"/>
+          <w:tab w:val="left" w:pos="11908"/>
+          <w:tab w:val="left" w:pos="12824"/>
+          <w:tab w:val="left" w:pos="13740"/>
+          <w:tab w:val="left" w:pos="14656"/>
+        </w:tabs>
+        <w:spacing w:after="0" w:line="240" w:lineRule="auto"/>
+        <w:rPr>
+          <w:rFonts w:ascii="var(--font-mono)" w:eastAsia="Times New Roman" w:hAnsi="var(--font-mono)" w:cs="Courier New"/>
+          <w:color w:val="14181F"/>
+          <w:kern w:val="0"/>
+          <w:sz w:val="20"/>
+          <w:szCs w:val="20"/>
+          <w14:ligatures w14:val="none"/>
+        </w:rPr>
+      </w:pPr>
+      <w:r>
+        <w:rPr>
+          <w:rFonts w:ascii="var(--font-mono)" w:eastAsia="Times New Roman" w:hAnsi="var(--font-mono)" w:cs="Courier New"/>
+          <w:color w:val="14181F"/>
+          <w:kern w:val="0"/>
+          <w:sz w:val="20"/>
+          <w:szCs w:val="20"/>
+          <w14:ligatures w14:val="none"/>
+        </w:rPr>
+        <w:t xml:space="preserve">       "event": "connect",</w:t>
+      </w:r>
+    </w:p>
+    <w:p>
+      <w:pPr>
+        <w:tabs>
+          <w:tab w:val="left" w:pos="916"/>
+          <w:tab w:val="left" w:pos="1832"/>
+          <w:tab w:val="left" w:pos="2748"/>
+          <w:tab w:val="left" w:pos="3664"/>
+          <w:tab w:val="left" w:pos="4580"/>
+          <w:tab w:val="left" w:pos="5496"/>
+          <w:tab w:val="left" w:pos="6412"/>
+          <w:tab w:val="left" w:pos="7328"/>
+          <w:tab w:val="left" w:pos="8244"/>
+          <w:tab w:val="left" w:pos="9160"/>
+          <w:tab w:val="left" w:pos="10076"/>
+          <w:tab w:val="left" w:pos="10992"/>
+          <w:tab w:val="left" w:pos="11908"/>
+          <w:tab w:val="left" w:pos="12824"/>
+          <w:tab w:val="left" w:pos="13740"/>
+          <w:tab w:val="left" w:pos="14656"/>
+        </w:tabs>
+        <w:spacing w:after="0" w:line="240" w:lineRule="auto"/>
+        <w:rPr>
+          <w:rFonts w:ascii="var(--font-mono)" w:eastAsia="Times New Roman" w:hAnsi="var(--font-mono)" w:cs="Courier New"/>
+          <w:color w:val="14181F"/>
+          <w:kern w:val="0"/>
+          <w:sz w:val="20"/>
+          <w:szCs w:val="20"/>
+          <w14:ligatures w14:val="none"/>
+        </w:rPr>
+      </w:pPr>
+      <w:r>
+        <w:rPr>
+          <w:rFonts w:ascii="var(--font-mono)" w:eastAsia="Times New Roman" w:hAnsi="var(--font-mono)" w:cs="Courier New"/>
+          <w:color w:val="14181F"/>
+          <w:kern w:val="0"/>
+          <w:sz w:val="20"/>
+          <w:szCs w:val="20"/>
+          <w14:ligatures w14:val="none"/>
+        </w:rPr>
+        <w:t xml:space="preserve">       "</w:t>
+      </w:r>
+      <w:proofErr w:type="spellStart"/>
+      <w:proofErr w:type="gramStart"/>
+      <w:r>
+        <w:rPr>
+          <w:rFonts w:ascii="var(--font-mono)" w:eastAsia="Times New Roman" w:hAnsi="var(--font-mono)" w:cs="Courier New"/>
+          <w:color w:val="14181F"/>
+          <w:kern w:val="0"/>
+          <w:sz w:val="20"/>
+          <w:szCs w:val="20"/>
+          <w14:ligatures w14:val="none"/>
+        </w:rPr>
+        <w:t>call</w:t>
+      </w:r>
+      <w:proofErr w:type="gramEnd"/>
+      <w:r>
+        <w:rPr>
+          <w:rFonts w:ascii="var(--font-mono)" w:eastAsia="Times New Roman" w:hAnsi="var(--font-mono)" w:cs="Courier New"/>
+          <w:color w:val="14181F"/>
+          <w:kern w:val="0"/>
+          <w:sz w:val="20"/>
+          <w:szCs w:val="20"/>
+          <w14:ligatures w14:val="none"/>
+        </w:rPr>
+        <w:t>_id</w:t>
+      </w:r>
+      <w:proofErr w:type="spellEnd"/>
+      <w:r>
+        <w:rPr>
+          <w:rFonts w:ascii="var(--font-mono)" w:eastAsia="Times New Roman" w:hAnsi="var(--font-mono)" w:cs="Courier New"/>
+          <w:color w:val="14181F"/>
+          <w:kern w:val="0"/>
+          <w:sz w:val="20"/>
+          <w:szCs w:val="20"/>
+          <w14:ligatures w14:val="none"/>
+        </w:rPr>
+        <w:t>": "xxx",</w:t>
+      </w:r>
+    </w:p>
+    <w:p>
+      <w:pPr>
+        <w:tabs>
+          <w:tab w:val="left" w:pos="916"/>
+          <w:tab w:val="left" w:pos="1832"/>
+          <w:tab w:val="left" w:pos="2748"/>
+          <w:tab w:val="left" w:pos="3664"/>
+          <w:tab w:val="left" w:pos="4580"/>
+          <w:tab w:val="left" w:pos="5496"/>
+          <w:tab w:val="left" w:pos="6412"/>
+          <w:tab w:val="left" w:pos="7328"/>
+          <w:tab w:val="left" w:pos="8244"/>
+          <w:tab w:val="left" w:pos="9160"/>
+          <w:tab w:val="left" w:pos="10076"/>
+          <w:tab w:val="left" w:pos="10992"/>
+          <w:tab w:val="left" w:pos="11908"/>
+          <w:tab w:val="left" w:pos="12824"/>
+          <w:tab w:val="left" w:pos="13740"/>
+          <w:tab w:val="left" w:pos="14656"/>
+        </w:tabs>
+        <w:spacing w:after="0" w:line="240" w:lineRule="auto"/>
+        <w:rPr>
+          <w:rFonts w:ascii="var(--font-mono)" w:eastAsia="Times New Roman" w:hAnsi="var(--font-mono)" w:cs="Courier New"/>
+          <w:color w:val="14181F"/>
+          <w:kern w:val="0"/>
+          <w:sz w:val="20"/>
+          <w:szCs w:val="20"/>
+          <w14:ligatures w14:val="none"/>
+        </w:rPr>
+      </w:pPr>
+      <w:r>
+        <w:rPr>
+          <w:rFonts w:ascii="var(--font-mono)" w:eastAsia="Times New Roman" w:hAnsi="var(--font-mono)" w:cs="Courier New"/>
+          <w:color w:val="14181F"/>
+          <w:kern w:val="0"/>
+          <w:sz w:val="20"/>
+          <w:szCs w:val="20"/>
+          <w14:ligatures w14:val="none"/>
+        </w:rPr>
+        <w:t xml:space="preserve">       "session": </w:t>
+      </w:r>
+      <w:proofErr w:type="gramStart"/>
+      <w:r>
+        <w:rPr>
+          <w:rFonts w:ascii="var(--font-mono)" w:eastAsia="Times New Roman" w:hAnsi="var(--font-mono)" w:cs="Courier New"/>
+          <w:color w:val="14181F"/>
+          <w:kern w:val="0"/>
+          <w:sz w:val="20"/>
+          <w:szCs w:val="20"/>
+          <w14:ligatures w14:val="none"/>
+        </w:rPr>
+        <w:t>{ "</w:t>
+      </w:r>
+      <w:proofErr w:type="spellStart"/>
+      <w:proofErr w:type="gramEnd"/>
+      <w:r>
+        <w:rPr>
+          <w:rFonts w:ascii="var(--font-mono)" w:eastAsia="Times New Roman" w:hAnsi="var(--font-mono)" w:cs="Courier New"/>
+          <w:color w:val="14181F"/>
+          <w:kern w:val="0"/>
+          <w:sz w:val="20"/>
+          <w:szCs w:val="20"/>
+          <w14:ligatures w14:val="none"/>
+        </w:rPr>
+        <w:t>sdp</w:t>
+      </w:r>
+      <w:proofErr w:type="spellEnd"/>
+      <w:r>
+        <w:rPr>
+          <w:rFonts w:ascii="var(--font-mono)" w:eastAsia="Times New Roman" w:hAnsi="var(--font-mono)" w:cs="Courier New"/>
+          <w:color w:val="14181F"/>
+          <w:kern w:val="0"/>
+          <w:sz w:val="20"/>
+          <w:szCs w:val="20"/>
+          <w14:ligatures w14:val="none"/>
+        </w:rPr>
+        <w:t>": "&lt;</w:t>
+      </w:r>
+      <w:proofErr w:type="spellStart"/>
+      <w:r>
+        <w:rPr>
+          <w:rFonts w:ascii="var(--font-mono)" w:eastAsia="Times New Roman" w:hAnsi="var(--font-mono)" w:cs="Courier New"/>
+          <w:color w:val="14181F"/>
+          <w:kern w:val="0"/>
+          <w:sz w:val="20"/>
+          <w:szCs w:val="20"/>
+          <w14:ligatures w14:val="none"/>
+        </w:rPr>
+        <w:t>meta_sdp_answer</w:t>
+      </w:r>
+      <w:proofErr w:type="spellEnd"/>
+      <w:r>
+        <w:rPr>
+          <w:rFonts w:ascii="var(--font-mono)" w:eastAsia="Times New Roman" w:hAnsi="var(--font-mono)" w:cs="Courier New"/>
+          <w:color w:val="14181F"/>
+          <w:kern w:val="0"/>
+          <w:sz w:val="20"/>
+          <w:szCs w:val="20"/>
+          <w14:ligatures w14:val="none"/>
+        </w:rPr>
+        <w:t>&gt;", "</w:t>
+      </w:r>
+      <w:proofErr w:type="spellStart"/>
+      <w:r>
+        <w:rPr>
+          <w:rFonts w:ascii="var(--font-mono)" w:eastAsia="Times New Roman" w:hAnsi="var(--font-mono)" w:cs="Courier New"/>
+          <w:color w:val="14181F"/>
+          <w:kern w:val="0"/>
+          <w:sz w:val="20"/>
+          <w:szCs w:val="20"/>
+          <w14:ligatures w14:val="none"/>
+        </w:rPr>
+        <w:t>sdp_type</w:t>
+      </w:r>
+      <w:proofErr w:type="spellEnd"/>
+      <w:r>
+        <w:rPr>
+          <w:rFonts w:ascii="var(--font-mono)" w:eastAsia="Times New Roman" w:hAnsi="var(--font-mono)" w:cs="Courier New"/>
+          <w:color w:val="14181F"/>
+          <w:kern w:val="0"/>
+          <w:sz w:val="20"/>
+          <w:szCs w:val="20"/>
+          <w14:ligatures w14:val="none"/>
+        </w:rPr>
+        <w:t>": "answer</w:t>
+      </w:r>
+      <w:proofErr w:type="gramStart"/>
+      <w:r>
+        <w:rPr>
+          <w:rFonts w:ascii="var(--font-mono)" w:eastAsia="Times New Roman" w:hAnsi="var(--font-mono)" w:cs="Courier New"/>
+          <w:color w:val="14181F"/>
+          <w:kern w:val="0"/>
+          <w:sz w:val="20"/>
+          <w:szCs w:val="20"/>
+          <w14:ligatures w14:val="none"/>
+        </w:rPr>
+        <w:t>" }</w:t>
+      </w:r>
+      <w:proofErr w:type="gramEnd"/>
+    </w:p>
+    <w:p>
+      <w:pPr>
+        <w:tabs>
+          <w:tab w:val="left" w:pos="916"/>
+          <w:tab w:val="left" w:pos="1832"/>
+          <w:tab w:val="left" w:pos="2748"/>
+          <w:tab w:val="left" w:pos="3664"/>
+          <w:tab w:val="left" w:pos="4580"/>
+          <w:tab w:val="left" w:pos="5496"/>
+          <w:tab w:val="left" w:pos="6412"/>
+          <w:tab w:val="left" w:pos="7328"/>
+          <w:tab w:val="left" w:pos="8244"/>
+          <w:tab w:val="left" w:pos="9160"/>
+          <w:tab w:val="left" w:pos="10076"/>
+          <w:tab w:val="left" w:pos="10992"/>
+          <w:tab w:val="left" w:pos="11908"/>
+          <w:tab w:val="left" w:pos="12824"/>
+          <w:tab w:val="left" w:pos="13740"/>
+          <w:tab w:val="left" w:pos="14656"/>
+        </w:tabs>
+        <w:spacing w:after="0" w:line="240" w:lineRule="auto"/>
+        <w:rPr>
+          <w:rFonts w:ascii="var(--font-mono)" w:eastAsia="Times New Roman" w:hAnsi="var(--font-mono)" w:cs="Courier New"/>
+          <w:color w:val="14181F"/>
+          <w:kern w:val="0"/>
+          <w:sz w:val="20"/>
+          <w:szCs w:val="20"/>
+          <w14:ligatures w14:val="none"/>
+        </w:rPr>
+      </w:pPr>
+      <w:r>
+        <w:rPr>
+          <w:rFonts w:ascii="var(--font-mono)" w:eastAsia="Times New Roman" w:hAnsi="var(--font-mono)" w:cs="Courier New"/>
+          <w:color w:val="14181F"/>
+          <w:kern w:val="0"/>
+          <w:sz w:val="20"/>
+          <w:szCs w:val="20"/>
+          <w14:ligatures w14:val="none"/>
+        </w:rPr>
+        <w:t xml:space="preserve">     }]</w:t>
+      </w:r>
+    </w:p>
+    <w:p>
+      <w:pPr>
+        <w:tabs>
+          <w:tab w:val="left" w:pos="916"/>
+          <w:tab w:val="left" w:pos="1832"/>
+          <w:tab w:val="left" w:pos="2748"/>
+          <w:tab w:val="left" w:pos="3664"/>
+          <w:tab w:val="left" w:pos="4580"/>
+          <w:tab w:val="left" w:pos="5496"/>
+          <w:tab w:val="left" w:pos="6412"/>
+          <w:tab w:val="left" w:pos="7328"/>
+          <w:tab w:val="left" w:pos="8244"/>
+          <w:tab w:val="left" w:pos="9160"/>
+          <w:tab w:val="left" w:pos="10076"/>
+          <w:tab w:val="left" w:pos="10992"/>
+          <w:tab w:val="left" w:pos="11908"/>
+          <w:tab w:val="left" w:pos="12824"/>
+          <w:tab w:val="left" w:pos="13740"/>
+          <w:tab w:val="left" w:pos="14656"/>
+        </w:tabs>
+        <w:spacing w:after="0" w:line="240" w:lineRule="auto"/>
+        <w:rPr>
+          <w:rFonts w:ascii="var(--font-mono)" w:eastAsia="Times New Roman" w:hAnsi="var(--font-mono)" w:cs="Courier New"/>
+          <w:color w:val="14181F"/>
+          <w:kern w:val="0"/>
+          <w:sz w:val="20"/>
+          <w:szCs w:val="20"/>
+          <w14:ligatures w14:val="none"/>
+        </w:rPr>
+      </w:pPr>
+      <w:r>
+        <w:rPr>
+          <w:rFonts w:ascii="var(--font-mono)" w:eastAsia="Times New Roman" w:hAnsi="var(--font-mono)" w:cs="Courier New"/>
+          <w:color w:val="14181F"/>
+          <w:kern w:val="0"/>
+          <w:sz w:val="20"/>
+          <w:szCs w:val="20"/>
+          <w14:ligatures w14:val="none"/>
+        </w:rPr>
+        <w:t xml:space="preserve">   }</w:t>
+      </w:r>
+    </w:p>
+    <w:p>
+      <w:pPr>
+        <w:tabs>
+          <w:tab w:val="left" w:pos="916"/>
+          <w:tab w:val="left" w:pos="1832"/>
+          <w:tab w:val="left" w:pos="2748"/>
+          <w:tab w:val="left" w:pos="3664"/>
+          <w:tab w:val="left" w:pos="4580"/>
+          <w:tab w:val="left" w:pos="5496"/>
+          <w:tab w:val="left" w:pos="6412"/>
+          <w:tab w:val="left" w:pos="7328"/>
+          <w:tab w:val="left" w:pos="8244"/>
+          <w:tab w:val="left" w:pos="9160"/>
+          <w:tab w:val="left" w:pos="10076"/>
+          <w:tab w:val="left" w:pos="10992"/>
+          <w:tab w:val="left" w:pos="11908"/>
+          <w:tab w:val="left" w:pos="12824"/>
+          <w:tab w:val="left" w:pos="13740"/>
+          <w:tab w:val="left" w:pos="14656"/>
+        </w:tabs>
+        <w:spacing w:after="0" w:line="240" w:lineRule="auto"/>
+        <w:rPr>
+          <w:rFonts w:ascii="var(--font-mono)" w:eastAsia="Times New Roman" w:hAnsi="var(--font-mono)" w:cs="Courier New"/>
+          <w:color w:val="14181F"/>
+          <w:kern w:val="0"/>
+          <w:sz w:val="20"/>
+          <w:szCs w:val="20"/>
+          <w14:ligatures w14:val="none"/>
+        </w:rPr>
+      </w:pPr>
+      <w:r>
+        <w:rPr>
+          <w:rFonts w:ascii="var(--font-mono)" w:eastAsia="Times New Roman" w:hAnsi="var(--font-mono)" w:cs="Courier New"/>
+          <w:color w:val="14181F"/>
+          <w:kern w:val="0"/>
+          <w:sz w:val="20"/>
+          <w:szCs w:val="20"/>
+          <w14:ligatures w14:val="none"/>
+        </w:rPr>
+        <w:t xml:space="preserve">       ↓</w:t>
+      </w:r>
+    </w:p>
+    <w:p>
+      <w:pPr>
+        <w:tabs>
+          <w:tab w:val="left" w:pos="916"/>
+          <w:tab w:val="left" w:pos="1832"/>
+          <w:tab w:val="left" w:pos="2748"/>
+          <w:tab w:val="left" w:pos="3664"/>
+          <w:tab w:val="left" w:pos="4580"/>
+          <w:tab w:val="left" w:pos="5496"/>
+          <w:tab w:val="left" w:pos="6412"/>
+          <w:tab w:val="left" w:pos="7328"/>
+          <w:tab w:val="left" w:pos="8244"/>
+          <w:tab w:val="left" w:pos="9160"/>
+          <w:tab w:val="left" w:pos="10076"/>
+          <w:tab w:val="left" w:pos="10992"/>
+          <w:tab w:val="left" w:pos="11908"/>
+          <w:tab w:val="left" w:pos="12824"/>
+          <w:tab w:val="left" w:pos="13740"/>
+          <w:tab w:val="left" w:pos="14656"/>
+        </w:tabs>
+        <w:spacing w:after="0" w:line="240" w:lineRule="auto"/>
+        <w:rPr>
+          <w:rFonts w:ascii="var(--font-mono)" w:eastAsia="Times New Roman" w:hAnsi="var(--font-mono)" w:cs="Courier New"/>
+          <w:color w:val="14181F"/>
+          <w:kern w:val="0"/>
+          <w:sz w:val="20"/>
+          <w:szCs w:val="20"/>
+          <w14:ligatures w14:val="none"/>
+        </w:rPr>
+      </w:pPr>
+      <w:r>
+        <w:rPr>
+          <w:rFonts w:ascii="var(--font-mono)" w:eastAsia="Times New Roman" w:hAnsi="var(--font-mono)" w:cs="Courier New"/>
+          <w:color w:val="14181F"/>
+          <w:kern w:val="0"/>
+          <w:sz w:val="20"/>
+          <w:szCs w:val="20"/>
+          <w14:ligatures w14:val="none"/>
+        </w:rPr>
+        <w:t>7. Backend receives SDP Answer from Meta</w:t>
+      </w:r>
+    </w:p>
+    <w:p>
+      <w:pPr>
+        <w:tabs>
+          <w:tab w:val="left" w:pos="916"/>
+          <w:tab w:val="left" w:pos="1832"/>
+          <w:tab w:val="left" w:pos="2748"/>
+          <w:tab w:val="left" w:pos="3664"/>
+          <w:tab w:val="left" w:pos="4580"/>
+          <w:tab w:val="left" w:pos="5496"/>
+          <w:tab w:val="left" w:pos="6412"/>
+          <w:tab w:val="left" w:pos="7328"/>
+          <w:tab w:val="left" w:pos="8244"/>
+          <w:tab w:val="left" w:pos="9160"/>
+          <w:tab w:val="left" w:pos="10076"/>
+          <w:tab w:val="left" w:pos="10992"/>
+          <w:tab w:val="left" w:pos="11908"/>
+          <w:tab w:val="left" w:pos="12824"/>
+          <w:tab w:val="left" w:pos="13740"/>
+          <w:tab w:val="left" w:pos="14656"/>
+        </w:tabs>
+        <w:spacing w:after="0" w:line="240" w:lineRule="auto"/>
+        <w:rPr>
+          <w:rFonts w:ascii="var(--font-mono)" w:eastAsia="Times New Roman" w:hAnsi="var(--font-mono)" w:cs="Courier New"/>
+          <w:color w:val="14181F"/>
+          <w:kern w:val="0"/>
+          <w:sz w:val="20"/>
+          <w:szCs w:val="20"/>
+          <w14:ligatures w14:val="none"/>
+        </w:rPr>
+      </w:pPr>
+      <w:r>
+        <w:rPr>
+          <w:rFonts w:ascii="var(--font-mono)" w:eastAsia="Times New Roman" w:hAnsi="var(--font-mono)" w:cs="Courier New"/>
+          <w:color w:val="14181F"/>
+          <w:kern w:val="0"/>
+          <w:sz w:val="20"/>
+          <w:szCs w:val="20"/>
+          <w14:ligatures w14:val="none"/>
+        </w:rPr>
+        <w:t xml:space="preserve">   → sends it to browser via </w:t>
+      </w:r>
+      <w:proofErr w:type="spellStart"/>
+      <w:r>
+        <w:rPr>
+          <w:rFonts w:ascii="var(--font-mono)" w:eastAsia="Times New Roman" w:hAnsi="var(--font-mono)" w:cs="Courier New"/>
+          <w:color w:val="14181F"/>
+          <w:kern w:val="0"/>
+          <w:sz w:val="20"/>
+          <w:szCs w:val="20"/>
+          <w14:ligatures w14:val="none"/>
+        </w:rPr>
+        <w:t>SignalR</w:t>
+      </w:r>
+      <w:proofErr w:type="spellEnd"/>
+    </w:p>
+    <w:p>
+      <w:pPr>
+        <w:tabs>
+          <w:tab w:val="left" w:pos="916"/>
+          <w:tab w:val="left" w:pos="1832"/>
+          <w:tab w:val="left" w:pos="2748"/>
+          <w:tab w:val="left" w:pos="3664"/>
+          <w:tab w:val="left" w:pos="4580"/>
+          <w:tab w:val="left" w:pos="5496"/>
+          <w:tab w:val="left" w:pos="6412"/>
+          <w:tab w:val="left" w:pos="7328"/>
+          <w:tab w:val="left" w:pos="8244"/>
+          <w:tab w:val="left" w:pos="9160"/>
+          <w:tab w:val="left" w:pos="10076"/>
+          <w:tab w:val="left" w:pos="10992"/>
+          <w:tab w:val="left" w:pos="11908"/>
+          <w:tab w:val="left" w:pos="12824"/>
+          <w:tab w:val="left" w:pos="13740"/>
+          <w:tab w:val="left" w:pos="14656"/>
+        </w:tabs>
+        <w:spacing w:after="0" w:line="240" w:lineRule="auto"/>
+        <w:rPr>
+          <w:rFonts w:ascii="var(--font-mono)" w:eastAsia="Times New Roman" w:hAnsi="var(--font-mono)" w:cs="Courier New"/>
+          <w:color w:val="14181F"/>
+          <w:kern w:val="0"/>
+          <w:sz w:val="20"/>
+          <w:szCs w:val="20"/>
+          <w14:ligatures w14:val="none"/>
+        </w:rPr>
+      </w:pPr>
+      <w:r>
+        <w:rPr>
+          <w:rFonts w:ascii="var(--font-mono)" w:eastAsia="Times New Roman" w:hAnsi="var(--font-mono)" w:cs="Courier New"/>
+          <w:color w:val="14181F"/>
+          <w:kern w:val="0"/>
+          <w:sz w:val="20"/>
+          <w:szCs w:val="20"/>
+          <w14:ligatures w14:val="none"/>
+        </w:rPr>
+        <w:t xml:space="preserve">       ↓</w:t>
+      </w:r>
+    </w:p>
+    <w:p>
+      <w:pPr>
+        <w:tabs>
+          <w:tab w:val="left" w:pos="916"/>
+          <w:tab w:val="left" w:pos="1832"/>
+          <w:tab w:val="left" w:pos="2748"/>
+          <w:tab w:val="left" w:pos="3664"/>
+          <w:tab w:val="left" w:pos="4580"/>
+          <w:tab w:val="left" w:pos="5496"/>
+          <w:tab w:val="left" w:pos="6412"/>
+          <w:tab w:val="left" w:pos="7328"/>
+          <w:tab w:val="left" w:pos="8244"/>
+          <w:tab w:val="left" w:pos="9160"/>
+          <w:tab w:val="left" w:pos="10076"/>
+          <w:tab w:val="left" w:pos="10992"/>
+          <w:tab w:val="left" w:pos="11908"/>
+          <w:tab w:val="left" w:pos="12824"/>
+          <w:tab w:val="left" w:pos="13740"/>
+          <w:tab w:val="left" w:pos="14656"/>
+        </w:tabs>
+        <w:spacing w:after="0" w:line="240" w:lineRule="auto"/>
+        <w:rPr>
+          <w:rFonts w:ascii="var(--font-mono)" w:eastAsia="Times New Roman" w:hAnsi="var(--font-mono)" w:cs="Courier New"/>
+          <w:color w:val="14181F"/>
+          <w:kern w:val="0"/>
+          <w:sz w:val="20"/>
+          <w:szCs w:val="20"/>
+          <w14:ligatures w14:val="none"/>
+        </w:rPr>
+      </w:pPr>
+      <w:r>
+        <w:rPr>
+          <w:rFonts w:ascii="var(--font-mono)" w:eastAsia="Times New Roman" w:hAnsi="var(--font-mono)" w:cs="Courier New"/>
+          <w:color w:val="14181F"/>
+          <w:kern w:val="0"/>
+          <w:sz w:val="20"/>
+          <w:szCs w:val="20"/>
+          <w14:ligatures w14:val="none"/>
+        </w:rPr>
+        <w:t>8. Browser sets Remote Description (Meta's SDP answer)</w:t>
+      </w:r>
+    </w:p>
+    <w:p>
+      <w:pPr>
+        <w:tabs>
+          <w:tab w:val="left" w:pos="916"/>
+          <w:tab w:val="left" w:pos="1832"/>
+          <w:tab w:val="left" w:pos="2748"/>
+          <w:tab w:val="left" w:pos="3664"/>
+          <w:tab w:val="left" w:pos="4580"/>
+          <w:tab w:val="left" w:pos="5496"/>
+          <w:tab w:val="left" w:pos="6412"/>
+          <w:tab w:val="left" w:pos="7328"/>
+          <w:tab w:val="left" w:pos="8244"/>
+          <w:tab w:val="left" w:pos="9160"/>
+          <w:tab w:val="left" w:pos="10076"/>
+          <w:tab w:val="left" w:pos="10992"/>
+          <w:tab w:val="left" w:pos="11908"/>
+          <w:tab w:val="left" w:pos="12824"/>
+          <w:tab w:val="left" w:pos="13740"/>
+          <w:tab w:val="left" w:pos="14656"/>
+        </w:tabs>
+        <w:spacing w:after="0" w:line="240" w:lineRule="auto"/>
+        <w:rPr>
+          <w:rFonts w:ascii="var(--font-mono)" w:eastAsia="Times New Roman" w:hAnsi="var(--font-mono)" w:cs="Courier New"/>
+          <w:color w:val="14181F"/>
+          <w:kern w:val="0"/>
+          <w:sz w:val="20"/>
+          <w:szCs w:val="20"/>
+          <w14:ligatures w14:val="none"/>
+        </w:rPr>
+      </w:pPr>
+      <w:r>
+        <w:rPr>
+          <w:rFonts w:ascii="var(--font-mono)" w:eastAsia="Times New Roman" w:hAnsi="var(--font-mono)" w:cs="Courier New"/>
+          <w:color w:val="14181F"/>
+          <w:kern w:val="0"/>
+          <w:sz w:val="20"/>
+          <w:szCs w:val="20"/>
+          <w14:ligatures w14:val="none"/>
+        </w:rPr>
+        <w:t xml:space="preserve">   → WebRTC connection established</w:t>
+      </w:r>
+    </w:p>
+    <w:p>
+      <w:pPr>
+        <w:tabs>
+          <w:tab w:val="left" w:pos="916"/>
+          <w:tab w:val="left" w:pos="1832"/>
+          <w:tab w:val="left" w:pos="2748"/>
+          <w:tab w:val="left" w:pos="3664"/>
+          <w:tab w:val="left" w:pos="4580"/>
+          <w:tab w:val="left" w:pos="5496"/>
+          <w:tab w:val="left" w:pos="6412"/>
+          <w:tab w:val="left" w:pos="7328"/>
+          <w:tab w:val="left" w:pos="8244"/>
+          <w:tab w:val="left" w:pos="9160"/>
+          <w:tab w:val="left" w:pos="10076"/>
+          <w:tab w:val="left" w:pos="10992"/>
+          <w:tab w:val="left" w:pos="11908"/>
+          <w:tab w:val="left" w:pos="12824"/>
+          <w:tab w:val="left" w:pos="13740"/>
+          <w:tab w:val="left" w:pos="14656"/>
+        </w:tabs>
+        <w:spacing w:after="0" w:line="240" w:lineRule="auto"/>
+        <w:rPr>
+          <w:rFonts w:ascii="var(--font-mono)" w:eastAsia="Times New Roman" w:hAnsi="var(--font-mono)" w:cs="Courier New"/>
+          <w:color w:val="14181F"/>
+          <w:kern w:val="0"/>
+          <w:sz w:val="20"/>
+          <w:szCs w:val="20"/>
+          <w14:ligatures w14:val="none"/>
+        </w:rPr>
+      </w:pPr>
+      <w:r>
+        <w:rPr>
+          <w:rFonts w:ascii="var(--font-mono)" w:eastAsia="Times New Roman" w:hAnsi="var(--font-mono)" w:cs="Courier New"/>
+          <w:color w:val="14181F"/>
+          <w:kern w:val="0"/>
+          <w:sz w:val="20"/>
+          <w:szCs w:val="20"/>
+          <w14:ligatures w14:val="none"/>
+        </w:rPr>
+        <w:t xml:space="preserve">   → audio flows: Browser ↔ Meta ↔ Customer WhatsApp</w:t>
+      </w:r>
+    </w:p>
+    <w:p>
+      <w:pPr>
+        <w:tabs>
+          <w:tab w:val="left" w:pos="916"/>
+          <w:tab w:val="left" w:pos="1832"/>
+          <w:tab w:val="left" w:pos="2748"/>
+          <w:tab w:val="left" w:pos="3664"/>
+          <w:tab w:val="left" w:pos="4580"/>
+          <w:tab w:val="left" w:pos="5496"/>
+          <w:tab w:val="left" w:pos="6412"/>
+          <w:tab w:val="left" w:pos="7328"/>
+          <w:tab w:val="left" w:pos="8244"/>
+          <w:tab w:val="left" w:pos="9160"/>
+          <w:tab w:val="left" w:pos="10076"/>
+          <w:tab w:val="left" w:pos="10992"/>
+          <w:tab w:val="left" w:pos="11908"/>
+          <w:tab w:val="left" w:pos="12824"/>
+          <w:tab w:val="left" w:pos="13740"/>
+          <w:tab w:val="left" w:pos="14656"/>
+        </w:tabs>
+        <w:spacing w:after="0" w:line="240" w:lineRule="auto"/>
+        <w:rPr>
+          <w:rFonts w:ascii="var(--font-mono)" w:eastAsia="Times New Roman" w:hAnsi="var(--font-mono)" w:cs="Courier New"/>
+          <w:color w:val="14181F"/>
+          <w:kern w:val="0"/>
+          <w:sz w:val="20"/>
+          <w:szCs w:val="20"/>
+          <w14:ligatures w14:val="none"/>
+        </w:rPr>
+      </w:pPr>
+      <w:r>
+        <w:rPr>
+          <w:rFonts w:ascii="var(--font-mono)" w:eastAsia="Times New Roman" w:hAnsi="var(--font-mono)" w:cs="Courier New"/>
+          <w:color w:val="14181F"/>
+          <w:kern w:val="0"/>
+          <w:sz w:val="20"/>
+          <w:szCs w:val="20"/>
+          <w14:ligatures w14:val="none"/>
+        </w:rPr>
+        <w:t xml:space="preserve">       ↓</w:t>
+      </w:r>
+    </w:p>
+    <w:p>
+      <w:pPr>
+        <w:tabs>
+          <w:tab w:val="left" w:pos="916"/>
+          <w:tab w:val="left" w:pos="1832"/>
+          <w:tab w:val="left" w:pos="2748"/>
+          <w:tab w:val="left" w:pos="3664"/>
+          <w:tab w:val="left" w:pos="4580"/>
+          <w:tab w:val="left" w:pos="5496"/>
+          <w:tab w:val="left" w:pos="6412"/>
+          <w:tab w:val="left" w:pos="7328"/>
+          <w:tab w:val="left" w:pos="8244"/>
+          <w:tab w:val="left" w:pos="9160"/>
+          <w:tab w:val="left" w:pos="10076"/>
+          <w:tab w:val="left" w:pos="10992"/>
+          <w:tab w:val="left" w:pos="11908"/>
+          <w:tab w:val="left" w:pos="12824"/>
+          <w:tab w:val="left" w:pos="13740"/>
+          <w:tab w:val="left" w:pos="14656"/>
+        </w:tabs>
+        <w:spacing w:after="0" w:line="240" w:lineRule="auto"/>
+        <w:rPr>
+          <w:rFonts w:ascii="var(--font-mono)" w:eastAsia="Times New Roman" w:hAnsi="var(--font-mono)" w:cs="Courier New"/>
+          <w:color w:val="14181F"/>
+          <w:kern w:val="0"/>
+          <w:sz w:val="20"/>
+          <w:szCs w:val="20"/>
+          <w14:ligatures w14:val="none"/>
+        </w:rPr>
+      </w:pPr>
+      <w:r>
+        <w:rPr>
+          <w:rFonts w:ascii="var(--font-mono)" w:eastAsia="Times New Roman" w:hAnsi="var(--font-mono)" w:cs="Courier New"/>
+          <w:color w:val="14181F"/>
+          <w:kern w:val="0"/>
+          <w:sz w:val="20"/>
+          <w:szCs w:val="20"/>
+          <w14:ligatures w14:val="none"/>
+        </w:rPr>
+        <w:t>9. Call ends → Meta sends webhook event "terminate"</w:t>
+      </w:r>
+    </w:p>
+    <w:p>
+      <w:pPr>
+        <w:tabs>
+          <w:tab w:val="left" w:pos="916"/>
+          <w:tab w:val="left" w:pos="1832"/>
+          <w:tab w:val="left" w:pos="2748"/>
+          <w:tab w:val="left" w:pos="3664"/>
+          <w:tab w:val="left" w:pos="4580"/>
+          <w:tab w:val="left" w:pos="5496"/>
+          <w:tab w:val="left" w:pos="6412"/>
+          <w:tab w:val="left" w:pos="7328"/>
+          <w:tab w:val="left" w:pos="8244"/>
+          <w:tab w:val="left" w:pos="9160"/>
+          <w:tab w:val="left" w:pos="10076"/>
+          <w:tab w:val="left" w:pos="10992"/>
+          <w:tab w:val="left" w:pos="11908"/>
+          <w:tab w:val="left" w:pos="12824"/>
+          <w:tab w:val="left" w:pos="13740"/>
+          <w:tab w:val="left" w:pos="14656"/>
+        </w:tabs>
+        <w:spacing w:after="0" w:line="240" w:lineRule="auto"/>
+        <w:rPr>
+          <w:rFonts w:ascii="var(--font-mono)" w:eastAsia="Times New Roman" w:hAnsi="var(--font-mono)" w:cs="Courier New"/>
+          <w:color w:val="14181F"/>
+          <w:kern w:val="0"/>
+          <w:sz w:val="20"/>
+          <w:szCs w:val="20"/>
+          <w14:ligatures w14:val="none"/>
+        </w:rPr>
+      </w:pPr>
+      <w:r>
+        <w:rPr>
+          <w:rFonts w:ascii="var(--font-mono)" w:eastAsia="Times New Roman" w:hAnsi="var(--font-mono)" w:cs="Courier New"/>
+          <w:color w:val="14181F"/>
+          <w:kern w:val="0"/>
+          <w:sz w:val="20"/>
+          <w:szCs w:val="20"/>
+          <w14:ligatures w14:val="none"/>
+        </w:rPr>
+        <w:t xml:space="preserve">   → Backend saves </w:t>
+      </w:r>
+      <w:proofErr w:type="spellStart"/>
+      <w:r>
+        <w:rPr>
+          <w:rFonts w:ascii="var(--font-mono)" w:eastAsia="Times New Roman" w:hAnsi="var(--font-mono)" w:cs="Courier New"/>
+          <w:color w:val="14181F"/>
+          <w:kern w:val="0"/>
+          <w:sz w:val="20"/>
+          <w:szCs w:val="20"/>
+          <w14:ligatures w14:val="none"/>
+        </w:rPr>
+        <w:t>VoiceCall</w:t>
+      </w:r>
+      <w:proofErr w:type="spellEnd"/>
+      <w:r>
+        <w:rPr>
+          <w:rFonts w:ascii="var(--font-mono)" w:eastAsia="Times New Roman" w:hAnsi="var(--font-mono)" w:cs="Courier New"/>
+          <w:color w:val="14181F"/>
+          <w:kern w:val="0"/>
+          <w:sz w:val="20"/>
+          <w:szCs w:val="20"/>
+          <w14:ligatures w14:val="none"/>
+        </w:rPr>
+        <w:t xml:space="preserve"> record to DB</w:t>
+      </w:r>
+    </w:p>
+    <w:p>
+      <w:pPr>
+        <w:spacing w:after="0" w:line="240" w:lineRule="auto"/>
+        <w:rPr>
+          <w:rFonts w:ascii="Times New Roman" w:eastAsia="Times New Roman" w:hAnsi="Times New Roman" w:cs="Times New Roman"/>
+          <w:kern w:val="0"/>
+          <w14:ligatures w14:val="none"/>
+        </w:rPr>
+      </w:pPr>
+      <w:r>
+        <w:rPr>
+          <w:rFonts w:ascii="Times New Roman" w:eastAsia="Times New Roman" w:hAnsi="Times New Roman" w:cs="Times New Roman"/>
+          <w:kern w:val="0"/>
+          <w14:ligatures w14:val="none"/>
+        </w:rPr>
+        <w:pict w14:anchorId="72A166CD">
+          <v:rect id="_x0000_i1164" style="width:0;height:1.5pt" o:hralign="center" o:hrstd="t" o:hr="t" fillcolor="#a0a0a0" stroked="f"/>
+        </w:pict>
+      </w:r>
+    </w:p>
+    <w:p>
+      <w:pPr>
+        <w:spacing w:before="100" w:beforeAutospacing="1" w:after="100" w:afterAutospacing="1" w:line="240" w:lineRule="auto"/>
+        <w:rPr>
+          <w:rFonts w:ascii="Times New Roman" w:eastAsia="Times New Roman" w:hAnsi="Times New Roman" w:cs="Times New Roman"/>
+          <w:kern w:val="0"/>
+          <w14:ligatures w14:val="none"/>
+        </w:rPr>
+      </w:pPr>
+      <w:r>
+        <w:rPr>
+          <w:rFonts w:ascii="Times New Roman" w:eastAsia="Times New Roman" w:hAnsi="Times New Roman" w:cs="Times New Roman"/>
+          <w:b/>
+          <w:bCs/>
+          <w:kern w:val="0"/>
+          <w14:ligatures w14:val="none"/>
+        </w:rPr>
+        <w:t>Inbound Call (customer calls you):</w:t>
+      </w:r>
+    </w:p>
+    <w:p>
+      <w:pPr>
+        <w:tabs>
+          <w:tab w:val="left" w:pos="916"/>
+          <w:tab w:val="left" w:pos="1832"/>
+          <w:tab w:val="left" w:pos="2748"/>
+          <w:tab w:val="left" w:pos="3664"/>
+          <w:tab w:val="left" w:pos="4580"/>
+          <w:tab w:val="left" w:pos="5496"/>
+          <w:tab w:val="left" w:pos="6412"/>
+          <w:tab w:val="left" w:pos="7328"/>
+          <w:tab w:val="left" w:pos="8244"/>
+          <w:tab w:val="left" w:pos="9160"/>
+          <w:tab w:val="left" w:pos="10076"/>
+          <w:tab w:val="left" w:pos="10992"/>
+          <w:tab w:val="left" w:pos="11908"/>
+          <w:tab w:val="left" w:pos="12824"/>
+          <w:tab w:val="left" w:pos="13740"/>
+          <w:tab w:val="left" w:pos="14656"/>
+        </w:tabs>
+        <w:spacing w:after="0" w:line="240" w:lineRule="auto"/>
+        <w:rPr>
+          <w:rFonts w:ascii="var(--font-mono)" w:eastAsia="Times New Roman" w:hAnsi="var(--font-mono)" w:cs="Courier New"/>
+          <w:color w:val="14181F"/>
+          <w:kern w:val="0"/>
+          <w:sz w:val="20"/>
+          <w:szCs w:val="20"/>
+          <w14:ligatures w14:val="none"/>
+        </w:rPr>
+      </w:pPr>
+      <w:r>
+        <w:rPr>
+          <w:rFonts w:ascii="var(--font-mono)" w:eastAsia="Times New Roman" w:hAnsi="var(--font-mono)" w:cs="Courier New"/>
+          <w:color w:val="14181F"/>
+          <w:kern w:val="0"/>
+          <w:sz w:val="20"/>
+          <w:szCs w:val="20"/>
+          <w14:ligatures w14:val="none"/>
+        </w:rPr>
+        <w:t>1. Customer calls your WhatsApp number</w:t>
+      </w:r>
+    </w:p>
+    <w:p>
+      <w:pPr>
+        <w:tabs>
+          <w:tab w:val="left" w:pos="916"/>
+          <w:tab w:val="left" w:pos="1832"/>
+          <w:tab w:val="left" w:pos="2748"/>
+          <w:tab w:val="left" w:pos="3664"/>
+          <w:tab w:val="left" w:pos="4580"/>
+          <w:tab w:val="left" w:pos="5496"/>
+          <w:tab w:val="left" w:pos="6412"/>
+          <w:tab w:val="left" w:pos="7328"/>
+          <w:tab w:val="left" w:pos="8244"/>
+          <w:tab w:val="left" w:pos="9160"/>
+          <w:tab w:val="left" w:pos="10076"/>
+          <w:tab w:val="left" w:pos="10992"/>
+          <w:tab w:val="left" w:pos="11908"/>
+          <w:tab w:val="left" w:pos="12824"/>
+          <w:tab w:val="left" w:pos="13740"/>
+          <w:tab w:val="left" w:pos="14656"/>
+        </w:tabs>
+        <w:spacing w:after="0" w:line="240" w:lineRule="auto"/>
+        <w:rPr>
+          <w:rFonts w:ascii="var(--font-mono)" w:eastAsia="Times New Roman" w:hAnsi="var(--font-mono)" w:cs="Courier New"/>
+          <w:color w:val="14181F"/>
+          <w:kern w:val="0"/>
+          <w:sz w:val="20"/>
+          <w:szCs w:val="20"/>
+          <w14:ligatures w14:val="none"/>
+        </w:rPr>
+      </w:pPr>
+      <w:r>
+        <w:rPr>
+          <w:rFonts w:ascii="var(--font-mono)" w:eastAsia="Times New Roman" w:hAnsi="var(--font-mono)" w:cs="Courier New"/>
+          <w:color w:val="14181F"/>
+          <w:kern w:val="0"/>
+          <w:sz w:val="20"/>
+          <w:szCs w:val="20"/>
+          <w14:ligatures w14:val="none"/>
+        </w:rPr>
+        <w:t xml:space="preserve">       ↓</w:t>
+      </w:r>
+    </w:p>
+    <w:p>
+      <w:pPr>
+        <w:tabs>
+          <w:tab w:val="left" w:pos="916"/>
+          <w:tab w:val="left" w:pos="1832"/>
+          <w:tab w:val="left" w:pos="2748"/>
+          <w:tab w:val="left" w:pos="3664"/>
+          <w:tab w:val="left" w:pos="4580"/>
+          <w:tab w:val="left" w:pos="5496"/>
+          <w:tab w:val="left" w:pos="6412"/>
+          <w:tab w:val="left" w:pos="7328"/>
+          <w:tab w:val="left" w:pos="8244"/>
+          <w:tab w:val="left" w:pos="9160"/>
+          <w:tab w:val="left" w:pos="10076"/>
+          <w:tab w:val="left" w:pos="10992"/>
+          <w:tab w:val="left" w:pos="11908"/>
+          <w:tab w:val="left" w:pos="12824"/>
+          <w:tab w:val="left" w:pos="13740"/>
+          <w:tab w:val="left" w:pos="14656"/>
+        </w:tabs>
+        <w:spacing w:after="0" w:line="240" w:lineRule="auto"/>
+        <w:rPr>
+          <w:rFonts w:ascii="var(--font-mono)" w:eastAsia="Times New Roman" w:hAnsi="var(--font-mono)" w:cs="Courier New"/>
+          <w:color w:val="14181F"/>
+          <w:kern w:val="0"/>
+          <w:sz w:val="20"/>
+          <w:szCs w:val="20"/>
+          <w14:ligatures w14:val="none"/>
+        </w:rPr>
+      </w:pPr>
+      <w:r>
+        <w:rPr>
+          <w:rFonts w:ascii="var(--font-mono)" w:eastAsia="Times New Roman" w:hAnsi="var(--font-mono)" w:cs="Courier New"/>
+          <w:color w:val="14181F"/>
+          <w:kern w:val="0"/>
+          <w:sz w:val="20"/>
+          <w:szCs w:val="20"/>
+          <w14:ligatures w14:val="none"/>
+        </w:rPr>
+        <w:t>2. Meta sends webhook → event: "connect" + SDP Offer from customer</w:t>
+      </w:r>
+    </w:p>
+    <w:p>
+      <w:pPr>
+        <w:tabs>
+          <w:tab w:val="left" w:pos="916"/>
+          <w:tab w:val="left" w:pos="1832"/>
+          <w:tab w:val="left" w:pos="2748"/>
+          <w:tab w:val="left" w:pos="3664"/>
+          <w:tab w:val="left" w:pos="4580"/>
+          <w:tab w:val="left" w:pos="5496"/>
+          <w:tab w:val="left" w:pos="6412"/>
+          <w:tab w:val="left" w:pos="7328"/>
+          <w:tab w:val="left" w:pos="8244"/>
+          <w:tab w:val="left" w:pos="9160"/>
+          <w:tab w:val="left" w:pos="10076"/>
+          <w:tab w:val="left" w:pos="10992"/>
+          <w:tab w:val="left" w:pos="11908"/>
+          <w:tab w:val="left" w:pos="12824"/>
+          <w:tab w:val="left" w:pos="13740"/>
+          <w:tab w:val="left" w:pos="14656"/>
+        </w:tabs>
+        <w:spacing w:after="0" w:line="240" w:lineRule="auto"/>
+        <w:rPr>
+          <w:rFonts w:ascii="var(--font-mono)" w:eastAsia="Times New Roman" w:hAnsi="var(--font-mono)" w:cs="Courier New"/>
+          <w:color w:val="14181F"/>
+          <w:kern w:val="0"/>
+          <w:sz w:val="20"/>
+          <w:szCs w:val="20"/>
+          <w14:ligatures w14:val="none"/>
+        </w:rPr>
+      </w:pPr>
+      <w:r>
+        <w:rPr>
+          <w:rFonts w:ascii="var(--font-mono)" w:eastAsia="Times New Roman" w:hAnsi="var(--font-mono)" w:cs="Courier New"/>
+          <w:color w:val="14181F"/>
+          <w:kern w:val="0"/>
+          <w:sz w:val="20"/>
+          <w:szCs w:val="20"/>
+          <w14:ligatures w14:val="none"/>
+        </w:rPr>
+        <w:t xml:space="preserve">       ↓</w:t>
+      </w:r>
+    </w:p>
+    <w:p>
+      <w:pPr>
+        <w:tabs>
+          <w:tab w:val="left" w:pos="916"/>
+          <w:tab w:val="left" w:pos="1832"/>
+          <w:tab w:val="left" w:pos="2748"/>
+          <w:tab w:val="left" w:pos="3664"/>
+          <w:tab w:val="left" w:pos="4580"/>
+          <w:tab w:val="left" w:pos="5496"/>
+          <w:tab w:val="left" w:pos="6412"/>
+          <w:tab w:val="left" w:pos="7328"/>
+          <w:tab w:val="left" w:pos="8244"/>
+          <w:tab w:val="left" w:pos="9160"/>
+          <w:tab w:val="left" w:pos="10076"/>
+          <w:tab w:val="left" w:pos="10992"/>
+          <w:tab w:val="left" w:pos="11908"/>
+          <w:tab w:val="left" w:pos="12824"/>
+          <w:tab w:val="left" w:pos="13740"/>
+          <w:tab w:val="left" w:pos="14656"/>
+        </w:tabs>
+        <w:spacing w:after="0" w:line="240" w:lineRule="auto"/>
+        <w:rPr>
+          <w:rFonts w:ascii="var(--font-mono)" w:eastAsia="Times New Roman" w:hAnsi="var(--font-mono)" w:cs="Courier New"/>
+          <w:color w:val="14181F"/>
+          <w:kern w:val="0"/>
+          <w:sz w:val="20"/>
+          <w:szCs w:val="20"/>
+          <w14:ligatures w14:val="none"/>
+        </w:rPr>
+      </w:pPr>
+      <w:r>
+        <w:rPr>
+          <w:rFonts w:ascii="var(--font-mono)" w:eastAsia="Times New Roman" w:hAnsi="var(--font-mono)" w:cs="Courier New"/>
+          <w:color w:val="14181F"/>
+          <w:kern w:val="0"/>
+          <w:sz w:val="20"/>
+          <w:szCs w:val="20"/>
+          <w14:ligatures w14:val="none"/>
+        </w:rPr>
+        <w:t>3. Backend pushes "</w:t>
+      </w:r>
+      <w:proofErr w:type="spellStart"/>
+      <w:r>
+        <w:rPr>
+          <w:rFonts w:ascii="var(--font-mono)" w:eastAsia="Times New Roman" w:hAnsi="var(--font-mono)" w:cs="Courier New"/>
+          <w:color w:val="14181F"/>
+          <w:kern w:val="0"/>
+          <w:sz w:val="20"/>
+          <w:szCs w:val="20"/>
+          <w14:ligatures w14:val="none"/>
+        </w:rPr>
+        <w:t>incoming_call</w:t>
+      </w:r>
+      <w:proofErr w:type="spellEnd"/>
+      <w:r>
+        <w:rPr>
+          <w:rFonts w:ascii="var(--font-mono)" w:eastAsia="Times New Roman" w:hAnsi="var(--font-mono)" w:cs="Courier New"/>
+          <w:color w:val="14181F"/>
+          <w:kern w:val="0"/>
+          <w:sz w:val="20"/>
+          <w:szCs w:val="20"/>
+          <w14:ligatures w14:val="none"/>
+        </w:rPr>
+        <w:t xml:space="preserve">" to browser via </w:t>
+      </w:r>
+      <w:proofErr w:type="spellStart"/>
+      <w:r>
+        <w:rPr>
+          <w:rFonts w:ascii="var(--font-mono)" w:eastAsia="Times New Roman" w:hAnsi="var(--font-mono)" w:cs="Courier New"/>
+          <w:color w:val="14181F"/>
+          <w:kern w:val="0"/>
+          <w:sz w:val="20"/>
+          <w:szCs w:val="20"/>
+          <w14:ligatures w14:val="none"/>
+        </w:rPr>
+        <w:t>SignalR</w:t>
+      </w:r>
+      <w:proofErr w:type="spellEnd"/>
+    </w:p>
+    <w:p>
+      <w:pPr>
+        <w:tabs>
+          <w:tab w:val="left" w:pos="916"/>
+          <w:tab w:val="left" w:pos="1832"/>
+          <w:tab w:val="left" w:pos="2748"/>
+          <w:tab w:val="left" w:pos="3664"/>
+          <w:tab w:val="left" w:pos="4580"/>
+          <w:tab w:val="left" w:pos="5496"/>
+          <w:tab w:val="left" w:pos="6412"/>
+          <w:tab w:val="left" w:pos="7328"/>
+          <w:tab w:val="left" w:pos="8244"/>
+          <w:tab w:val="left" w:pos="9160"/>
+          <w:tab w:val="left" w:pos="10076"/>
+          <w:tab w:val="left" w:pos="10992"/>
+          <w:tab w:val="left" w:pos="11908"/>
+          <w:tab w:val="left" w:pos="12824"/>
+          <w:tab w:val="left" w:pos="13740"/>
+          <w:tab w:val="left" w:pos="14656"/>
+        </w:tabs>
+        <w:spacing w:after="0" w:line="240" w:lineRule="auto"/>
+        <w:rPr>
+          <w:rFonts w:ascii="var(--font-mono)" w:eastAsia="Times New Roman" w:hAnsi="var(--font-mono)" w:cs="Courier New"/>
+          <w:color w:val="14181F"/>
+          <w:kern w:val="0"/>
+          <w:sz w:val="20"/>
+          <w:szCs w:val="20"/>
+          <w14:ligatures w14:val="none"/>
+        </w:rPr>
+      </w:pPr>
+      <w:r>
+        <w:rPr>
+          <w:rFonts w:ascii="var(--font-mono)" w:eastAsia="Times New Roman" w:hAnsi="var(--font-mono)" w:cs="Courier New"/>
+          <w:color w:val="14181F"/>
+          <w:kern w:val="0"/>
+          <w:sz w:val="20"/>
+          <w:szCs w:val="20"/>
+          <w14:ligatures w14:val="none"/>
+        </w:rPr>
+        <w:t xml:space="preserve">       ↓</w:t>
+      </w:r>
+    </w:p>
+    <w:p>
+      <w:pPr>
+        <w:tabs>
+          <w:tab w:val="left" w:pos="916"/>
+          <w:tab w:val="left" w:pos="1832"/>
+          <w:tab w:val="left" w:pos="2748"/>
+          <w:tab w:val="left" w:pos="3664"/>
+          <w:tab w:val="left" w:pos="4580"/>
+          <w:tab w:val="left" w:pos="5496"/>
+          <w:tab w:val="left" w:pos="6412"/>
+          <w:tab w:val="left" w:pos="7328"/>
+          <w:tab w:val="left" w:pos="8244"/>
+          <w:tab w:val="left" w:pos="9160"/>
+          <w:tab w:val="left" w:pos="10076"/>
+          <w:tab w:val="left" w:pos="10992"/>
+          <w:tab w:val="left" w:pos="11908"/>
+          <w:tab w:val="left" w:pos="12824"/>
+          <w:tab w:val="left" w:pos="13740"/>
+          <w:tab w:val="left" w:pos="14656"/>
+        </w:tabs>
+        <w:spacing w:after="0" w:line="240" w:lineRule="auto"/>
+        <w:rPr>
+          <w:rFonts w:ascii="var(--font-mono)" w:eastAsia="Times New Roman" w:hAnsi="var(--font-mono)" w:cs="Courier New"/>
+          <w:color w:val="14181F"/>
+          <w:kern w:val="0"/>
+          <w:sz w:val="20"/>
+          <w:szCs w:val="20"/>
+          <w14:ligatures w14:val="none"/>
+        </w:rPr>
+      </w:pPr>
+      <w:r>
+        <w:rPr>
+          <w:rFonts w:ascii="var(--font-mono)" w:eastAsia="Times New Roman" w:hAnsi="var(--font-mono)" w:cs="Courier New"/>
+          <w:color w:val="14181F"/>
+          <w:kern w:val="0"/>
+          <w:sz w:val="20"/>
+          <w:szCs w:val="20"/>
+          <w14:ligatures w14:val="none"/>
+        </w:rPr>
+        <w:t>4. Agent sees incoming call UI → clicks Accept</w:t>
+      </w:r>
+    </w:p>
+    <w:p>
+      <w:pPr>
+        <w:tabs>
+          <w:tab w:val="left" w:pos="916"/>
+          <w:tab w:val="left" w:pos="1832"/>
+          <w:tab w:val="left" w:pos="2748"/>
+          <w:tab w:val="left" w:pos="3664"/>
+          <w:tab w:val="left" w:pos="4580"/>
+          <w:tab w:val="left" w:pos="5496"/>
+          <w:tab w:val="left" w:pos="6412"/>
+          <w:tab w:val="left" w:pos="7328"/>
+          <w:tab w:val="left" w:pos="8244"/>
+          <w:tab w:val="left" w:pos="9160"/>
+          <w:tab w:val="left" w:pos="10076"/>
+          <w:tab w:val="left" w:pos="10992"/>
+          <w:tab w:val="left" w:pos="11908"/>
+          <w:tab w:val="left" w:pos="12824"/>
+          <w:tab w:val="left" w:pos="13740"/>
+          <w:tab w:val="left" w:pos="14656"/>
+        </w:tabs>
+        <w:spacing w:after="0" w:line="240" w:lineRule="auto"/>
+        <w:rPr>
+          <w:rFonts w:ascii="var(--font-mono)" w:eastAsia="Times New Roman" w:hAnsi="var(--font-mono)" w:cs="Courier New"/>
+          <w:color w:val="14181F"/>
+          <w:kern w:val="0"/>
+          <w:sz w:val="20"/>
+          <w:szCs w:val="20"/>
+          <w14:ligatures w14:val="none"/>
+        </w:rPr>
+      </w:pPr>
+      <w:r>
+        <w:rPr>
+          <w:rFonts w:ascii="var(--font-mono)" w:eastAsia="Times New Roman" w:hAnsi="var(--font-mono)" w:cs="Courier New"/>
+          <w:color w:val="14181F"/>
+          <w:kern w:val="0"/>
+          <w:sz w:val="20"/>
+          <w:szCs w:val="20"/>
+          <w14:ligatures w14:val="none"/>
+        </w:rPr>
+        <w:t xml:space="preserve">       ↓</w:t>
+      </w:r>
+    </w:p>
+    <w:p>
+      <w:pPr>
+        <w:tabs>
+          <w:tab w:val="left" w:pos="916"/>
+          <w:tab w:val="left" w:pos="1832"/>
+          <w:tab w:val="left" w:pos="2748"/>
+          <w:tab w:val="left" w:pos="3664"/>
+          <w:tab w:val="left" w:pos="4580"/>
+          <w:tab w:val="left" w:pos="5496"/>
+          <w:tab w:val="left" w:pos="6412"/>
+          <w:tab w:val="left" w:pos="7328"/>
+          <w:tab w:val="left" w:pos="8244"/>
+          <w:tab w:val="left" w:pos="9160"/>
+          <w:tab w:val="left" w:pos="10076"/>
+          <w:tab w:val="left" w:pos="10992"/>
+          <w:tab w:val="left" w:pos="11908"/>
+          <w:tab w:val="left" w:pos="12824"/>
+          <w:tab w:val="left" w:pos="13740"/>
+          <w:tab w:val="left" w:pos="14656"/>
+        </w:tabs>
+        <w:spacing w:after="0" w:line="240" w:lineRule="auto"/>
+        <w:rPr>
+          <w:rFonts w:ascii="var(--font-mono)" w:eastAsia="Times New Roman" w:hAnsi="var(--font-mono)" w:cs="Courier New"/>
+          <w:color w:val="14181F"/>
+          <w:kern w:val="0"/>
+          <w:sz w:val="20"/>
+          <w:szCs w:val="20"/>
+          <w14:ligatures w14:val="none"/>
+        </w:rPr>
+      </w:pPr>
+      <w:r>
+        <w:rPr>
+          <w:rFonts w:ascii="var(--font-mono)" w:eastAsia="Times New Roman" w:hAnsi="var(--font-mono)" w:cs="Courier New"/>
+          <w:color w:val="14181F"/>
+          <w:kern w:val="0"/>
+          <w:sz w:val="20"/>
+          <w:szCs w:val="20"/>
+          <w14:ligatures w14:val="none"/>
+        </w:rPr>
+        <w:t xml:space="preserve">5. Browser creates WebRTC </w:t>
+      </w:r>
+      <w:proofErr w:type="spellStart"/>
+      <w:r>
+        <w:rPr>
+          <w:rFonts w:ascii="var(--font-mono)" w:eastAsia="Times New Roman" w:hAnsi="var(--font-mono)" w:cs="Courier New"/>
+          <w:color w:val="14181F"/>
+          <w:kern w:val="0"/>
+          <w:sz w:val="20"/>
+          <w:szCs w:val="20"/>
+          <w14:ligatures w14:val="none"/>
+        </w:rPr>
+        <w:t>PeerConnection</w:t>
+      </w:r>
+      <w:proofErr w:type="spellEnd"/>
+    </w:p>
+    <w:p>
+      <w:pPr>
+        <w:tabs>
+          <w:tab w:val="left" w:pos="916"/>
+          <w:tab w:val="left" w:pos="1832"/>
+          <w:tab w:val="left" w:pos="2748"/>
+          <w:tab w:val="left" w:pos="3664"/>
+          <w:tab w:val="left" w:pos="4580"/>
+          <w:tab w:val="left" w:pos="5496"/>
+          <w:tab w:val="left" w:pos="6412"/>
+          <w:tab w:val="left" w:pos="7328"/>
+          <w:tab w:val="left" w:pos="8244"/>
+          <w:tab w:val="left" w:pos="9160"/>
+          <w:tab w:val="left" w:pos="10076"/>
+          <w:tab w:val="left" w:pos="10992"/>
+          <w:tab w:val="left" w:pos="11908"/>
+          <w:tab w:val="left" w:pos="12824"/>
+          <w:tab w:val="left" w:pos="13740"/>
+          <w:tab w:val="left" w:pos="14656"/>
+        </w:tabs>
+        <w:spacing w:after="0" w:line="240" w:lineRule="auto"/>
+        <w:rPr>
+          <w:rFonts w:ascii="var(--font-mono)" w:eastAsia="Times New Roman" w:hAnsi="var(--font-mono)" w:cs="Courier New"/>
+          <w:color w:val="14181F"/>
+          <w:kern w:val="0"/>
+          <w:sz w:val="20"/>
+          <w:szCs w:val="20"/>
+          <w14:ligatures w14:val="none"/>
+        </w:rPr>
+      </w:pPr>
+      <w:r>
+        <w:rPr>
+          <w:rFonts w:ascii="var(--font-mono)" w:eastAsia="Times New Roman" w:hAnsi="var(--font-mono)" w:cs="Courier New"/>
+          <w:color w:val="14181F"/>
+          <w:kern w:val="0"/>
+          <w:sz w:val="20"/>
+          <w:szCs w:val="20"/>
+          <w14:ligatures w14:val="none"/>
+        </w:rPr>
+        <w:t xml:space="preserve">   → sets Meta's SDP Offer as Remote Description</w:t>
+      </w:r>
+    </w:p>
+    <w:p>
+      <w:pPr>
+        <w:tabs>
+          <w:tab w:val="left" w:pos="916"/>
+          <w:tab w:val="left" w:pos="1832"/>
+          <w:tab w:val="left" w:pos="2748"/>
+          <w:tab w:val="left" w:pos="3664"/>
+          <w:tab w:val="left" w:pos="4580"/>
+          <w:tab w:val="left" w:pos="5496"/>
+          <w:tab w:val="left" w:pos="6412"/>
+          <w:tab w:val="left" w:pos="7328"/>
+          <w:tab w:val="left" w:pos="8244"/>
+          <w:tab w:val="left" w:pos="9160"/>
+          <w:tab w:val="left" w:pos="10076"/>
+          <w:tab w:val="left" w:pos="10992"/>
+          <w:tab w:val="left" w:pos="11908"/>
+          <w:tab w:val="left" w:pos="12824"/>
+          <w:tab w:val="left" w:pos="13740"/>
+          <w:tab w:val="left" w:pos="14656"/>
+        </w:tabs>
+        <w:spacing w:after="0" w:line="240" w:lineRule="auto"/>
+        <w:rPr>
+          <w:rFonts w:ascii="var(--font-mono)" w:eastAsia="Times New Roman" w:hAnsi="var(--font-mono)" w:cs="Courier New"/>
+          <w:color w:val="14181F"/>
+          <w:kern w:val="0"/>
+          <w:sz w:val="20"/>
+          <w:szCs w:val="20"/>
+          <w14:ligatures w14:val="none"/>
+        </w:rPr>
+      </w:pPr>
+      <w:r>
+        <w:rPr>
+          <w:rFonts w:ascii="var(--font-mono)" w:eastAsia="Times New Roman" w:hAnsi="var(--font-mono)" w:cs="Courier New"/>
+          <w:color w:val="14181F"/>
+          <w:kern w:val="0"/>
+          <w:sz w:val="20"/>
+          <w:szCs w:val="20"/>
+          <w14:ligatures w14:val="none"/>
+        </w:rPr>
+        <w:t xml:space="preserve">   → creates SDP Answer</w:t>
+      </w:r>
+    </w:p>
+    <w:p>
+      <w:pPr>
+        <w:tabs>
+          <w:tab w:val="left" w:pos="916"/>
+          <w:tab w:val="left" w:pos="1832"/>
+          <w:tab w:val="left" w:pos="2748"/>
+          <w:tab w:val="left" w:pos="3664"/>
+          <w:tab w:val="left" w:pos="4580"/>
+          <w:tab w:val="left" w:pos="5496"/>
+          <w:tab w:val="left" w:pos="6412"/>
+          <w:tab w:val="left" w:pos="7328"/>
+          <w:tab w:val="left" w:pos="8244"/>
+          <w:tab w:val="left" w:pos="9160"/>
+          <w:tab w:val="left" w:pos="10076"/>
+          <w:tab w:val="left" w:pos="10992"/>
+          <w:tab w:val="left" w:pos="11908"/>
+          <w:tab w:val="left" w:pos="12824"/>
+          <w:tab w:val="left" w:pos="13740"/>
+          <w:tab w:val="left" w:pos="14656"/>
+        </w:tabs>
+        <w:spacing w:after="0" w:line="240" w:lineRule="auto"/>
+        <w:rPr>
+          <w:rFonts w:ascii="var(--font-mono)" w:eastAsia="Times New Roman" w:hAnsi="var(--font-mono)" w:cs="Courier New"/>
+          <w:color w:val="14181F"/>
+          <w:kern w:val="0"/>
+          <w:sz w:val="20"/>
+          <w:szCs w:val="20"/>
+          <w14:ligatures w14:val="none"/>
+        </w:rPr>
+      </w:pPr>
+      <w:r>
+        <w:rPr>
+          <w:rFonts w:ascii="var(--font-mono)" w:eastAsia="Times New Roman" w:hAnsi="var(--font-mono)" w:cs="Courier New"/>
+          <w:color w:val="14181F"/>
+          <w:kern w:val="0"/>
+          <w:sz w:val="20"/>
+          <w:szCs w:val="20"/>
+          <w14:ligatures w14:val="none"/>
+        </w:rPr>
+        <w:t xml:space="preserve">   → sends to backend via </w:t>
+      </w:r>
+      <w:proofErr w:type="spellStart"/>
+      <w:r>
+        <w:rPr>
+          <w:rFonts w:ascii="var(--font-mono)" w:eastAsia="Times New Roman" w:hAnsi="var(--font-mono)" w:cs="Courier New"/>
+          <w:color w:val="14181F"/>
+          <w:kern w:val="0"/>
+          <w:sz w:val="20"/>
+          <w:szCs w:val="20"/>
+          <w14:ligatures w14:val="none"/>
+        </w:rPr>
+        <w:t>SignalR</w:t>
+      </w:r>
+      <w:proofErr w:type="spellEnd"/>
+    </w:p>
+    <w:p>
+      <w:pPr>
+        <w:tabs>
+          <w:tab w:val="left" w:pos="916"/>
+          <w:tab w:val="left" w:pos="1832"/>
+          <w:tab w:val="left" w:pos="2748"/>
+          <w:tab w:val="left" w:pos="3664"/>
+          <w:tab w:val="left" w:pos="4580"/>
+          <w:tab w:val="left" w:pos="5496"/>
+          <w:tab w:val="left" w:pos="6412"/>
+          <w:tab w:val="left" w:pos="7328"/>
+          <w:tab w:val="left" w:pos="8244"/>
+          <w:tab w:val="left" w:pos="9160"/>
+          <w:tab w:val="left" w:pos="10076"/>
+          <w:tab w:val="left" w:pos="10992"/>
+          <w:tab w:val="left" w:pos="11908"/>
+          <w:tab w:val="left" w:pos="12824"/>
+          <w:tab w:val="left" w:pos="13740"/>
+          <w:tab w:val="left" w:pos="14656"/>
+        </w:tabs>
+        <w:spacing w:after="0" w:line="240" w:lineRule="auto"/>
+        <w:rPr>
+          <w:rFonts w:ascii="var(--font-mono)" w:eastAsia="Times New Roman" w:hAnsi="var(--font-mono)" w:cs="Courier New"/>
+          <w:color w:val="14181F"/>
+          <w:kern w:val="0"/>
+          <w:sz w:val="20"/>
+          <w:szCs w:val="20"/>
+          <w14:ligatures w14:val="none"/>
+        </w:rPr>
+      </w:pPr>
+      <w:r>
+        <w:rPr>
+          <w:rFonts w:ascii="var(--font-mono)" w:eastAsia="Times New Roman" w:hAnsi="var(--font-mono)" w:cs="Courier New"/>
+          <w:color w:val="14181F"/>
+          <w:kern w:val="0"/>
+          <w:sz w:val="20"/>
+          <w:szCs w:val="20"/>
+          <w14:ligatures w14:val="none"/>
+        </w:rPr>
+        <w:t xml:space="preserve">       ↓</w:t>
+      </w:r>
+    </w:p>
+    <w:p>
+      <w:pPr>
+        <w:tabs>
+          <w:tab w:val="left" w:pos="916"/>
+          <w:tab w:val="left" w:pos="1832"/>
+          <w:tab w:val="left" w:pos="2748"/>
+          <w:tab w:val="left" w:pos="3664"/>
+          <w:tab w:val="left" w:pos="4580"/>
+          <w:tab w:val="left" w:pos="5496"/>
+          <w:tab w:val="left" w:pos="6412"/>
+          <w:tab w:val="left" w:pos="7328"/>
+          <w:tab w:val="left" w:pos="8244"/>
+          <w:tab w:val="left" w:pos="9160"/>
+          <w:tab w:val="left" w:pos="10076"/>
+          <w:tab w:val="left" w:pos="10992"/>
+          <w:tab w:val="left" w:pos="11908"/>
+          <w:tab w:val="left" w:pos="12824"/>
+          <w:tab w:val="left" w:pos="13740"/>
+          <w:tab w:val="left" w:pos="14656"/>
+        </w:tabs>
+        <w:spacing w:after="0" w:line="240" w:lineRule="auto"/>
+        <w:rPr>
+          <w:rFonts w:ascii="var(--font-mono)" w:eastAsia="Times New Roman" w:hAnsi="var(--font-mono)" w:cs="Courier New"/>
+          <w:color w:val="14181F"/>
+          <w:kern w:val="0"/>
+          <w:sz w:val="20"/>
+          <w:szCs w:val="20"/>
+          <w14:ligatures w14:val="none"/>
+        </w:rPr>
+      </w:pPr>
+      <w:r>
+        <w:rPr>
+          <w:rFonts w:ascii="var(--font-mono)" w:eastAsia="Times New Roman" w:hAnsi="var(--font-mono)" w:cs="Courier New"/>
+          <w:color w:val="14181F"/>
+          <w:kern w:val="0"/>
+          <w:sz w:val="20"/>
+          <w:szCs w:val="20"/>
+          <w14:ligatures w14:val="none"/>
+        </w:rPr>
+        <w:t xml:space="preserve">6. Backend </w:t>
+      </w:r>
+      <w:proofErr w:type="gramStart"/>
+      <w:r>
+        <w:rPr>
+          <w:rFonts w:ascii="var(--font-mono)" w:eastAsia="Times New Roman" w:hAnsi="var(--font-mono)" w:cs="Courier New"/>
+          <w:color w:val="14181F"/>
+          <w:kern w:val="0"/>
+          <w:sz w:val="20"/>
+          <w:szCs w:val="20"/>
+          <w14:ligatures w14:val="none"/>
+        </w:rPr>
+        <w:t>POST /{</w:t>
+      </w:r>
+      <w:proofErr w:type="spellStart"/>
+      <w:r>
+        <w:rPr>
+          <w:rFonts w:ascii="var(--font-mono)" w:eastAsia="Times New Roman" w:hAnsi="var(--font-mono)" w:cs="Courier New"/>
+          <w:color w:val="14181F"/>
+          <w:kern w:val="0"/>
+          <w:sz w:val="20"/>
+          <w:szCs w:val="20"/>
+          <w14:ligatures w14:val="none"/>
+        </w:rPr>
+        <w:t>PhoneNumberId</w:t>
+      </w:r>
+      <w:proofErr w:type="spellEnd"/>
+      <w:r>
+        <w:rPr>
+          <w:rFonts w:ascii="var(--font-mono)" w:eastAsia="Times New Roman" w:hAnsi="var(--font-mono)" w:cs="Courier New"/>
+          <w:color w:val="14181F"/>
+          <w:kern w:val="0"/>
+          <w:sz w:val="20"/>
+          <w:szCs w:val="20"/>
+          <w14:ligatures w14:val="none"/>
+        </w:rPr>
+        <w:t>}/calls/{</w:t>
+      </w:r>
+      <w:proofErr w:type="spellStart"/>
+      <w:proofErr w:type="gramEnd"/>
+      <w:r>
+        <w:rPr>
+          <w:rFonts w:ascii="var(--font-mono)" w:eastAsia="Times New Roman" w:hAnsi="var(--font-mono)" w:cs="Courier New"/>
+          <w:color w:val="14181F"/>
+          <w:kern w:val="0"/>
+          <w:sz w:val="20"/>
+          <w:szCs w:val="20"/>
+          <w14:ligatures w14:val="none"/>
+        </w:rPr>
+        <w:t>call_id</w:t>
+      </w:r>
+      <w:proofErr w:type="spellEnd"/>
+      <w:r>
+        <w:rPr>
+          <w:rFonts w:ascii="var(--font-mono)" w:eastAsia="Times New Roman" w:hAnsi="var(--font-mono)" w:cs="Courier New"/>
+          <w:color w:val="14181F"/>
+          <w:kern w:val="0"/>
+          <w:sz w:val="20"/>
+          <w:szCs w:val="20"/>
+          <w14:ligatures w14:val="none"/>
+        </w:rPr>
+        <w:t>}</w:t>
+      </w:r>
+    </w:p>
+    <w:p>
+      <w:pPr>
+        <w:tabs>
+          <w:tab w:val="left" w:pos="916"/>
+          <w:tab w:val="left" w:pos="1832"/>
+          <w:tab w:val="left" w:pos="2748"/>
+          <w:tab w:val="left" w:pos="3664"/>
+          <w:tab w:val="left" w:pos="4580"/>
+          <w:tab w:val="left" w:pos="5496"/>
+          <w:tab w:val="left" w:pos="6412"/>
+          <w:tab w:val="left" w:pos="7328"/>
+          <w:tab w:val="left" w:pos="8244"/>
+          <w:tab w:val="left" w:pos="9160"/>
+          <w:tab w:val="left" w:pos="10076"/>
+          <w:tab w:val="left" w:pos="10992"/>
+          <w:tab w:val="left" w:pos="11908"/>
+          <w:tab w:val="left" w:pos="12824"/>
+          <w:tab w:val="left" w:pos="13740"/>
+          <w:tab w:val="left" w:pos="14656"/>
+        </w:tabs>
+        <w:spacing w:after="0" w:line="240" w:lineRule="auto"/>
+        <w:rPr>
+          <w:rFonts w:ascii="var(--font-mono)" w:eastAsia="Times New Roman" w:hAnsi="var(--font-mono)" w:cs="Courier New"/>
+          <w:color w:val="14181F"/>
+          <w:kern w:val="0"/>
+          <w:sz w:val="20"/>
+          <w:szCs w:val="20"/>
+          <w14:ligatures w14:val="none"/>
+        </w:rPr>
+      </w:pPr>
+      <w:r>
+        <w:rPr>
+          <w:rFonts w:ascii="var(--font-mono)" w:eastAsia="Times New Roman" w:hAnsi="var(--font-mono)" w:cs="Courier New"/>
+          <w:color w:val="14181F"/>
+          <w:kern w:val="0"/>
+          <w:sz w:val="20"/>
+          <w:szCs w:val="20"/>
+          <w14:ligatures w14:val="none"/>
+        </w:rPr>
+        <w:t xml:space="preserve">   </w:t>
+      </w:r>
+      <w:proofErr w:type="gramStart"/>
+      <w:r>
+        <w:rPr>
+          <w:rFonts w:ascii="var(--font-mono)" w:eastAsia="Times New Roman" w:hAnsi="var(--font-mono)" w:cs="Courier New"/>
+          <w:color w:val="14181F"/>
+          <w:kern w:val="0"/>
+          <w:sz w:val="20"/>
+          <w:szCs w:val="20"/>
+          <w14:ligatures w14:val="none"/>
+        </w:rPr>
+        <w:t>{ "</w:t>
+      </w:r>
+      <w:proofErr w:type="gramEnd"/>
+      <w:r>
+        <w:rPr>
+          <w:rFonts w:ascii="var(--font-mono)" w:eastAsia="Times New Roman" w:hAnsi="var(--font-mono)" w:cs="Courier New"/>
+          <w:color w:val="14181F"/>
+          <w:kern w:val="0"/>
+          <w:sz w:val="20"/>
+          <w:szCs w:val="20"/>
+          <w14:ligatures w14:val="none"/>
+        </w:rPr>
+        <w:t>action": "</w:t>
+      </w:r>
+      <w:proofErr w:type="spellStart"/>
+      <w:r>
+        <w:rPr>
+          <w:rFonts w:ascii="var(--font-mono)" w:eastAsia="Times New Roman" w:hAnsi="var(--font-mono)" w:cs="Courier New"/>
+          <w:color w:val="14181F"/>
+          <w:kern w:val="0"/>
+          <w:sz w:val="20"/>
+          <w:szCs w:val="20"/>
+          <w14:ligatures w14:val="none"/>
+        </w:rPr>
+        <w:t>pre_accept</w:t>
+      </w:r>
+      <w:proofErr w:type="spellEnd"/>
+      <w:proofErr w:type="gramStart"/>
+      <w:r>
+        <w:rPr>
+          <w:rFonts w:ascii="var(--font-mono)" w:eastAsia="Times New Roman" w:hAnsi="var(--font-mono)" w:cs="Courier New"/>
+          <w:color w:val="14181F"/>
+          <w:kern w:val="0"/>
+          <w:sz w:val="20"/>
+          <w:szCs w:val="20"/>
+          <w14:ligatures w14:val="none"/>
+        </w:rPr>
+        <w:t>" }</w:t>
+      </w:r>
+      <w:proofErr w:type="gramEnd"/>
+      <w:r>
+        <w:rPr>
+          <w:rFonts w:ascii="var(--font-mono)" w:eastAsia="Times New Roman" w:hAnsi="var(--font-mono)" w:cs="Courier New"/>
+          <w:color w:val="14181F"/>
+          <w:kern w:val="0"/>
+          <w:sz w:val="20"/>
+          <w:szCs w:val="20"/>
+          <w14:ligatures w14:val="none"/>
+        </w:rPr>
+        <w:t xml:space="preserve">   ← must come first</w:t>
+      </w:r>
+    </w:p>
+    <w:p>
+      <w:pPr>
+        <w:tabs>
+          <w:tab w:val="left" w:pos="916"/>
+          <w:tab w:val="left" w:pos="1832"/>
+          <w:tab w:val="left" w:pos="2748"/>
+          <w:tab w:val="left" w:pos="3664"/>
+          <w:tab w:val="left" w:pos="4580"/>
+          <w:tab w:val="left" w:pos="5496"/>
+          <w:tab w:val="left" w:pos="6412"/>
+          <w:tab w:val="left" w:pos="7328"/>
+          <w:tab w:val="left" w:pos="8244"/>
+          <w:tab w:val="left" w:pos="9160"/>
+          <w:tab w:val="left" w:pos="10076"/>
+          <w:tab w:val="left" w:pos="10992"/>
+          <w:tab w:val="left" w:pos="11908"/>
+          <w:tab w:val="left" w:pos="12824"/>
+          <w:tab w:val="left" w:pos="13740"/>
+          <w:tab w:val="left" w:pos="14656"/>
+        </w:tabs>
+        <w:spacing w:after="0" w:line="240" w:lineRule="auto"/>
+        <w:rPr>
+          <w:rFonts w:ascii="var(--font-mono)" w:eastAsia="Times New Roman" w:hAnsi="var(--font-mono)" w:cs="Courier New"/>
+          <w:color w:val="14181F"/>
+          <w:kern w:val="0"/>
+          <w:sz w:val="20"/>
+          <w:szCs w:val="20"/>
+          <w14:ligatures w14:val="none"/>
+        </w:rPr>
+      </w:pPr>
+      <w:r>
+        <w:rPr>
+          <w:rFonts w:ascii="var(--font-mono)" w:eastAsia="Times New Roman" w:hAnsi="var(--font-mono)" w:cs="Courier New"/>
+          <w:color w:val="14181F"/>
+          <w:kern w:val="0"/>
+          <w:sz w:val="20"/>
+          <w:szCs w:val="20"/>
+          <w14:ligatures w14:val="none"/>
+        </w:rPr>
+        <w:t xml:space="preserve">   then:</w:t>
+      </w:r>
+    </w:p>
+    <w:p>
+      <w:pPr>
+        <w:tabs>
+          <w:tab w:val="left" w:pos="916"/>
+          <w:tab w:val="left" w:pos="1832"/>
+          <w:tab w:val="left" w:pos="2748"/>
+          <w:tab w:val="left" w:pos="3664"/>
+          <w:tab w:val="left" w:pos="4580"/>
+          <w:tab w:val="left" w:pos="5496"/>
+          <w:tab w:val="left" w:pos="6412"/>
+          <w:tab w:val="left" w:pos="7328"/>
+          <w:tab w:val="left" w:pos="8244"/>
+          <w:tab w:val="left" w:pos="9160"/>
+          <w:tab w:val="left" w:pos="10076"/>
+          <w:tab w:val="left" w:pos="10992"/>
+          <w:tab w:val="left" w:pos="11908"/>
+          <w:tab w:val="left" w:pos="12824"/>
+          <w:tab w:val="left" w:pos="13740"/>
+          <w:tab w:val="left" w:pos="14656"/>
+        </w:tabs>
+        <w:spacing w:after="0" w:line="240" w:lineRule="auto"/>
+        <w:rPr>
+          <w:rFonts w:ascii="var(--font-mono)" w:eastAsia="Times New Roman" w:hAnsi="var(--font-mono)" w:cs="Courier New"/>
+          <w:color w:val="14181F"/>
+          <w:kern w:val="0"/>
+          <w:sz w:val="20"/>
+          <w:szCs w:val="20"/>
+          <w14:ligatures w14:val="none"/>
+        </w:rPr>
+      </w:pPr>
+      <w:r>
+        <w:rPr>
+          <w:rFonts w:ascii="var(--font-mono)" w:eastAsia="Times New Roman" w:hAnsi="var(--font-mono)" w:cs="Courier New"/>
+          <w:color w:val="14181F"/>
+          <w:kern w:val="0"/>
+          <w:sz w:val="20"/>
+          <w:szCs w:val="20"/>
+          <w14:ligatures w14:val="none"/>
+        </w:rPr>
+        <w:t xml:space="preserve">   </w:t>
+      </w:r>
+      <w:proofErr w:type="gramStart"/>
+      <w:r>
+        <w:rPr>
+          <w:rFonts w:ascii="var(--font-mono)" w:eastAsia="Times New Roman" w:hAnsi="var(--font-mono)" w:cs="Courier New"/>
+          <w:color w:val="14181F"/>
+          <w:kern w:val="0"/>
+          <w:sz w:val="20"/>
+          <w:szCs w:val="20"/>
+          <w14:ligatures w14:val="none"/>
+        </w:rPr>
+        <w:t>{ "</w:t>
+      </w:r>
+      <w:proofErr w:type="gramEnd"/>
+      <w:r>
+        <w:rPr>
+          <w:rFonts w:ascii="var(--font-mono)" w:eastAsia="Times New Roman" w:hAnsi="var(--font-mono)" w:cs="Courier New"/>
+          <w:color w:val="14181F"/>
+          <w:kern w:val="0"/>
+          <w:sz w:val="20"/>
+          <w:szCs w:val="20"/>
+          <w14:ligatures w14:val="none"/>
+        </w:rPr>
+        <w:t xml:space="preserve">action": "accept", "session": </w:t>
+      </w:r>
+      <w:proofErr w:type="gramStart"/>
+      <w:r>
+        <w:rPr>
+          <w:rFonts w:ascii="var(--font-mono)" w:eastAsia="Times New Roman" w:hAnsi="var(--font-mono)" w:cs="Courier New"/>
+          <w:color w:val="14181F"/>
+          <w:kern w:val="0"/>
+          <w:sz w:val="20"/>
+          <w:szCs w:val="20"/>
+          <w14:ligatures w14:val="none"/>
+        </w:rPr>
+        <w:t>{ "</w:t>
+      </w:r>
+      <w:proofErr w:type="spellStart"/>
+      <w:proofErr w:type="gramEnd"/>
+      <w:r>
+        <w:rPr>
+          <w:rFonts w:ascii="var(--font-mono)" w:eastAsia="Times New Roman" w:hAnsi="var(--font-mono)" w:cs="Courier New"/>
+          <w:color w:val="14181F"/>
+          <w:kern w:val="0"/>
+          <w:sz w:val="20"/>
+          <w:szCs w:val="20"/>
+          <w14:ligatures w14:val="none"/>
+        </w:rPr>
+        <w:t>sdp</w:t>
+      </w:r>
+      <w:proofErr w:type="spellEnd"/>
+      <w:r>
+        <w:rPr>
+          <w:rFonts w:ascii="var(--font-mono)" w:eastAsia="Times New Roman" w:hAnsi="var(--font-mono)" w:cs="Courier New"/>
+          <w:color w:val="14181F"/>
+          <w:kern w:val="0"/>
+          <w:sz w:val="20"/>
+          <w:szCs w:val="20"/>
+          <w14:ligatures w14:val="none"/>
+        </w:rPr>
+        <w:t>": "&lt;</w:t>
+      </w:r>
+      <w:proofErr w:type="spellStart"/>
+      <w:r>
+        <w:rPr>
+          <w:rFonts w:ascii="var(--font-mono)" w:eastAsia="Times New Roman" w:hAnsi="var(--font-mono)" w:cs="Courier New"/>
+          <w:color w:val="14181F"/>
+          <w:kern w:val="0"/>
+          <w:sz w:val="20"/>
+          <w:szCs w:val="20"/>
+          <w14:ligatures w14:val="none"/>
+        </w:rPr>
+        <w:t>browser_answer</w:t>
+      </w:r>
+      <w:proofErr w:type="spellEnd"/>
+      <w:r>
+        <w:rPr>
+          <w:rFonts w:ascii="var(--font-mono)" w:eastAsia="Times New Roman" w:hAnsi="var(--font-mono)" w:cs="Courier New"/>
+          <w:color w:val="14181F"/>
+          <w:kern w:val="0"/>
+          <w:sz w:val="20"/>
+          <w:szCs w:val="20"/>
+          <w14:ligatures w14:val="none"/>
+        </w:rPr>
+        <w:t>&gt;", "</w:t>
+      </w:r>
+      <w:proofErr w:type="spellStart"/>
+      <w:r>
+        <w:rPr>
+          <w:rFonts w:ascii="var(--font-mono)" w:eastAsia="Times New Roman" w:hAnsi="var(--font-mono)" w:cs="Courier New"/>
+          <w:color w:val="14181F"/>
+          <w:kern w:val="0"/>
+          <w:sz w:val="20"/>
+          <w:szCs w:val="20"/>
+          <w14:ligatures w14:val="none"/>
+        </w:rPr>
+        <w:t>sdp_type</w:t>
+      </w:r>
+      <w:proofErr w:type="spellEnd"/>
+      <w:r>
+        <w:rPr>
+          <w:rFonts w:ascii="var(--font-mono)" w:eastAsia="Times New Roman" w:hAnsi="var(--font-mono)" w:cs="Courier New"/>
+          <w:color w:val="14181F"/>
+          <w:kern w:val="0"/>
+          <w:sz w:val="20"/>
+          <w:szCs w:val="20"/>
+          <w14:ligatures w14:val="none"/>
+        </w:rPr>
+        <w:t>": "answer</w:t>
+      </w:r>
+      <w:proofErr w:type="gramStart"/>
+      <w:r>
+        <w:rPr>
+          <w:rFonts w:ascii="var(--font-mono)" w:eastAsia="Times New Roman" w:hAnsi="var(--font-mono)" w:cs="Courier New"/>
+          <w:color w:val="14181F"/>
+          <w:kern w:val="0"/>
+          <w:sz w:val="20"/>
+          <w:szCs w:val="20"/>
+          <w14:ligatures w14:val="none"/>
+        </w:rPr>
+        <w:t>" }</w:t>
+      </w:r>
+      <w:proofErr w:type="gramEnd"/>
+      <w:r>
+        <w:rPr>
+          <w:rFonts w:ascii="var(--font-mono)" w:eastAsia="Times New Roman" w:hAnsi="var(--font-mono)" w:cs="Courier New"/>
+          <w:color w:val="14181F"/>
+          <w:kern w:val="0"/>
+          <w:sz w:val="20"/>
+          <w:szCs w:val="20"/>
+          <w14:ligatures w14:val="none"/>
+        </w:rPr>
+        <w:t xml:space="preserve"> }</w:t>
+      </w:r>
+    </w:p>
+    <w:p>
+      <w:pPr>
+        <w:tabs>
+          <w:tab w:val="left" w:pos="916"/>
+          <w:tab w:val="left" w:pos="1832"/>
+          <w:tab w:val="left" w:pos="2748"/>
+          <w:tab w:val="left" w:pos="3664"/>
+          <w:tab w:val="left" w:pos="4580"/>
+          <w:tab w:val="left" w:pos="5496"/>
+          <w:tab w:val="left" w:pos="6412"/>
+          <w:tab w:val="left" w:pos="7328"/>
+          <w:tab w:val="left" w:pos="8244"/>
+          <w:tab w:val="left" w:pos="9160"/>
+          <w:tab w:val="left" w:pos="10076"/>
+          <w:tab w:val="left" w:pos="10992"/>
+          <w:tab w:val="left" w:pos="11908"/>
+          <w:tab w:val="left" w:pos="12824"/>
+          <w:tab w:val="left" w:pos="13740"/>
+          <w:tab w:val="left" w:pos="14656"/>
+        </w:tabs>
+        <w:spacing w:after="0" w:line="240" w:lineRule="auto"/>
+        <w:rPr>
+          <w:rFonts w:ascii="var(--font-mono)" w:eastAsia="Times New Roman" w:hAnsi="var(--font-mono)" w:cs="Courier New"/>
+          <w:color w:val="14181F"/>
+          <w:kern w:val="0"/>
+          <w:sz w:val="20"/>
+          <w:szCs w:val="20"/>
+          <w14:ligatures w14:val="none"/>
+        </w:rPr>
+      </w:pPr>
+      <w:r>
+        <w:rPr>
+          <w:rFonts w:ascii="var(--font-mono)" w:eastAsia="Times New Roman" w:hAnsi="var(--font-mono)" w:cs="Courier New"/>
+          <w:color w:val="14181F"/>
+          <w:kern w:val="0"/>
+          <w:sz w:val="20"/>
+          <w:szCs w:val="20"/>
+          <w14:ligatures w14:val="none"/>
+        </w:rPr>
+        <w:t xml:space="preserve">       ↓</w:t>
+      </w:r>
+    </w:p>
+    <w:p>
+      <w:pPr>
+        <w:tabs>
+          <w:tab w:val="left" w:pos="916"/>
+          <w:tab w:val="left" w:pos="1832"/>
+          <w:tab w:val="left" w:pos="2748"/>
+          <w:tab w:val="left" w:pos="3664"/>
+          <w:tab w:val="left" w:pos="4580"/>
+          <w:tab w:val="left" w:pos="5496"/>
+          <w:tab w:val="left" w:pos="6412"/>
+          <w:tab w:val="left" w:pos="7328"/>
+          <w:tab w:val="left" w:pos="8244"/>
+          <w:tab w:val="left" w:pos="9160"/>
+          <w:tab w:val="left" w:pos="10076"/>
+          <w:tab w:val="left" w:pos="10992"/>
+          <w:tab w:val="left" w:pos="11908"/>
+          <w:tab w:val="left" w:pos="12824"/>
+          <w:tab w:val="left" w:pos="13740"/>
+          <w:tab w:val="left" w:pos="14656"/>
+        </w:tabs>
+        <w:spacing w:after="0" w:line="240" w:lineRule="auto"/>
+        <w:rPr>
+          <w:rFonts w:ascii="var(--font-mono)" w:eastAsia="Times New Roman" w:hAnsi="var(--font-mono)" w:cs="Courier New"/>
+          <w:color w:val="14181F"/>
+          <w:kern w:val="0"/>
+          <w:sz w:val="20"/>
+          <w:szCs w:val="20"/>
+          <w14:ligatures w14:val="none"/>
+        </w:rPr>
+      </w:pPr>
+      <w:r>
+        <w:rPr>
+          <w:rFonts w:ascii="var(--font-mono)" w:eastAsia="Times New Roman" w:hAnsi="var(--font-mono)" w:cs="Courier New"/>
+          <w:color w:val="14181F"/>
+          <w:kern w:val="0"/>
+          <w:sz w:val="20"/>
+          <w:szCs w:val="20"/>
+          <w14:ligatures w14:val="none"/>
+        </w:rPr>
+        <w:t>7. Audio flows both ways</w:t>
+      </w:r>
+    </w:p>
+    <w:p>
+      <w:pPr>
+        <w:spacing w:after="0" w:line="240" w:lineRule="auto"/>
+        <w:rPr>
+          <w:rFonts w:ascii="Times New Roman" w:eastAsia="Times New Roman" w:hAnsi="Times New Roman" w:cs="Times New Roman"/>
+          <w:kern w:val="0"/>
+          <w14:ligatures w14:val="none"/>
+        </w:rPr>
+      </w:pPr>
+      <w:r>
+        <w:rPr>
+          <w:rFonts w:ascii="Times New Roman" w:eastAsia="Times New Roman" w:hAnsi="Times New Roman" w:cs="Times New Roman"/>
+          <w:kern w:val="0"/>
+          <w14:ligatures w14:val="none"/>
+        </w:rPr>
+        <w:pict w14:anchorId="34F1B5D1">
+          <v:rect id="_x0000_i1165" style="width:0;height:1.5pt" o:hralign="center" o:hrstd="t" o:hr="t" fillcolor="#a0a0a0" stroked="f"/>
+        </w:pict>
+      </w:r>
+    </w:p>
+    <w:p>
+      <w:pPr>
+        <w:spacing w:before="100" w:beforeAutospacing="1" w:after="100" w:afterAutospacing="1" w:line="240" w:lineRule="auto"/>
+        <w:rPr>
+          <w:rFonts w:ascii="Times New Roman" w:eastAsia="Times New Roman" w:hAnsi="Times New Roman" w:cs="Times New Roman"/>
+          <w:kern w:val="0"/>
+          <w14:ligatures w14:val="none"/>
+        </w:rPr>
+      </w:pPr>
+      <w:r>
+        <w:rPr>
+          <w:rFonts w:ascii="Times New Roman" w:eastAsia="Times New Roman" w:hAnsi="Times New Roman" w:cs="Times New Roman"/>
+          <w:b/>
+          <w:bCs/>
+          <w:kern w:val="0"/>
+          <w14:ligatures w14:val="none"/>
+        </w:rPr>
+        <w:t>Important technical constraints:</w:t>
+      </w:r>
+    </w:p>
+    <w:p>
+      <w:pPr>
+        <w:spacing w:before="100" w:beforeAutospacing="1" w:after="100" w:afterAutospacing="1" w:line="240" w:lineRule="auto"/>
+        <w:rPr>
+          <w:rFonts w:ascii="Times New Roman" w:eastAsia="Times New Roman" w:hAnsi="Times New Roman" w:cs="Times New Roman"/>
+          <w:kern w:val="0"/>
+          <w14:ligatures w14:val="none"/>
+        </w:rPr>
+      </w:pPr>
+      <w:r>
+        <w:rPr>
+          <w:rFonts w:ascii="Times New Roman" w:eastAsia="Times New Roman" w:hAnsi="Times New Roman" w:cs="Times New Roman"/>
+          <w:kern w:val="0"/>
+          <w14:ligatures w14:val="none"/>
+        </w:rPr>
+        <w:t xml:space="preserve">WebRTC Media Support: your SDP offer must support ICE, DTLS-SRTP, and OPUS protocols. </w:t>
+      </w:r>
+      <w:hyperlink r:id="rId10" w:tgtFrame="_blank" w:history="1">
+        <w:r>
+          <w:rPr>
+            <w:rFonts w:ascii="Times New Roman" w:eastAsia="Times New Roman" w:hAnsi="Times New Roman" w:cs="Times New Roman"/>
+            <w:color w:val="0000FF"/>
+            <w:kern w:val="0"/>
+            <w:u w:val="single"/>
+            <w14:ligatures w14:val="none"/>
+          </w:rPr>
+          <w:t>Metadata</w:t>
+        </w:r>
+      </w:hyperlink>
+    </w:p>
+    <w:p>
+      <w:pPr>
+        <w:spacing w:before="100" w:beforeAutospacing="1" w:after="100" w:afterAutospacing="1" w:line="240" w:lineRule="auto"/>
+        <w:rPr>
+          <w:rFonts w:ascii="Times New Roman" w:eastAsia="Times New Roman" w:hAnsi="Times New Roman" w:cs="Times New Roman"/>
+          <w:kern w:val="0"/>
+          <w14:ligatures w14:val="none"/>
+        </w:rPr>
+      </w:pPr>
+      <w:r>
+        <w:rPr>
+          <w:rFonts w:ascii="Times New Roman" w:eastAsia="Times New Roman" w:hAnsi="Times New Roman" w:cs="Times New Roman"/>
+          <w:kern w:val="0"/>
+          <w14:ligatures w14:val="none"/>
+        </w:rPr>
+        <w:lastRenderedPageBreak/>
+        <w:t xml:space="preserve">SIP over TLS is mandatory. SRTP for media. OPUS is the required codec. No re-INVITEs are supported — your setup needs to handle calls without them. </w:t>
+      </w:r>
+      <w:hyperlink r:id="rId11" w:tgtFrame="_blank" w:history="1">
+        <w:r>
+          <w:rPr>
+            <w:rFonts w:ascii="Times New Roman" w:eastAsia="Times New Roman" w:hAnsi="Times New Roman" w:cs="Times New Roman"/>
+            <w:color w:val="0000FF"/>
+            <w:kern w:val="0"/>
+            <w:u w:val="single"/>
+            <w14:ligatures w14:val="none"/>
+          </w:rPr>
+          <w:t>Facebook Developers</w:t>
+        </w:r>
+      </w:hyperlink>
+    </w:p>
+    <w:p>
+      <w:pPr>
+        <w:spacing w:before="100" w:beforeAutospacing="1" w:after="100" w:afterAutospacing="1" w:line="240" w:lineRule="auto"/>
+        <w:rPr>
+          <w:rFonts w:ascii="Times New Roman" w:eastAsia="Times New Roman" w:hAnsi="Times New Roman" w:cs="Times New Roman"/>
+          <w:kern w:val="0"/>
+          <w14:ligatures w14:val="none"/>
+        </w:rPr>
+      </w:pPr>
+      <w:r>
+        <w:rPr>
+          <w:rFonts w:ascii="Courier New" w:eastAsia="Times New Roman" w:hAnsi="Courier New" w:cs="Courier New"/>
+          <w:kern w:val="0"/>
+          <w:sz w:val="20"/>
+          <w:szCs w:val="20"/>
+          <w14:ligatures w14:val="none"/>
+        </w:rPr>
+        <w:t>a=</w:t>
+      </w:r>
+      <w:proofErr w:type="spellStart"/>
+      <w:proofErr w:type="gramStart"/>
+      <w:r>
+        <w:rPr>
+          <w:rFonts w:ascii="Courier New" w:eastAsia="Times New Roman" w:hAnsi="Courier New" w:cs="Courier New"/>
+          <w:kern w:val="0"/>
+          <w:sz w:val="20"/>
+          <w:szCs w:val="20"/>
+          <w14:ligatures w14:val="none"/>
+        </w:rPr>
+        <w:t>setup:actpass</w:t>
+      </w:r>
+      <w:proofErr w:type="spellEnd"/>
+      <w:proofErr w:type="gramEnd"/>
+      <w:r>
+        <w:rPr>
+          <w:rFonts w:ascii="Times New Roman" w:eastAsia="Times New Roman" w:hAnsi="Times New Roman" w:cs="Times New Roman"/>
+          <w:kern w:val="0"/>
+          <w14:ligatures w14:val="none"/>
+        </w:rPr>
+        <w:t xml:space="preserve"> must be changed to </w:t>
+      </w:r>
+      <w:r>
+        <w:rPr>
+          <w:rFonts w:ascii="Courier New" w:eastAsia="Times New Roman" w:hAnsi="Courier New" w:cs="Courier New"/>
+          <w:kern w:val="0"/>
+          <w:sz w:val="20"/>
+          <w:szCs w:val="20"/>
+          <w14:ligatures w14:val="none"/>
+        </w:rPr>
+        <w:t>a=</w:t>
+      </w:r>
+      <w:proofErr w:type="spellStart"/>
+      <w:proofErr w:type="gramStart"/>
+      <w:r>
+        <w:rPr>
+          <w:rFonts w:ascii="Courier New" w:eastAsia="Times New Roman" w:hAnsi="Courier New" w:cs="Courier New"/>
+          <w:kern w:val="0"/>
+          <w:sz w:val="20"/>
+          <w:szCs w:val="20"/>
+          <w14:ligatures w14:val="none"/>
+        </w:rPr>
+        <w:t>setup:active</w:t>
+      </w:r>
+      <w:proofErr w:type="spellEnd"/>
+      <w:proofErr w:type="gramEnd"/>
+      <w:r>
+        <w:rPr>
+          <w:rFonts w:ascii="Times New Roman" w:eastAsia="Times New Roman" w:hAnsi="Times New Roman" w:cs="Times New Roman"/>
+          <w:kern w:val="0"/>
+          <w14:ligatures w14:val="none"/>
+        </w:rPr>
+        <w:t xml:space="preserve"> in WhatsApp SDP answers. If </w:t>
+      </w:r>
+      <w:r>
+        <w:rPr>
+          <w:rFonts w:ascii="Courier New" w:eastAsia="Times New Roman" w:hAnsi="Courier New" w:cs="Courier New"/>
+          <w:kern w:val="0"/>
+          <w:sz w:val="20"/>
+          <w:szCs w:val="20"/>
+          <w14:ligatures w14:val="none"/>
+        </w:rPr>
+        <w:t>accept</w:t>
+      </w:r>
+      <w:r>
+        <w:rPr>
+          <w:rFonts w:ascii="Times New Roman" w:eastAsia="Times New Roman" w:hAnsi="Times New Roman" w:cs="Times New Roman"/>
+          <w:kern w:val="0"/>
+          <w14:ligatures w14:val="none"/>
+        </w:rPr>
+        <w:t xml:space="preserve"> is sent before </w:t>
+      </w:r>
+      <w:proofErr w:type="spellStart"/>
+      <w:r>
+        <w:rPr>
+          <w:rFonts w:ascii="Courier New" w:eastAsia="Times New Roman" w:hAnsi="Courier New" w:cs="Courier New"/>
+          <w:kern w:val="0"/>
+          <w:sz w:val="20"/>
+          <w:szCs w:val="20"/>
+          <w14:ligatures w14:val="none"/>
+        </w:rPr>
+        <w:t>pre_accept</w:t>
+      </w:r>
+      <w:proofErr w:type="spellEnd"/>
+      <w:r>
+        <w:rPr>
+          <w:rFonts w:ascii="Times New Roman" w:eastAsia="Times New Roman" w:hAnsi="Times New Roman" w:cs="Times New Roman"/>
+          <w:kern w:val="0"/>
+          <w14:ligatures w14:val="none"/>
+        </w:rPr>
+        <w:t xml:space="preserve">, the API will reject the call. </w:t>
+      </w:r>
+      <w:hyperlink r:id="rId12" w:tgtFrame="_blank" w:history="1">
+        <w:r>
+          <w:rPr>
+            <w:rFonts w:ascii="Times New Roman" w:eastAsia="Times New Roman" w:hAnsi="Times New Roman" w:cs="Times New Roman"/>
+            <w:color w:val="0000FF"/>
+            <w:kern w:val="0"/>
+            <w:u w:val="single"/>
+            <w14:ligatures w14:val="none"/>
+          </w:rPr>
+          <w:t>GitHub</w:t>
+        </w:r>
+      </w:hyperlink>
+    </w:p>
+    <w:p>
+      <w:pPr>
+        <w:spacing w:after="0" w:line="240" w:lineRule="auto"/>
+        <w:rPr>
+          <w:rFonts w:ascii="Times New Roman" w:eastAsia="Times New Roman" w:hAnsi="Times New Roman" w:cs="Times New Roman"/>
+          <w:kern w:val="0"/>
+          <w14:ligatures w14:val="none"/>
+        </w:rPr>
+      </w:pPr>
+      <w:r>
+        <w:rPr>
+          <w:rFonts w:ascii="Times New Roman" w:eastAsia="Times New Roman" w:hAnsi="Times New Roman" w:cs="Times New Roman"/>
+          <w:kern w:val="0"/>
+          <w14:ligatures w14:val="none"/>
+        </w:rPr>
+        <w:pict w14:anchorId="37D8E9C5">
+          <v:rect id="_x0000_i1166" style="width:0;height:1.5pt" o:hralign="center" o:hrstd="t" o:hr="t" fillcolor="#a0a0a0" stroked="f"/>
+        </w:pict>
+      </w:r>
+    </w:p>
+    <w:p>
+      <w:pPr>
+        <w:spacing w:before="100" w:beforeAutospacing="1" w:after="100" w:afterAutospacing="1" w:line="240" w:lineRule="auto"/>
+        <w:rPr>
+          <w:rFonts w:ascii="Times New Roman" w:eastAsia="Times New Roman" w:hAnsi="Times New Roman" w:cs="Times New Roman"/>
+          <w:kern w:val="0"/>
+          <w14:ligatures w14:val="none"/>
+        </w:rPr>
+      </w:pPr>
+      <w:r>
+        <w:rPr>
+          <w:rFonts w:ascii="Times New Roman" w:eastAsia="Times New Roman" w:hAnsi="Times New Roman" w:cs="Times New Roman"/>
+          <w:b/>
+          <w:bCs/>
+          <w:kern w:val="0"/>
+          <w14:ligatures w14:val="none"/>
+        </w:rPr>
+        <w:t>New pieces needed in your project:</w:t>
+      </w:r>
+    </w:p>
+    <w:p>
+      <w:pPr>
+        <w:tabs>
+          <w:tab w:val="left" w:pos="916"/>
+          <w:tab w:val="left" w:pos="1832"/>
+          <w:tab w:val="left" w:pos="2748"/>
+          <w:tab w:val="left" w:pos="3664"/>
+          <w:tab w:val="left" w:pos="4580"/>
+          <w:tab w:val="left" w:pos="5496"/>
+          <w:tab w:val="left" w:pos="6412"/>
+          <w:tab w:val="left" w:pos="7328"/>
+          <w:tab w:val="left" w:pos="8244"/>
+          <w:tab w:val="left" w:pos="9160"/>
+          <w:tab w:val="left" w:pos="10076"/>
+          <w:tab w:val="left" w:pos="10992"/>
+          <w:tab w:val="left" w:pos="11908"/>
+          <w:tab w:val="left" w:pos="12824"/>
+          <w:tab w:val="left" w:pos="13740"/>
+          <w:tab w:val="left" w:pos="14656"/>
+        </w:tabs>
+        <w:spacing w:after="0" w:line="240" w:lineRule="auto"/>
+        <w:rPr>
+          <w:rFonts w:ascii="var(--font-mono)" w:eastAsia="Times New Roman" w:hAnsi="var(--font-mono)" w:cs="Courier New"/>
+          <w:color w:val="14181F"/>
+          <w:kern w:val="0"/>
+          <w:sz w:val="20"/>
+          <w:szCs w:val="20"/>
+          <w14:ligatures w14:val="none"/>
+        </w:rPr>
+      </w:pPr>
+      <w:r>
+        <w:rPr>
+          <w:rFonts w:ascii="var(--font-mono)" w:eastAsia="Times New Roman" w:hAnsi="var(--font-mono)" w:cs="Courier New"/>
+          <w:color w:val="14181F"/>
+          <w:kern w:val="0"/>
+          <w:sz w:val="20"/>
+          <w:szCs w:val="20"/>
+          <w14:ligatures w14:val="none"/>
+        </w:rPr>
+        <w:t>Backend (ASP.NET):</w:t>
+      </w:r>
+    </w:p>
+    <w:p>
+      <w:pPr>
+        <w:tabs>
+          <w:tab w:val="left" w:pos="916"/>
+          <w:tab w:val="left" w:pos="1832"/>
+          <w:tab w:val="left" w:pos="2748"/>
+          <w:tab w:val="left" w:pos="3664"/>
+          <w:tab w:val="left" w:pos="4580"/>
+          <w:tab w:val="left" w:pos="5496"/>
+          <w:tab w:val="left" w:pos="6412"/>
+          <w:tab w:val="left" w:pos="7328"/>
+          <w:tab w:val="left" w:pos="8244"/>
+          <w:tab w:val="left" w:pos="9160"/>
+          <w:tab w:val="left" w:pos="10076"/>
+          <w:tab w:val="left" w:pos="10992"/>
+          <w:tab w:val="left" w:pos="11908"/>
+          <w:tab w:val="left" w:pos="12824"/>
+          <w:tab w:val="left" w:pos="13740"/>
+          <w:tab w:val="left" w:pos="14656"/>
+        </w:tabs>
+        <w:spacing w:after="0" w:line="240" w:lineRule="auto"/>
+        <w:rPr>
+          <w:rFonts w:ascii="var(--font-mono)" w:eastAsia="Times New Roman" w:hAnsi="var(--font-mono)" w:cs="Courier New"/>
+          <w:color w:val="14181F"/>
+          <w:kern w:val="0"/>
+          <w:sz w:val="20"/>
+          <w:szCs w:val="20"/>
+          <w14:ligatures w14:val="none"/>
+        </w:rPr>
+      </w:pPr>
+      <w:r>
+        <w:rPr>
+          <w:rFonts w:ascii="var(--font-mono)" w:eastAsia="Times New Roman" w:hAnsi="var(--font-mono)" w:cs="Courier New"/>
+          <w:color w:val="14181F"/>
+          <w:kern w:val="0"/>
+          <w:sz w:val="20"/>
+          <w:szCs w:val="20"/>
+          <w14:ligatures w14:val="none"/>
+        </w:rPr>
+        <w:t xml:space="preserve">  Domain/WhatsApp/</w:t>
+      </w:r>
+      <w:proofErr w:type="spellStart"/>
+      <w:r>
+        <w:rPr>
+          <w:rFonts w:ascii="var(--font-mono)" w:eastAsia="Times New Roman" w:hAnsi="var(--font-mono)" w:cs="Courier New"/>
+          <w:color w:val="14181F"/>
+          <w:kern w:val="0"/>
+          <w:sz w:val="20"/>
+          <w:szCs w:val="20"/>
+          <w14:ligatures w14:val="none"/>
+        </w:rPr>
+        <w:t>VoiceCall.cs</w:t>
+      </w:r>
+      <w:proofErr w:type="spellEnd"/>
+      <w:r>
+        <w:rPr>
+          <w:rFonts w:ascii="var(--font-mono)" w:eastAsia="Times New Roman" w:hAnsi="var(--font-mono)" w:cs="Courier New"/>
+          <w:color w:val="14181F"/>
+          <w:kern w:val="0"/>
+          <w:sz w:val="20"/>
+          <w:szCs w:val="20"/>
+          <w14:ligatures w14:val="none"/>
+        </w:rPr>
+        <w:t xml:space="preserve">               — entity</w:t>
+      </w:r>
+    </w:p>
+    <w:p>
+      <w:pPr>
+        <w:tabs>
+          <w:tab w:val="left" w:pos="916"/>
+          <w:tab w:val="left" w:pos="1832"/>
+          <w:tab w:val="left" w:pos="2748"/>
+          <w:tab w:val="left" w:pos="3664"/>
+          <w:tab w:val="left" w:pos="4580"/>
+          <w:tab w:val="left" w:pos="5496"/>
+          <w:tab w:val="left" w:pos="6412"/>
+          <w:tab w:val="left" w:pos="7328"/>
+          <w:tab w:val="left" w:pos="8244"/>
+          <w:tab w:val="left" w:pos="9160"/>
+          <w:tab w:val="left" w:pos="10076"/>
+          <w:tab w:val="left" w:pos="10992"/>
+          <w:tab w:val="left" w:pos="11908"/>
+          <w:tab w:val="left" w:pos="12824"/>
+          <w:tab w:val="left" w:pos="13740"/>
+          <w:tab w:val="left" w:pos="14656"/>
+        </w:tabs>
+        <w:spacing w:after="0" w:line="240" w:lineRule="auto"/>
+        <w:rPr>
+          <w:rFonts w:ascii="var(--font-mono)" w:eastAsia="Times New Roman" w:hAnsi="var(--font-mono)" w:cs="Courier New"/>
+          <w:color w:val="14181F"/>
+          <w:kern w:val="0"/>
+          <w:sz w:val="20"/>
+          <w:szCs w:val="20"/>
+          <w14:ligatures w14:val="none"/>
+        </w:rPr>
+      </w:pPr>
+      <w:r>
+        <w:rPr>
+          <w:rFonts w:ascii="var(--font-mono)" w:eastAsia="Times New Roman" w:hAnsi="var(--font-mono)" w:cs="Courier New"/>
+          <w:color w:val="14181F"/>
+          <w:kern w:val="0"/>
+          <w:sz w:val="20"/>
+          <w:szCs w:val="20"/>
+          <w14:ligatures w14:val="none"/>
+        </w:rPr>
+        <w:t xml:space="preserve">  Application/Features/WhatsApp/</w:t>
+      </w:r>
+      <w:proofErr w:type="gramStart"/>
+      <w:r>
+        <w:rPr>
+          <w:rFonts w:ascii="var(--font-mono)" w:eastAsia="Times New Roman" w:hAnsi="var(--font-mono)" w:cs="Courier New"/>
+          <w:color w:val="14181F"/>
+          <w:kern w:val="0"/>
+          <w:sz w:val="20"/>
+          <w:szCs w:val="20"/>
+          <w14:ligatures w14:val="none"/>
+        </w:rPr>
+        <w:t>Calls/       —</w:t>
+      </w:r>
+      <w:proofErr w:type="gramEnd"/>
+      <w:r>
+        <w:rPr>
+          <w:rFonts w:ascii="var(--font-mono)" w:eastAsia="Times New Roman" w:hAnsi="var(--font-mono)" w:cs="Courier New"/>
+          <w:color w:val="14181F"/>
+          <w:kern w:val="0"/>
+          <w:sz w:val="20"/>
+          <w:szCs w:val="20"/>
+          <w14:ligatures w14:val="none"/>
+        </w:rPr>
+        <w:t xml:space="preserve"> initiate, end, get history</w:t>
+      </w:r>
+    </w:p>
+    <w:p>
+      <w:pPr>
+        <w:tabs>
+          <w:tab w:val="left" w:pos="916"/>
+          <w:tab w:val="left" w:pos="1832"/>
+          <w:tab w:val="left" w:pos="2748"/>
+          <w:tab w:val="left" w:pos="3664"/>
+          <w:tab w:val="left" w:pos="4580"/>
+          <w:tab w:val="left" w:pos="5496"/>
+          <w:tab w:val="left" w:pos="6412"/>
+          <w:tab w:val="left" w:pos="7328"/>
+          <w:tab w:val="left" w:pos="8244"/>
+          <w:tab w:val="left" w:pos="9160"/>
+          <w:tab w:val="left" w:pos="10076"/>
+          <w:tab w:val="left" w:pos="10992"/>
+          <w:tab w:val="left" w:pos="11908"/>
+          <w:tab w:val="left" w:pos="12824"/>
+          <w:tab w:val="left" w:pos="13740"/>
+          <w:tab w:val="left" w:pos="14656"/>
+        </w:tabs>
+        <w:spacing w:after="0" w:line="240" w:lineRule="auto"/>
+        <w:rPr>
+          <w:rFonts w:ascii="var(--font-mono)" w:eastAsia="Times New Roman" w:hAnsi="var(--font-mono)" w:cs="Courier New"/>
+          <w:color w:val="14181F"/>
+          <w:kern w:val="0"/>
+          <w:sz w:val="20"/>
+          <w:szCs w:val="20"/>
+          <w14:ligatures w14:val="none"/>
+        </w:rPr>
+      </w:pPr>
+      <w:r>
+        <w:rPr>
+          <w:rFonts w:ascii="var(--font-mono)" w:eastAsia="Times New Roman" w:hAnsi="var(--font-mono)" w:cs="Courier New"/>
+          <w:color w:val="14181F"/>
+          <w:kern w:val="0"/>
+          <w:sz w:val="20"/>
+          <w:szCs w:val="20"/>
+          <w14:ligatures w14:val="none"/>
+        </w:rPr>
+        <w:t xml:space="preserve">  Infrastructure/Hubs/</w:t>
+      </w:r>
+      <w:proofErr w:type="spellStart"/>
+      <w:r>
+        <w:rPr>
+          <w:rFonts w:ascii="var(--font-mono)" w:eastAsia="Times New Roman" w:hAnsi="var(--font-mono)" w:cs="Courier New"/>
+          <w:color w:val="14181F"/>
+          <w:kern w:val="0"/>
+          <w:sz w:val="20"/>
+          <w:szCs w:val="20"/>
+          <w14:ligatures w14:val="none"/>
+        </w:rPr>
+        <w:t>CallSignalRHub.cs</w:t>
+      </w:r>
+      <w:proofErr w:type="spellEnd"/>
+      <w:r>
+        <w:rPr>
+          <w:rFonts w:ascii="var(--font-mono)" w:eastAsia="Times New Roman" w:hAnsi="var(--font-mono)" w:cs="Courier New"/>
+          <w:color w:val="14181F"/>
+          <w:kern w:val="0"/>
+          <w:sz w:val="20"/>
+          <w:szCs w:val="20"/>
+          <w14:ligatures w14:val="none"/>
+        </w:rPr>
+        <w:t xml:space="preserve">      — </w:t>
+      </w:r>
+      <w:proofErr w:type="spellStart"/>
+      <w:r>
+        <w:rPr>
+          <w:rFonts w:ascii="var(--font-mono)" w:eastAsia="Times New Roman" w:hAnsi="var(--font-mono)" w:cs="Courier New"/>
+          <w:color w:val="14181F"/>
+          <w:kern w:val="0"/>
+          <w:sz w:val="20"/>
+          <w:szCs w:val="20"/>
+          <w14:ligatures w14:val="none"/>
+        </w:rPr>
+        <w:t>SignalR</w:t>
+      </w:r>
+      <w:proofErr w:type="spellEnd"/>
+      <w:r>
+        <w:rPr>
+          <w:rFonts w:ascii="var(--font-mono)" w:eastAsia="Times New Roman" w:hAnsi="var(--font-mono)" w:cs="Courier New"/>
+          <w:color w:val="14181F"/>
+          <w:kern w:val="0"/>
+          <w:sz w:val="20"/>
+          <w:szCs w:val="20"/>
+          <w14:ligatures w14:val="none"/>
+        </w:rPr>
+        <w:t xml:space="preserve"> hub</w:t>
+      </w:r>
+    </w:p>
+    <w:p>
+      <w:pPr>
+        <w:tabs>
+          <w:tab w:val="left" w:pos="916"/>
+          <w:tab w:val="left" w:pos="1832"/>
+          <w:tab w:val="left" w:pos="2748"/>
+          <w:tab w:val="left" w:pos="3664"/>
+          <w:tab w:val="left" w:pos="4580"/>
+          <w:tab w:val="left" w:pos="5496"/>
+          <w:tab w:val="left" w:pos="6412"/>
+          <w:tab w:val="left" w:pos="7328"/>
+          <w:tab w:val="left" w:pos="8244"/>
+          <w:tab w:val="left" w:pos="9160"/>
+          <w:tab w:val="left" w:pos="10076"/>
+          <w:tab w:val="left" w:pos="10992"/>
+          <w:tab w:val="left" w:pos="11908"/>
+          <w:tab w:val="left" w:pos="12824"/>
+          <w:tab w:val="left" w:pos="13740"/>
+          <w:tab w:val="left" w:pos="14656"/>
+        </w:tabs>
+        <w:spacing w:after="0" w:line="240" w:lineRule="auto"/>
+        <w:rPr>
+          <w:rFonts w:ascii="var(--font-mono)" w:eastAsia="Times New Roman" w:hAnsi="var(--font-mono)" w:cs="Courier New"/>
+          <w:color w:val="14181F"/>
+          <w:kern w:val="0"/>
+          <w:sz w:val="20"/>
+          <w:szCs w:val="20"/>
+          <w14:ligatures w14:val="none"/>
+        </w:rPr>
+      </w:pPr>
+      <w:r>
+        <w:rPr>
+          <w:rFonts w:ascii="var(--font-mono)" w:eastAsia="Times New Roman" w:hAnsi="var(--font-mono)" w:cs="Courier New"/>
+          <w:color w:val="14181F"/>
+          <w:kern w:val="0"/>
+          <w:sz w:val="20"/>
+          <w:szCs w:val="20"/>
+          <w14:ligatures w14:val="none"/>
+        </w:rPr>
+        <w:t xml:space="preserve">  </w:t>
+      </w:r>
+      <w:proofErr w:type="spellStart"/>
+      <w:r>
+        <w:rPr>
+          <w:rFonts w:ascii="var(--font-mono)" w:eastAsia="Times New Roman" w:hAnsi="var(--font-mono)" w:cs="Courier New"/>
+          <w:color w:val="14181F"/>
+          <w:kern w:val="0"/>
+          <w:sz w:val="20"/>
+          <w:szCs w:val="20"/>
+          <w14:ligatures w14:val="none"/>
+        </w:rPr>
+        <w:t>Web.Api</w:t>
+      </w:r>
+      <w:proofErr w:type="spellEnd"/>
+      <w:r>
+        <w:rPr>
+          <w:rFonts w:ascii="var(--font-mono)" w:eastAsia="Times New Roman" w:hAnsi="var(--font-mono)" w:cs="Courier New"/>
+          <w:color w:val="14181F"/>
+          <w:kern w:val="0"/>
+          <w:sz w:val="20"/>
+          <w:szCs w:val="20"/>
+          <w14:ligatures w14:val="none"/>
+        </w:rPr>
+        <w:t>/Endpoints/WhatsApp/</w:t>
+      </w:r>
+      <w:proofErr w:type="spellStart"/>
+      <w:r>
+        <w:rPr>
+          <w:rFonts w:ascii="var(--font-mono)" w:eastAsia="Times New Roman" w:hAnsi="var(--font-mono)" w:cs="Courier New"/>
+          <w:color w:val="14181F"/>
+          <w:kern w:val="0"/>
+          <w:sz w:val="20"/>
+          <w:szCs w:val="20"/>
+          <w14:ligatures w14:val="none"/>
+        </w:rPr>
+        <w:t>CallEndpoints</w:t>
+      </w:r>
+      <w:proofErr w:type="spellEnd"/>
+      <w:r>
+        <w:rPr>
+          <w:rFonts w:ascii="var(--font-mono)" w:eastAsia="Times New Roman" w:hAnsi="var(--font-mono)" w:cs="Courier New"/>
+          <w:color w:val="14181F"/>
+          <w:kern w:val="0"/>
+          <w:sz w:val="20"/>
+          <w:szCs w:val="20"/>
+          <w14:ligatures w14:val="none"/>
+        </w:rPr>
+        <w:t xml:space="preserve">   — REST + </w:t>
+      </w:r>
+      <w:proofErr w:type="spellStart"/>
+      <w:r>
+        <w:rPr>
+          <w:rFonts w:ascii="var(--font-mono)" w:eastAsia="Times New Roman" w:hAnsi="var(--font-mono)" w:cs="Courier New"/>
+          <w:color w:val="14181F"/>
+          <w:kern w:val="0"/>
+          <w:sz w:val="20"/>
+          <w:szCs w:val="20"/>
+          <w14:ligatures w14:val="none"/>
+        </w:rPr>
+        <w:t>SignalR</w:t>
+      </w:r>
+      <w:proofErr w:type="spellEnd"/>
+    </w:p>
+    <w:p>
+      <w:pPr>
+        <w:tabs>
+          <w:tab w:val="left" w:pos="916"/>
+          <w:tab w:val="left" w:pos="1832"/>
+          <w:tab w:val="left" w:pos="2748"/>
+          <w:tab w:val="left" w:pos="3664"/>
+          <w:tab w:val="left" w:pos="4580"/>
+          <w:tab w:val="left" w:pos="5496"/>
+          <w:tab w:val="left" w:pos="6412"/>
+          <w:tab w:val="left" w:pos="7328"/>
+          <w:tab w:val="left" w:pos="8244"/>
+          <w:tab w:val="left" w:pos="9160"/>
+          <w:tab w:val="left" w:pos="10076"/>
+          <w:tab w:val="left" w:pos="10992"/>
+          <w:tab w:val="left" w:pos="11908"/>
+          <w:tab w:val="left" w:pos="12824"/>
+          <w:tab w:val="left" w:pos="13740"/>
+          <w:tab w:val="left" w:pos="14656"/>
+        </w:tabs>
+        <w:spacing w:after="0" w:line="240" w:lineRule="auto"/>
+        <w:rPr>
+          <w:rFonts w:ascii="var(--font-mono)" w:eastAsia="Times New Roman" w:hAnsi="var(--font-mono)" w:cs="Courier New"/>
+          <w:color w:val="14181F"/>
+          <w:kern w:val="0"/>
+          <w:sz w:val="20"/>
+          <w:szCs w:val="20"/>
+          <w14:ligatures w14:val="none"/>
+        </w:rPr>
+      </w:pPr>
+    </w:p>
+    <w:p>
+      <w:pPr>
+        <w:tabs>
+          <w:tab w:val="left" w:pos="916"/>
+          <w:tab w:val="left" w:pos="1832"/>
+          <w:tab w:val="left" w:pos="2748"/>
+          <w:tab w:val="left" w:pos="3664"/>
+          <w:tab w:val="left" w:pos="4580"/>
+          <w:tab w:val="left" w:pos="5496"/>
+          <w:tab w:val="left" w:pos="6412"/>
+          <w:tab w:val="left" w:pos="7328"/>
+          <w:tab w:val="left" w:pos="8244"/>
+          <w:tab w:val="left" w:pos="9160"/>
+          <w:tab w:val="left" w:pos="10076"/>
+          <w:tab w:val="left" w:pos="10992"/>
+          <w:tab w:val="left" w:pos="11908"/>
+          <w:tab w:val="left" w:pos="12824"/>
+          <w:tab w:val="left" w:pos="13740"/>
+          <w:tab w:val="left" w:pos="14656"/>
+        </w:tabs>
+        <w:spacing w:after="0" w:line="240" w:lineRule="auto"/>
+        <w:rPr>
+          <w:rFonts w:ascii="var(--font-mono)" w:eastAsia="Times New Roman" w:hAnsi="var(--font-mono)" w:cs="Courier New"/>
+          <w:color w:val="14181F"/>
+          <w:kern w:val="0"/>
+          <w:sz w:val="20"/>
+          <w:szCs w:val="20"/>
+          <w14:ligatures w14:val="none"/>
+        </w:rPr>
+      </w:pPr>
+      <w:r>
+        <w:rPr>
+          <w:rFonts w:ascii="var(--font-mono)" w:eastAsia="Times New Roman" w:hAnsi="var(--font-mono)" w:cs="Courier New"/>
+          <w:color w:val="14181F"/>
+          <w:kern w:val="0"/>
+          <w:sz w:val="20"/>
+          <w:szCs w:val="20"/>
+          <w14:ligatures w14:val="none"/>
+        </w:rPr>
+        <w:t>Frontend (separate, any framework):</w:t>
+      </w:r>
+    </w:p>
+    <w:p>
+      <w:pPr>
+        <w:tabs>
+          <w:tab w:val="left" w:pos="916"/>
+          <w:tab w:val="left" w:pos="1832"/>
+          <w:tab w:val="left" w:pos="2748"/>
+          <w:tab w:val="left" w:pos="3664"/>
+          <w:tab w:val="left" w:pos="4580"/>
+          <w:tab w:val="left" w:pos="5496"/>
+          <w:tab w:val="left" w:pos="6412"/>
+          <w:tab w:val="left" w:pos="7328"/>
+          <w:tab w:val="left" w:pos="8244"/>
+          <w:tab w:val="left" w:pos="9160"/>
+          <w:tab w:val="left" w:pos="10076"/>
+          <w:tab w:val="left" w:pos="10992"/>
+          <w:tab w:val="left" w:pos="11908"/>
+          <w:tab w:val="left" w:pos="12824"/>
+          <w:tab w:val="left" w:pos="13740"/>
+          <w:tab w:val="left" w:pos="14656"/>
+        </w:tabs>
+        <w:spacing w:after="0" w:line="240" w:lineRule="auto"/>
+        <w:rPr>
+          <w:rFonts w:ascii="var(--font-mono)" w:eastAsia="Times New Roman" w:hAnsi="var(--font-mono)" w:cs="Courier New"/>
+          <w:color w:val="14181F"/>
+          <w:kern w:val="0"/>
+          <w:sz w:val="20"/>
+          <w:szCs w:val="20"/>
+          <w14:ligatures w14:val="none"/>
+        </w:rPr>
+      </w:pPr>
+      <w:r>
+        <w:rPr>
+          <w:rFonts w:ascii="var(--font-mono)" w:eastAsia="Times New Roman" w:hAnsi="var(--font-mono)" w:cs="Courier New"/>
+          <w:color w:val="14181F"/>
+          <w:kern w:val="0"/>
+          <w:sz w:val="20"/>
+          <w:szCs w:val="20"/>
+          <w14:ligatures w14:val="none"/>
+        </w:rPr>
+        <w:t xml:space="preserve">  useWebRTC.js                               — WebRTC logic hook</w:t>
+      </w:r>
+    </w:p>
+    <w:p>
+      <w:pPr>
+        <w:tabs>
+          <w:tab w:val="left" w:pos="916"/>
+          <w:tab w:val="left" w:pos="1832"/>
+          <w:tab w:val="left" w:pos="2748"/>
+          <w:tab w:val="left" w:pos="3664"/>
+          <w:tab w:val="left" w:pos="4580"/>
+          <w:tab w:val="left" w:pos="5496"/>
+          <w:tab w:val="left" w:pos="6412"/>
+          <w:tab w:val="left" w:pos="7328"/>
+          <w:tab w:val="left" w:pos="8244"/>
+          <w:tab w:val="left" w:pos="9160"/>
+          <w:tab w:val="left" w:pos="10076"/>
+          <w:tab w:val="left" w:pos="10992"/>
+          <w:tab w:val="left" w:pos="11908"/>
+          <w:tab w:val="left" w:pos="12824"/>
+          <w:tab w:val="left" w:pos="13740"/>
+          <w:tab w:val="left" w:pos="14656"/>
+        </w:tabs>
+        <w:spacing w:after="0" w:line="240" w:lineRule="auto"/>
+        <w:rPr>
+          <w:rFonts w:ascii="var(--font-mono)" w:eastAsia="Times New Roman" w:hAnsi="var(--font-mono)" w:cs="Courier New"/>
+          <w:color w:val="14181F"/>
+          <w:kern w:val="0"/>
+          <w:sz w:val="20"/>
+          <w:szCs w:val="20"/>
+          <w14:ligatures w14:val="none"/>
+        </w:rPr>
+      </w:pPr>
+      <w:r>
+        <w:rPr>
+          <w:rFonts w:ascii="var(--font-mono)" w:eastAsia="Times New Roman" w:hAnsi="var(--font-mono)" w:cs="Courier New"/>
+          <w:color w:val="14181F"/>
+          <w:kern w:val="0"/>
+          <w:sz w:val="20"/>
+          <w:szCs w:val="20"/>
+          <w14:ligatures w14:val="none"/>
+        </w:rPr>
+        <w:t xml:space="preserve">  </w:t>
+      </w:r>
+      <w:proofErr w:type="spellStart"/>
+      <w:r>
+        <w:rPr>
+          <w:rFonts w:ascii="var(--font-mono)" w:eastAsia="Times New Roman" w:hAnsi="var(--font-mono)" w:cs="Courier New"/>
+          <w:color w:val="14181F"/>
+          <w:kern w:val="0"/>
+          <w:sz w:val="20"/>
+          <w:szCs w:val="20"/>
+          <w14:ligatures w14:val="none"/>
+        </w:rPr>
+        <w:t>CallButton.jsx</w:t>
+      </w:r>
+      <w:proofErr w:type="spellEnd"/>
+      <w:r>
+        <w:rPr>
+          <w:rFonts w:ascii="var(--font-mono)" w:eastAsia="Times New Roman" w:hAnsi="var(--font-mono)" w:cs="Courier New"/>
+          <w:color w:val="14181F"/>
+          <w:kern w:val="0"/>
+          <w:sz w:val="20"/>
+          <w:szCs w:val="20"/>
+          <w14:ligatures w14:val="none"/>
+        </w:rPr>
+        <w:t xml:space="preserve">                             — initiate call UI</w:t>
+      </w:r>
+    </w:p>
+    <w:p>
+      <w:pPr>
+        <w:tabs>
+          <w:tab w:val="left" w:pos="916"/>
+          <w:tab w:val="left" w:pos="1832"/>
+          <w:tab w:val="left" w:pos="2748"/>
+          <w:tab w:val="left" w:pos="3664"/>
+          <w:tab w:val="left" w:pos="4580"/>
+          <w:tab w:val="left" w:pos="5496"/>
+          <w:tab w:val="left" w:pos="6412"/>
+          <w:tab w:val="left" w:pos="7328"/>
+          <w:tab w:val="left" w:pos="8244"/>
+          <w:tab w:val="left" w:pos="9160"/>
+          <w:tab w:val="left" w:pos="10076"/>
+          <w:tab w:val="left" w:pos="10992"/>
+          <w:tab w:val="left" w:pos="11908"/>
+          <w:tab w:val="left" w:pos="12824"/>
+          <w:tab w:val="left" w:pos="13740"/>
+          <w:tab w:val="left" w:pos="14656"/>
+        </w:tabs>
+        <w:spacing w:after="0" w:line="240" w:lineRule="auto"/>
+        <w:rPr>
+          <w:rFonts w:ascii="var(--font-mono)" w:eastAsia="Times New Roman" w:hAnsi="var(--font-mono)" w:cs="Courier New"/>
+          <w:color w:val="14181F"/>
+          <w:kern w:val="0"/>
+          <w:sz w:val="20"/>
+          <w:szCs w:val="20"/>
+          <w14:ligatures w14:val="none"/>
+        </w:rPr>
+      </w:pPr>
+      <w:r>
+        <w:rPr>
+          <w:rFonts w:ascii="var(--font-mono)" w:eastAsia="Times New Roman" w:hAnsi="var(--font-mono)" w:cs="Courier New"/>
+          <w:color w:val="14181F"/>
+          <w:kern w:val="0"/>
+          <w:sz w:val="20"/>
+          <w:szCs w:val="20"/>
+          <w14:ligatures w14:val="none"/>
+        </w:rPr>
+        <w:t xml:space="preserve">  </w:t>
+      </w:r>
+      <w:proofErr w:type="spellStart"/>
+      <w:r>
+        <w:rPr>
+          <w:rFonts w:ascii="var(--font-mono)" w:eastAsia="Times New Roman" w:hAnsi="var(--font-mono)" w:cs="Courier New"/>
+          <w:color w:val="14181F"/>
+          <w:kern w:val="0"/>
+          <w:sz w:val="20"/>
+          <w:szCs w:val="20"/>
+          <w14:ligatures w14:val="none"/>
+        </w:rPr>
+        <w:t>IncomingCall.jsx</w:t>
+      </w:r>
+      <w:proofErr w:type="spellEnd"/>
+      <w:r>
+        <w:rPr>
+          <w:rFonts w:ascii="var(--font-mono)" w:eastAsia="Times New Roman" w:hAnsi="var(--font-mono)" w:cs="Courier New"/>
+          <w:color w:val="14181F"/>
+          <w:kern w:val="0"/>
+          <w:sz w:val="20"/>
+          <w:szCs w:val="20"/>
+          <w14:ligatures w14:val="none"/>
+        </w:rPr>
+        <w:t xml:space="preserve">                           — incoming call UI</w:t>
+      </w:r>
+    </w:p>
+    <w:p>
+      <w:pPr>
+        <w:tabs>
+          <w:tab w:val="left" w:pos="916"/>
+          <w:tab w:val="left" w:pos="1832"/>
+          <w:tab w:val="left" w:pos="2748"/>
+          <w:tab w:val="left" w:pos="3664"/>
+          <w:tab w:val="left" w:pos="4580"/>
+          <w:tab w:val="left" w:pos="5496"/>
+          <w:tab w:val="left" w:pos="6412"/>
+          <w:tab w:val="left" w:pos="7328"/>
+          <w:tab w:val="left" w:pos="8244"/>
+          <w:tab w:val="left" w:pos="9160"/>
+          <w:tab w:val="left" w:pos="10076"/>
+          <w:tab w:val="left" w:pos="10992"/>
+          <w:tab w:val="left" w:pos="11908"/>
+          <w:tab w:val="left" w:pos="12824"/>
+          <w:tab w:val="left" w:pos="13740"/>
+          <w:tab w:val="left" w:pos="14656"/>
+        </w:tabs>
+        <w:spacing w:after="0" w:line="240" w:lineRule="auto"/>
+        <w:rPr>
+          <w:rFonts w:ascii="var(--font-mono)" w:eastAsia="Times New Roman" w:hAnsi="var(--font-mono)" w:cs="Courier New"/>
+          <w:color w:val="14181F"/>
+          <w:kern w:val="0"/>
+          <w:sz w:val="20"/>
+          <w:szCs w:val="20"/>
+          <w14:ligatures w14:val="none"/>
+        </w:rPr>
+      </w:pPr>
+      <w:r>
+        <w:rPr>
+          <w:rFonts w:ascii="var(--font-mono)" w:eastAsia="Times New Roman" w:hAnsi="var(--font-mono)" w:cs="Courier New"/>
+          <w:color w:val="14181F"/>
+          <w:kern w:val="0"/>
+          <w:sz w:val="20"/>
+          <w:szCs w:val="20"/>
+          <w14:ligatures w14:val="none"/>
+        </w:rPr>
+        <w:t xml:space="preserve">  signalr-client.js                          — </w:t>
+      </w:r>
+      <w:proofErr w:type="spellStart"/>
+      <w:r>
+        <w:rPr>
+          <w:rFonts w:ascii="var(--font-mono)" w:eastAsia="Times New Roman" w:hAnsi="var(--font-mono)" w:cs="Courier New"/>
+          <w:color w:val="14181F"/>
+          <w:kern w:val="0"/>
+          <w:sz w:val="20"/>
+          <w:szCs w:val="20"/>
+          <w14:ligatures w14:val="none"/>
+        </w:rPr>
+        <w:t>SignalR</w:t>
+      </w:r>
+      <w:proofErr w:type="spellEnd"/>
+      <w:r>
+        <w:rPr>
+          <w:rFonts w:ascii="var(--font-mono)" w:eastAsia="Times New Roman" w:hAnsi="var(--font-mono)" w:cs="Courier New"/>
+          <w:color w:val="14181F"/>
+          <w:kern w:val="0"/>
+          <w:sz w:val="20"/>
+          <w:szCs w:val="20"/>
+          <w14:ligatures w14:val="none"/>
+        </w:rPr>
+        <w:t xml:space="preserve"> connection</w:t>
+      </w:r>
+    </w:p>
+    <w:p>
+      <w:pPr>
+        <w:spacing w:after="0" w:line="240" w:lineRule="auto"/>
+        <w:rPr>
+          <w:rFonts w:ascii="Times New Roman" w:eastAsia="Times New Roman" w:hAnsi="Times New Roman" w:cs="Times New Roman"/>
+          <w:kern w:val="0"/>
+          <w14:ligatures w14:val="none"/>
+        </w:rPr>
+      </w:pPr>
+      <w:r>
+        <w:rPr>
+          <w:rFonts w:ascii="Times New Roman" w:eastAsia="Times New Roman" w:hAnsi="Times New Roman" w:cs="Times New Roman"/>
+          <w:kern w:val="0"/>
+          <w14:ligatures w14:val="none"/>
+        </w:rPr>
+        <w:pict w14:anchorId="178CF20D">
+          <v:rect id="_x0000_i1167" style="width:0;height:1.5pt" o:hralign="center" o:hrstd="t" o:hr="t" fillcolor="#a0a0a0" stroked="f"/>
+        </w:pict>
+      </w:r>
+    </w:p>
+    <w:p>
+      <w:pPr>
+        <w:spacing w:before="100" w:beforeAutospacing="1" w:after="100" w:afterAutospacing="1" w:line="240" w:lineRule="auto"/>
+        <w:rPr>
+          <w:rFonts w:ascii="Times New Roman" w:eastAsia="Times New Roman" w:hAnsi="Times New Roman" w:cs="Times New Roman"/>
+          <w:kern w:val="0"/>
+          <w14:ligatures w14:val="none"/>
+        </w:rPr>
+      </w:pPr>
+      <w:r>
+        <w:rPr>
+          <w:rFonts w:ascii="Times New Roman" w:eastAsia="Times New Roman" w:hAnsi="Times New Roman" w:cs="Times New Roman"/>
+          <w:b/>
+          <w:bCs/>
+          <w:kern w:val="0"/>
+          <w14:ligatures w14:val="none"/>
+        </w:rPr>
+        <w:t>Summary of what's yours vs Meta's:</w:t>
+      </w:r>
+    </w:p>
+    <w:tbl>
+      <w:tblPr>
+        <w:tblW w:w="9337" w:type="dxa"/>
+        <w:tblCellSpacing w:w="15" w:type="dxa"/>
+        <w:tblCellMar>
+          <w:top w:w="15" w:type="dxa"/>
+          <w:left w:w="15" w:type="dxa"/>
+          <w:bottom w:w="15" w:type="dxa"/>
+          <w:right w:w="15" w:type="dxa"/>
+        </w:tblCellMar>
+        <w:tblLook w:val="04A0" w:firstRow="1" w:lastRow="0" w:firstColumn="1" w:lastColumn="0" w:noHBand="0" w:noVBand="1"/>
+      </w:tblPr>
+      <w:tblGrid>
+        <w:gridCol w:w="5188"/>
+        <w:gridCol w:w="4149"/>
+      </w:tblGrid>
+      <w:tr>
+        <w:trPr>
+          <w:trHeight w:val="281"/>
+          <w:tblHeader/>
+          <w:tblCellSpacing w:w="15" w:type="dxa"/>
+        </w:trPr>
+        <w:tc>
+          <w:tcPr>
+            <w:tcW w:w="0" w:type="auto"/>
+            <w:vAlign w:val="center"/>
+            <w:hideMark/>
+          </w:tcPr>
+          <w:p>
+            <w:pPr>
+              <w:spacing w:after="0" w:line="240" w:lineRule="auto"/>
+              <w:jc w:val="center"/>
+              <w:rPr>
+                <w:rFonts w:ascii="Times New Roman" w:eastAsia="Times New Roman" w:hAnsi="Times New Roman" w:cs="Times New Roman"/>
+                <w:b/>
+                <w:bCs/>
+                <w:kern w:val="0"/>
+                <w14:ligatures w14:val="none"/>
+              </w:rPr>
+            </w:pPr>
+            <w:r>
+              <w:rPr>
+                <w:rFonts w:ascii="Times New Roman" w:eastAsia="Times New Roman" w:hAnsi="Times New Roman" w:cs="Times New Roman"/>
+                <w:b/>
+                <w:bCs/>
+                <w:kern w:val="0"/>
+                <w14:ligatures w14:val="none"/>
+              </w:rPr>
+              <w:t>Responsibility</w:t>
+            </w:r>
+          </w:p>
+        </w:tc>
+        <w:tc>
+          <w:tcPr>
+            <w:tcW w:w="0" w:type="auto"/>
+            <w:vAlign w:val="center"/>
+            <w:hideMark/>
+          </w:tcPr>
+          <w:p>
+            <w:pPr>
+              <w:spacing w:after="0" w:line="240" w:lineRule="auto"/>
+              <w:jc w:val="center"/>
+              <w:rPr>
+                <w:rFonts w:ascii="Times New Roman" w:eastAsia="Times New Roman" w:hAnsi="Times New Roman" w:cs="Times New Roman"/>
+                <w:b/>
+                <w:bCs/>
+                <w:kern w:val="0"/>
+                <w14:ligatures w14:val="none"/>
+              </w:rPr>
+            </w:pPr>
+            <w:r>
+              <w:rPr>
+                <w:rFonts w:ascii="Times New Roman" w:eastAsia="Times New Roman" w:hAnsi="Times New Roman" w:cs="Times New Roman"/>
+                <w:b/>
+                <w:bCs/>
+                <w:kern w:val="0"/>
+                <w14:ligatures w14:val="none"/>
+              </w:rPr>
+              <w:t>Who handles it</w:t>
+            </w:r>
+          </w:p>
+        </w:tc>
+      </w:tr>
+      <w:tr>
+        <w:trPr>
+          <w:trHeight w:val="297"/>
+          <w:tblCellSpacing w:w="15" w:type="dxa"/>
+        </w:trPr>
+        <w:tc>
+          <w:tcPr>
+            <w:tcW w:w="0" w:type="auto"/>
+            <w:vAlign w:val="center"/>
+            <w:hideMark/>
+          </w:tcPr>
+          <w:p>
+            <w:pPr>
+              <w:spacing w:after="0" w:line="240" w:lineRule="auto"/>
+              <w:rPr>
+                <w:rFonts w:ascii="Times New Roman" w:eastAsia="Times New Roman" w:hAnsi="Times New Roman" w:cs="Times New Roman"/>
+                <w:kern w:val="0"/>
+                <w14:ligatures w14:val="none"/>
+              </w:rPr>
+            </w:pPr>
+            <w:r>
+              <w:rPr>
+                <w:rFonts w:ascii="Times New Roman" w:eastAsia="Times New Roman" w:hAnsi="Times New Roman" w:cs="Times New Roman"/>
+                <w:kern w:val="0"/>
+                <w14:ligatures w14:val="none"/>
+              </w:rPr>
+              <w:t>SDP signaling</w:t>
+            </w:r>
+          </w:p>
+        </w:tc>
+        <w:tc>
+          <w:tcPr>
+            <w:tcW w:w="0" w:type="auto"/>
+            <w:vAlign w:val="center"/>
+            <w:hideMark/>
+          </w:tcPr>
+          <w:p>
+            <w:pPr>
+              <w:spacing w:after="0" w:line="240" w:lineRule="auto"/>
+              <w:rPr>
+                <w:rFonts w:ascii="Times New Roman" w:eastAsia="Times New Roman" w:hAnsi="Times New Roman" w:cs="Times New Roman"/>
+                <w:kern w:val="0"/>
+                <w14:ligatures w14:val="none"/>
+              </w:rPr>
+            </w:pPr>
+            <w:r>
+              <w:rPr>
+                <w:rFonts w:ascii="Times New Roman" w:eastAsia="Times New Roman" w:hAnsi="Times New Roman" w:cs="Times New Roman"/>
+                <w:kern w:val="0"/>
+                <w14:ligatures w14:val="none"/>
+              </w:rPr>
+              <w:t>Your backend via Graph API</w:t>
+            </w:r>
+          </w:p>
+        </w:tc>
+      </w:tr>
+      <w:tr>
+        <w:trPr>
+          <w:trHeight w:val="281"/>
+          <w:tblCellSpacing w:w="15" w:type="dxa"/>
+        </w:trPr>
+        <w:tc>
+          <w:tcPr>
+            <w:tcW w:w="0" w:type="auto"/>
+            <w:vAlign w:val="center"/>
+            <w:hideMark/>
+          </w:tcPr>
+          <w:p>
+            <w:pPr>
+              <w:spacing w:after="0" w:line="240" w:lineRule="auto"/>
+              <w:rPr>
+                <w:rFonts w:ascii="Times New Roman" w:eastAsia="Times New Roman" w:hAnsi="Times New Roman" w:cs="Times New Roman"/>
+                <w:kern w:val="0"/>
+                <w14:ligatures w14:val="none"/>
+              </w:rPr>
+            </w:pPr>
+            <w:r>
+              <w:rPr>
+                <w:rFonts w:ascii="Times New Roman" w:eastAsia="Times New Roman" w:hAnsi="Times New Roman" w:cs="Times New Roman"/>
+                <w:kern w:val="0"/>
+                <w14:ligatures w14:val="none"/>
+              </w:rPr>
+              <w:t>Real-time push to browser</w:t>
+            </w:r>
+          </w:p>
+        </w:tc>
+        <w:tc>
+          <w:tcPr>
+            <w:tcW w:w="0" w:type="auto"/>
+            <w:vAlign w:val="center"/>
+            <w:hideMark/>
+          </w:tcPr>
+          <w:p>
+            <w:pPr>
+              <w:spacing w:after="0" w:line="240" w:lineRule="auto"/>
+              <w:rPr>
+                <w:rFonts w:ascii="Times New Roman" w:eastAsia="Times New Roman" w:hAnsi="Times New Roman" w:cs="Times New Roman"/>
+                <w:kern w:val="0"/>
+                <w14:ligatures w14:val="none"/>
+              </w:rPr>
+            </w:pPr>
+            <w:r>
+              <w:rPr>
+                <w:rFonts w:ascii="Times New Roman" w:eastAsia="Times New Roman" w:hAnsi="Times New Roman" w:cs="Times New Roman"/>
+                <w:kern w:val="0"/>
+                <w14:ligatures w14:val="none"/>
+              </w:rPr>
+              <w:t xml:space="preserve">Your </w:t>
+            </w:r>
+            <w:proofErr w:type="spellStart"/>
+            <w:r>
+              <w:rPr>
+                <w:rFonts w:ascii="Times New Roman" w:eastAsia="Times New Roman" w:hAnsi="Times New Roman" w:cs="Times New Roman"/>
+                <w:kern w:val="0"/>
+                <w14:ligatures w14:val="none"/>
+              </w:rPr>
+              <w:t>SignalR</w:t>
+            </w:r>
+            <w:proofErr w:type="spellEnd"/>
+            <w:r>
+              <w:rPr>
+                <w:rFonts w:ascii="Times New Roman" w:eastAsia="Times New Roman" w:hAnsi="Times New Roman" w:cs="Times New Roman"/>
+                <w:kern w:val="0"/>
+                <w14:ligatures w14:val="none"/>
+              </w:rPr>
+              <w:t xml:space="preserve"> hub</w:t>
+            </w:r>
+          </w:p>
+        </w:tc>
+      </w:tr>
+      <w:tr>
+        <w:trPr>
+          <w:trHeight w:val="297"/>
+          <w:tblCellSpacing w:w="15" w:type="dxa"/>
+        </w:trPr>
+        <w:tc>
+          <w:tcPr>
+            <w:tcW w:w="0" w:type="auto"/>
+            <w:vAlign w:val="center"/>
+            <w:hideMark/>
+          </w:tcPr>
+          <w:p>
+            <w:pPr>
+              <w:spacing w:after="0" w:line="240" w:lineRule="auto"/>
+              <w:rPr>
+                <w:rFonts w:ascii="Times New Roman" w:eastAsia="Times New Roman" w:hAnsi="Times New Roman" w:cs="Times New Roman"/>
+                <w:kern w:val="0"/>
+                <w14:ligatures w14:val="none"/>
+              </w:rPr>
+            </w:pPr>
+            <w:r>
+              <w:rPr>
+                <w:rFonts w:ascii="Times New Roman" w:eastAsia="Times New Roman" w:hAnsi="Times New Roman" w:cs="Times New Roman"/>
+                <w:kern w:val="0"/>
+                <w14:ligatures w14:val="none"/>
+              </w:rPr>
+              <w:t>Audio capture/playback</w:t>
+            </w:r>
+          </w:p>
+        </w:tc>
+        <w:tc>
+          <w:tcPr>
+            <w:tcW w:w="0" w:type="auto"/>
+            <w:vAlign w:val="center"/>
+            <w:hideMark/>
+          </w:tcPr>
+          <w:p>
+            <w:pPr>
+              <w:spacing w:after="0" w:line="240" w:lineRule="auto"/>
+              <w:rPr>
+                <w:rFonts w:ascii="Times New Roman" w:eastAsia="Times New Roman" w:hAnsi="Times New Roman" w:cs="Times New Roman"/>
+                <w:kern w:val="0"/>
+                <w14:ligatures w14:val="none"/>
+              </w:rPr>
+            </w:pPr>
+            <w:r>
+              <w:rPr>
+                <w:rFonts w:ascii="Times New Roman" w:eastAsia="Times New Roman" w:hAnsi="Times New Roman" w:cs="Times New Roman"/>
+                <w:kern w:val="0"/>
+                <w14:ligatures w14:val="none"/>
+              </w:rPr>
+              <w:t>Browser WebRTC</w:t>
+            </w:r>
+          </w:p>
+        </w:tc>
+      </w:tr>
+      <w:tr>
+        <w:trPr>
+          <w:trHeight w:val="281"/>
+          <w:tblCellSpacing w:w="15" w:type="dxa"/>
+        </w:trPr>
+        <w:tc>
+          <w:tcPr>
+            <w:tcW w:w="0" w:type="auto"/>
+            <w:vAlign w:val="center"/>
+            <w:hideMark/>
+          </w:tcPr>
+          <w:p>
+            <w:pPr>
+              <w:spacing w:after="0" w:line="240" w:lineRule="auto"/>
+              <w:rPr>
+                <w:rFonts w:ascii="Times New Roman" w:eastAsia="Times New Roman" w:hAnsi="Times New Roman" w:cs="Times New Roman"/>
+                <w:kern w:val="0"/>
+                <w14:ligatures w14:val="none"/>
+              </w:rPr>
+            </w:pPr>
+            <w:r>
+              <w:rPr>
+                <w:rFonts w:ascii="Times New Roman" w:eastAsia="Times New Roman" w:hAnsi="Times New Roman" w:cs="Times New Roman"/>
+                <w:kern w:val="0"/>
+                <w14:ligatures w14:val="none"/>
+              </w:rPr>
+              <w:t>Media transport</w:t>
+            </w:r>
+          </w:p>
+        </w:tc>
+        <w:tc>
+          <w:tcPr>
+            <w:tcW w:w="0" w:type="auto"/>
+            <w:vAlign w:val="center"/>
+            <w:hideMark/>
+          </w:tcPr>
+          <w:p>
+            <w:pPr>
+              <w:spacing w:after="0" w:line="240" w:lineRule="auto"/>
+              <w:rPr>
+                <w:rFonts w:ascii="Times New Roman" w:eastAsia="Times New Roman" w:hAnsi="Times New Roman" w:cs="Times New Roman"/>
+                <w:kern w:val="0"/>
+                <w14:ligatures w14:val="none"/>
+              </w:rPr>
+            </w:pPr>
+            <w:r>
+              <w:rPr>
+                <w:rFonts w:ascii="Times New Roman" w:eastAsia="Times New Roman" w:hAnsi="Times New Roman" w:cs="Times New Roman"/>
+                <w:kern w:val="0"/>
+                <w14:ligatures w14:val="none"/>
+              </w:rPr>
+              <w:t>Meta's infrastructure</w:t>
+            </w:r>
+          </w:p>
+        </w:tc>
+      </w:tr>
+      <w:tr>
+        <w:trPr>
+          <w:trHeight w:val="281"/>
+          <w:tblCellSpacing w:w="15" w:type="dxa"/>
+        </w:trPr>
+        <w:tc>
+          <w:tcPr>
+            <w:tcW w:w="0" w:type="auto"/>
+            <w:vAlign w:val="center"/>
+            <w:hideMark/>
+          </w:tcPr>
+          <w:p>
+            <w:pPr>
+              <w:spacing w:after="0" w:line="240" w:lineRule="auto"/>
+              <w:rPr>
+                <w:rFonts w:ascii="Times New Roman" w:eastAsia="Times New Roman" w:hAnsi="Times New Roman" w:cs="Times New Roman"/>
+                <w:kern w:val="0"/>
+                <w14:ligatures w14:val="none"/>
+              </w:rPr>
+            </w:pPr>
+            <w:r>
+              <w:rPr>
+                <w:rFonts w:ascii="Times New Roman" w:eastAsia="Times New Roman" w:hAnsi="Times New Roman" w:cs="Times New Roman"/>
+                <w:kern w:val="0"/>
+                <w14:ligatures w14:val="none"/>
+              </w:rPr>
+              <w:t>Call state (ringing, answered, ended)</w:t>
+            </w:r>
+          </w:p>
+        </w:tc>
+        <w:tc>
+          <w:tcPr>
+            <w:tcW w:w="0" w:type="auto"/>
+            <w:vAlign w:val="center"/>
+            <w:hideMark/>
+          </w:tcPr>
+          <w:p>
+            <w:pPr>
+              <w:spacing w:after="0" w:line="240" w:lineRule="auto"/>
+              <w:rPr>
+                <w:rFonts w:ascii="Times New Roman" w:eastAsia="Times New Roman" w:hAnsi="Times New Roman" w:cs="Times New Roman"/>
+                <w:kern w:val="0"/>
+                <w14:ligatures w14:val="none"/>
+              </w:rPr>
+            </w:pPr>
+            <w:r>
+              <w:rPr>
+                <w:rFonts w:ascii="Times New Roman" w:eastAsia="Times New Roman" w:hAnsi="Times New Roman" w:cs="Times New Roman"/>
+                <w:kern w:val="0"/>
+                <w14:ligatures w14:val="none"/>
+              </w:rPr>
+              <w:t>Meta webhooks → your DB</w:t>
+            </w:r>
+          </w:p>
+        </w:tc>
+      </w:tr>
+      <w:tr>
+        <w:trPr>
+          <w:trHeight w:val="297"/>
+          <w:tblCellSpacing w:w="15" w:type="dxa"/>
+        </w:trPr>
+        <w:tc>
+          <w:tcPr>
+            <w:tcW w:w="0" w:type="auto"/>
+            <w:vAlign w:val="center"/>
+            <w:hideMark/>
+          </w:tcPr>
+          <w:p>
+            <w:pPr>
+              <w:spacing w:after="0" w:line="240" w:lineRule="auto"/>
+              <w:rPr>
+                <w:rFonts w:ascii="Times New Roman" w:eastAsia="Times New Roman" w:hAnsi="Times New Roman" w:cs="Times New Roman"/>
+                <w:kern w:val="0"/>
+                <w14:ligatures w14:val="none"/>
+              </w:rPr>
+            </w:pPr>
+            <w:r>
+              <w:rPr>
+                <w:rFonts w:ascii="Times New Roman" w:eastAsia="Times New Roman" w:hAnsi="Times New Roman" w:cs="Times New Roman"/>
+                <w:kern w:val="0"/>
+                <w14:ligatures w14:val="none"/>
+              </w:rPr>
+              <w:t>STUN</w:t>
+            </w:r>
+          </w:p>
+        </w:tc>
+        <w:tc>
+          <w:tcPr>
+            <w:tcW w:w="0" w:type="auto"/>
+            <w:vAlign w:val="center"/>
+            <w:hideMark/>
+          </w:tcPr>
+          <w:p>
+            <w:pPr>
+              <w:spacing w:after="0" w:line="240" w:lineRule="auto"/>
+              <w:rPr>
+                <w:rFonts w:ascii="Times New Roman" w:eastAsia="Times New Roman" w:hAnsi="Times New Roman" w:cs="Times New Roman"/>
+                <w:kern w:val="0"/>
+                <w14:ligatures w14:val="none"/>
+              </w:rPr>
+            </w:pPr>
+            <w:r>
+              <w:rPr>
+                <w:rFonts w:ascii="Times New Roman" w:eastAsia="Times New Roman" w:hAnsi="Times New Roman" w:cs="Times New Roman"/>
+                <w:kern w:val="0"/>
+                <w14:ligatures w14:val="none"/>
+              </w:rPr>
+              <w:t>Google public server</w:t>
+            </w:r>
+          </w:p>
+        </w:tc>
+      </w:tr>
+    </w:tbl>
+    <w:p>
+      <w:pPr>
         <w:rPr>
           <w:rStyle w:val="f"/>
         </w:rPr>
@@ -2939,7 +8993,7 @@
       <w:r>
         <w:t>Inbound calls (customer calls you) are completely free. Outbound calls (you call customer) are billed per minute, charged in 6-second increments rounded up. You are only billed when the customer answers — initiating, ringing, and unanswered calls have no charge. </w:t>
       </w:r>
-      <w:hyperlink r:id="rId7" w:tgtFrame="_blank" w:history="1">
+      <w:hyperlink r:id="rId13" w:tgtFrame="_blank" w:history="1">
         <w:r>
           <w:rPr>
             <w:rStyle w:val="Hyperlink"/>
@@ -3409,7 +9463,7 @@
           <w:numId w:val="27"/>
         </w:numPr>
       </w:pPr>
-      <w:hyperlink r:id="rId8" w:history="1">
+      <w:hyperlink r:id="rId14" w:history="1">
         <w:r>
           <w:rPr>
             <w:rStyle w:val="Hyperlink"/>
@@ -3426,7 +9480,7 @@
           <w:numId w:val="27"/>
         </w:numPr>
       </w:pPr>
-      <w:hyperlink r:id="rId9" w:history="1">
+      <w:hyperlink r:id="rId15" w:history="1">
         <w:r>
           <w:rPr>
             <w:rStyle w:val="Hyperlink"/>
@@ -3443,7 +9497,7 @@
           <w:numId w:val="27"/>
         </w:numPr>
       </w:pPr>
-      <w:hyperlink r:id="rId10" w:history="1">
+      <w:hyperlink r:id="rId16" w:history="1">
         <w:r>
           <w:rPr>
             <w:rStyle w:val="Hyperlink"/>
@@ -7760,6 +13814,155 @@
     </w:lvl>
   </w:abstractNum>
   <w:abstractNum w:abstractNumId="5" w15:restartNumberingAfterBreak="0">
+    <w:nsid w:val="176827E5"/>
+    <w:multiLevelType w:val="multilevel"/>
+    <w:tmpl w:val="598CB382"/>
+    <w:lvl w:ilvl="0">
+      <w:start w:val="1"/>
+      <w:numFmt w:val="bullet"/>
+      <w:lvlText w:val=""/>
+      <w:lvlJc w:val="left"/>
+      <w:pPr>
+        <w:tabs>
+          <w:tab w:val="num" w:pos="720"/>
+        </w:tabs>
+        <w:ind w:left="720" w:hanging="360"/>
+      </w:pPr>
+      <w:rPr>
+        <w:rFonts w:ascii="Symbol" w:hAnsi="Symbol" w:hint="default"/>
+        <w:sz w:val="20"/>
+      </w:rPr>
+    </w:lvl>
+    <w:lvl w:ilvl="1" w:tentative="1">
+      <w:start w:val="1"/>
+      <w:numFmt w:val="bullet"/>
+      <w:lvlText w:val="o"/>
+      <w:lvlJc w:val="left"/>
+      <w:pPr>
+        <w:tabs>
+          <w:tab w:val="num" w:pos="1440"/>
+        </w:tabs>
+        <w:ind w:left="1440" w:hanging="360"/>
+      </w:pPr>
+      <w:rPr>
+        <w:rFonts w:ascii="Courier New" w:hAnsi="Courier New" w:hint="default"/>
+        <w:sz w:val="20"/>
+      </w:rPr>
+    </w:lvl>
+    <w:lvl w:ilvl="2" w:tentative="1">
+      <w:start w:val="1"/>
+      <w:numFmt w:val="bullet"/>
+      <w:lvlText w:val=""/>
+      <w:lvlJc w:val="left"/>
+      <w:pPr>
+        <w:tabs>
+          <w:tab w:val="num" w:pos="2160"/>
+        </w:tabs>
+        <w:ind w:left="2160" w:hanging="360"/>
+      </w:pPr>
+      <w:rPr>
+        <w:rFonts w:ascii="Wingdings" w:hAnsi="Wingdings" w:hint="default"/>
+        <w:sz w:val="20"/>
+      </w:rPr>
+    </w:lvl>
+    <w:lvl w:ilvl="3" w:tentative="1">
+      <w:start w:val="1"/>
+      <w:numFmt w:val="bullet"/>
+      <w:lvlText w:val=""/>
+      <w:lvlJc w:val="left"/>
+      <w:pPr>
+        <w:tabs>
+          <w:tab w:val="num" w:pos="2880"/>
+        </w:tabs>
+        <w:ind w:left="2880" w:hanging="360"/>
+      </w:pPr>
+      <w:rPr>
+        <w:rFonts w:ascii="Wingdings" w:hAnsi="Wingdings" w:hint="default"/>
+        <w:sz w:val="20"/>
+      </w:rPr>
+    </w:lvl>
+    <w:lvl w:ilvl="4" w:tentative="1">
+      <w:start w:val="1"/>
+      <w:numFmt w:val="bullet"/>
+      <w:lvlText w:val=""/>
+      <w:lvlJc w:val="left"/>
+      <w:pPr>
+        <w:tabs>
+          <w:tab w:val="num" w:pos="3600"/>
+        </w:tabs>
+        <w:ind w:left="3600" w:hanging="360"/>
+      </w:pPr>
+      <w:rPr>
+        <w:rFonts w:ascii="Wingdings" w:hAnsi="Wingdings" w:hint="default"/>
+        <w:sz w:val="20"/>
+      </w:rPr>
+    </w:lvl>
+    <w:lvl w:ilvl="5" w:tentative="1">
+      <w:start w:val="1"/>
+      <w:numFmt w:val="bullet"/>
+      <w:lvlText w:val=""/>
+      <w:lvlJc w:val="left"/>
+      <w:pPr>
+        <w:tabs>
+          <w:tab w:val="num" w:pos="4320"/>
+        </w:tabs>
+        <w:ind w:left="4320" w:hanging="360"/>
+      </w:pPr>
+      <w:rPr>
+        <w:rFonts w:ascii="Wingdings" w:hAnsi="Wingdings" w:hint="default"/>
+        <w:sz w:val="20"/>
+      </w:rPr>
+    </w:lvl>
+    <w:lvl w:ilvl="6" w:tentative="1">
+      <w:start w:val="1"/>
+      <w:numFmt w:val="bullet"/>
+      <w:lvlText w:val=""/>
+      <w:lvlJc w:val="left"/>
+      <w:pPr>
+        <w:tabs>
+          <w:tab w:val="num" w:pos="5040"/>
+        </w:tabs>
+        <w:ind w:left="5040" w:hanging="360"/>
+      </w:pPr>
+      <w:rPr>
+        <w:rFonts w:ascii="Wingdings" w:hAnsi="Wingdings" w:hint="default"/>
+        <w:sz w:val="20"/>
+      </w:rPr>
+    </w:lvl>
+    <w:lvl w:ilvl="7" w:tentative="1">
+      <w:start w:val="1"/>
+      <w:numFmt w:val="bullet"/>
+      <w:lvlText w:val=""/>
+      <w:lvlJc w:val="left"/>
+      <w:pPr>
+        <w:tabs>
+          <w:tab w:val="num" w:pos="5760"/>
+        </w:tabs>
+        <w:ind w:left="5760" w:hanging="360"/>
+      </w:pPr>
+      <w:rPr>
+        <w:rFonts w:ascii="Wingdings" w:hAnsi="Wingdings" w:hint="default"/>
+        <w:sz w:val="20"/>
+      </w:rPr>
+    </w:lvl>
+    <w:lvl w:ilvl="8" w:tentative="1">
+      <w:start w:val="1"/>
+      <w:numFmt w:val="bullet"/>
+      <w:lvlText w:val=""/>
+      <w:lvlJc w:val="left"/>
+      <w:pPr>
+        <w:tabs>
+          <w:tab w:val="num" w:pos="6480"/>
+        </w:tabs>
+        <w:ind w:left="6480" w:hanging="360"/>
+      </w:pPr>
+      <w:rPr>
+        <w:rFonts w:ascii="Wingdings" w:hAnsi="Wingdings" w:hint="default"/>
+        <w:sz w:val="20"/>
+      </w:rPr>
+    </w:lvl>
+  </w:abstractNum>
+  <w:abstractNum w:abstractNumId="6" w15:restartNumberingAfterBreak="0">
     <w:nsid w:val="2175378F"/>
     <w:multiLevelType w:val="multilevel"/>
     <w:tmpl w:val="57A81F78"/>
@@ -7908,7 +14111,7 @@
       </w:rPr>
     </w:lvl>
   </w:abstractNum>
-  <w:abstractNum w:abstractNumId="6" w15:restartNumberingAfterBreak="0">
+  <w:abstractNum w:abstractNumId="7" w15:restartNumberingAfterBreak="0">
     <w:nsid w:val="23E96577"/>
     <w:multiLevelType w:val="multilevel"/>
     <w:tmpl w:val="B2DC1B0A"/>
@@ -8057,7 +14260,7 @@
       </w:rPr>
     </w:lvl>
   </w:abstractNum>
-  <w:abstractNum w:abstractNumId="7" w15:restartNumberingAfterBreak="0">
+  <w:abstractNum w:abstractNumId="8" w15:restartNumberingAfterBreak="0">
     <w:nsid w:val="251258B4"/>
     <w:multiLevelType w:val="multilevel"/>
     <w:tmpl w:val="68CA6310"/>
@@ -8206,7 +14409,7 @@
       </w:rPr>
     </w:lvl>
   </w:abstractNum>
-  <w:abstractNum w:abstractNumId="8" w15:restartNumberingAfterBreak="0">
+  <w:abstractNum w:abstractNumId="9" w15:restartNumberingAfterBreak="0">
     <w:nsid w:val="2708150C"/>
     <w:multiLevelType w:val="multilevel"/>
     <w:tmpl w:val="5F0CA992"/>
@@ -8355,7 +14558,7 @@
       </w:rPr>
     </w:lvl>
   </w:abstractNum>
-  <w:abstractNum w:abstractNumId="9" w15:restartNumberingAfterBreak="0">
+  <w:abstractNum w:abstractNumId="10" w15:restartNumberingAfterBreak="0">
     <w:nsid w:val="281C626D"/>
     <w:multiLevelType w:val="multilevel"/>
     <w:tmpl w:val="9440D5D6"/>
@@ -8504,7 +14707,7 @@
       </w:rPr>
     </w:lvl>
   </w:abstractNum>
-  <w:abstractNum w:abstractNumId="10" w15:restartNumberingAfterBreak="0">
+  <w:abstractNum w:abstractNumId="11" w15:restartNumberingAfterBreak="0">
     <w:nsid w:val="2A664221"/>
     <w:multiLevelType w:val="hybridMultilevel"/>
     <w:tmpl w:val="39A84F24"/>
@@ -8617,7 +14820,7 @@
       </w:rPr>
     </w:lvl>
   </w:abstractNum>
-  <w:abstractNum w:abstractNumId="11" w15:restartNumberingAfterBreak="0">
+  <w:abstractNum w:abstractNumId="12" w15:restartNumberingAfterBreak="0">
     <w:nsid w:val="2D612676"/>
     <w:multiLevelType w:val="multilevel"/>
     <w:tmpl w:val="88A6AE4C"/>
@@ -8766,7 +14969,7 @@
       </w:rPr>
     </w:lvl>
   </w:abstractNum>
-  <w:abstractNum w:abstractNumId="12" w15:restartNumberingAfterBreak="0">
+  <w:abstractNum w:abstractNumId="13" w15:restartNumberingAfterBreak="0">
     <w:nsid w:val="35360B39"/>
     <w:multiLevelType w:val="multilevel"/>
     <w:tmpl w:val="60564D8E"/>
@@ -8915,7 +15118,7 @@
       </w:rPr>
     </w:lvl>
   </w:abstractNum>
-  <w:abstractNum w:abstractNumId="13" w15:restartNumberingAfterBreak="0">
+  <w:abstractNum w:abstractNumId="14" w15:restartNumberingAfterBreak="0">
     <w:nsid w:val="41ED5C36"/>
     <w:multiLevelType w:val="multilevel"/>
     <w:tmpl w:val="ABF8FE1E"/>
@@ -9064,7 +15267,120 @@
       </w:rPr>
     </w:lvl>
   </w:abstractNum>
-  <w:abstractNum w:abstractNumId="14" w15:restartNumberingAfterBreak="0">
+  <w:abstractNum w:abstractNumId="15" w15:restartNumberingAfterBreak="0">
+    <w:nsid w:val="43AD1485"/>
+    <w:multiLevelType w:val="multilevel"/>
+    <w:tmpl w:val="BD92270C"/>
+    <w:lvl w:ilvl="0">
+      <w:start w:val="1"/>
+      <w:numFmt w:val="decimal"/>
+      <w:lvlText w:val="%1."/>
+      <w:lvlJc w:val="left"/>
+      <w:pPr>
+        <w:tabs>
+          <w:tab w:val="num" w:pos="720"/>
+        </w:tabs>
+        <w:ind w:left="720" w:hanging="360"/>
+      </w:pPr>
+    </w:lvl>
+    <w:lvl w:ilvl="1" w:tentative="1">
+      <w:start w:val="1"/>
+      <w:numFmt w:val="decimal"/>
+      <w:lvlText w:val="%2."/>
+      <w:lvlJc w:val="left"/>
+      <w:pPr>
+        <w:tabs>
+          <w:tab w:val="num" w:pos="1440"/>
+        </w:tabs>
+        <w:ind w:left="1440" w:hanging="360"/>
+      </w:pPr>
+    </w:lvl>
+    <w:lvl w:ilvl="2" w:tentative="1">
+      <w:start w:val="1"/>
+      <w:numFmt w:val="decimal"/>
+      <w:lvlText w:val="%3."/>
+      <w:lvlJc w:val="left"/>
+      <w:pPr>
+        <w:tabs>
+          <w:tab w:val="num" w:pos="2160"/>
+        </w:tabs>
+        <w:ind w:left="2160" w:hanging="360"/>
+      </w:pPr>
+    </w:lvl>
+    <w:lvl w:ilvl="3" w:tentative="1">
+      <w:start w:val="1"/>
+      <w:numFmt w:val="decimal"/>
+      <w:lvlText w:val="%4."/>
+      <w:lvlJc w:val="left"/>
+      <w:pPr>
+        <w:tabs>
+          <w:tab w:val="num" w:pos="2880"/>
+        </w:tabs>
+        <w:ind w:left="2880" w:hanging="360"/>
+      </w:pPr>
+    </w:lvl>
+    <w:lvl w:ilvl="4" w:tentative="1">
+      <w:start w:val="1"/>
+      <w:numFmt w:val="decimal"/>
+      <w:lvlText w:val="%5."/>
+      <w:lvlJc w:val="left"/>
+      <w:pPr>
+        <w:tabs>
+          <w:tab w:val="num" w:pos="3600"/>
+        </w:tabs>
+        <w:ind w:left="3600" w:hanging="360"/>
+      </w:pPr>
+    </w:lvl>
+    <w:lvl w:ilvl="5" w:tentative="1">
+      <w:start w:val="1"/>
+      <w:numFmt w:val="decimal"/>
+      <w:lvlText w:val="%6."/>
+      <w:lvlJc w:val="left"/>
+      <w:pPr>
+        <w:tabs>
+          <w:tab w:val="num" w:pos="4320"/>
+        </w:tabs>
+        <w:ind w:left="4320" w:hanging="360"/>
+      </w:pPr>
+    </w:lvl>
+    <w:lvl w:ilvl="6" w:tentative="1">
+      <w:start w:val="1"/>
+      <w:numFmt w:val="decimal"/>
+      <w:lvlText w:val="%7."/>
+      <w:lvlJc w:val="left"/>
+      <w:pPr>
+        <w:tabs>
+          <w:tab w:val="num" w:pos="5040"/>
+        </w:tabs>
+        <w:ind w:left="5040" w:hanging="360"/>
+      </w:pPr>
+    </w:lvl>
+    <w:lvl w:ilvl="7" w:tentative="1">
+      <w:start w:val="1"/>
+      <w:numFmt w:val="decimal"/>
+      <w:lvlText w:val="%8."/>
+      <w:lvlJc w:val="left"/>
+      <w:pPr>
+        <w:tabs>
+          <w:tab w:val="num" w:pos="5760"/>
+        </w:tabs>
+        <w:ind w:left="5760" w:hanging="360"/>
+      </w:pPr>
+    </w:lvl>
+    <w:lvl w:ilvl="8" w:tentative="1">
+      <w:start w:val="1"/>
+      <w:numFmt w:val="decimal"/>
+      <w:lvlText w:val="%9."/>
+      <w:lvlJc w:val="left"/>
+      <w:pPr>
+        <w:tabs>
+          <w:tab w:val="num" w:pos="6480"/>
+        </w:tabs>
+        <w:ind w:left="6480" w:hanging="360"/>
+      </w:pPr>
+    </w:lvl>
+  </w:abstractNum>
+  <w:abstractNum w:abstractNumId="16" w15:restartNumberingAfterBreak="0">
     <w:nsid w:val="453B3B34"/>
     <w:multiLevelType w:val="multilevel"/>
     <w:tmpl w:val="090A0454"/>
@@ -9213,7 +15529,7 @@
       </w:rPr>
     </w:lvl>
   </w:abstractNum>
-  <w:abstractNum w:abstractNumId="15" w15:restartNumberingAfterBreak="0">
+  <w:abstractNum w:abstractNumId="17" w15:restartNumberingAfterBreak="0">
     <w:nsid w:val="461D7E0F"/>
     <w:multiLevelType w:val="multilevel"/>
     <w:tmpl w:val="AA4A45CA"/>
@@ -9362,7 +15678,7 @@
       </w:rPr>
     </w:lvl>
   </w:abstractNum>
-  <w:abstractNum w:abstractNumId="16" w15:restartNumberingAfterBreak="0">
+  <w:abstractNum w:abstractNumId="18" w15:restartNumberingAfterBreak="0">
     <w:nsid w:val="4A5C7E13"/>
     <w:multiLevelType w:val="multilevel"/>
     <w:tmpl w:val="C572396E"/>
@@ -9511,7 +15827,7 @@
       </w:rPr>
     </w:lvl>
   </w:abstractNum>
-  <w:abstractNum w:abstractNumId="17" w15:restartNumberingAfterBreak="0">
+  <w:abstractNum w:abstractNumId="19" w15:restartNumberingAfterBreak="0">
     <w:nsid w:val="539E2012"/>
     <w:multiLevelType w:val="multilevel"/>
     <w:tmpl w:val="F40E59F2"/>
@@ -9660,7 +15976,7 @@
       </w:rPr>
     </w:lvl>
   </w:abstractNum>
-  <w:abstractNum w:abstractNumId="18" w15:restartNumberingAfterBreak="0">
+  <w:abstractNum w:abstractNumId="20" w15:restartNumberingAfterBreak="0">
     <w:nsid w:val="54EB04B4"/>
     <w:multiLevelType w:val="multilevel"/>
     <w:tmpl w:val="5BECE2AE"/>
@@ -9809,7 +16125,7 @@
       </w:rPr>
     </w:lvl>
   </w:abstractNum>
-  <w:abstractNum w:abstractNumId="19" w15:restartNumberingAfterBreak="0">
+  <w:abstractNum w:abstractNumId="21" w15:restartNumberingAfterBreak="0">
     <w:nsid w:val="564B524B"/>
     <w:multiLevelType w:val="multilevel"/>
     <w:tmpl w:val="8286B73A"/>
@@ -9958,7 +16274,7 @@
       </w:rPr>
     </w:lvl>
   </w:abstractNum>
-  <w:abstractNum w:abstractNumId="20" w15:restartNumberingAfterBreak="0">
+  <w:abstractNum w:abstractNumId="22" w15:restartNumberingAfterBreak="0">
     <w:nsid w:val="599E5E28"/>
     <w:multiLevelType w:val="multilevel"/>
     <w:tmpl w:val="C7B04A0E"/>
@@ -10107,7 +16423,7 @@
       </w:rPr>
     </w:lvl>
   </w:abstractNum>
-  <w:abstractNum w:abstractNumId="21" w15:restartNumberingAfterBreak="0">
+  <w:abstractNum w:abstractNumId="23" w15:restartNumberingAfterBreak="0">
     <w:nsid w:val="5D7C22B3"/>
     <w:multiLevelType w:val="hybridMultilevel"/>
     <w:tmpl w:val="B3066E56"/>
@@ -10220,7 +16536,7 @@
       </w:rPr>
     </w:lvl>
   </w:abstractNum>
-  <w:abstractNum w:abstractNumId="22" w15:restartNumberingAfterBreak="0">
+  <w:abstractNum w:abstractNumId="24" w15:restartNumberingAfterBreak="0">
     <w:nsid w:val="5E913386"/>
     <w:multiLevelType w:val="multilevel"/>
     <w:tmpl w:val="BFDAAF1A"/>
@@ -10369,7 +16685,7 @@
       </w:rPr>
     </w:lvl>
   </w:abstractNum>
-  <w:abstractNum w:abstractNumId="23" w15:restartNumberingAfterBreak="0">
+  <w:abstractNum w:abstractNumId="25" w15:restartNumberingAfterBreak="0">
     <w:nsid w:val="60282E6A"/>
     <w:multiLevelType w:val="multilevel"/>
     <w:tmpl w:val="B5144E64"/>
@@ -10518,7 +16834,7 @@
       </w:rPr>
     </w:lvl>
   </w:abstractNum>
-  <w:abstractNum w:abstractNumId="24" w15:restartNumberingAfterBreak="0">
+  <w:abstractNum w:abstractNumId="26" w15:restartNumberingAfterBreak="0">
     <w:nsid w:val="64BA0C0E"/>
     <w:multiLevelType w:val="multilevel"/>
     <w:tmpl w:val="3B14FD14"/>
@@ -10667,7 +16983,7 @@
       </w:rPr>
     </w:lvl>
   </w:abstractNum>
-  <w:abstractNum w:abstractNumId="25" w15:restartNumberingAfterBreak="0">
+  <w:abstractNum w:abstractNumId="27" w15:restartNumberingAfterBreak="0">
     <w:nsid w:val="69150A32"/>
     <w:multiLevelType w:val="multilevel"/>
     <w:tmpl w:val="B64E437A"/>
@@ -10816,7 +17132,7 @@
       </w:rPr>
     </w:lvl>
   </w:abstractNum>
-  <w:abstractNum w:abstractNumId="26" w15:restartNumberingAfterBreak="0">
+  <w:abstractNum w:abstractNumId="28" w15:restartNumberingAfterBreak="0">
     <w:nsid w:val="6B282C34"/>
     <w:multiLevelType w:val="multilevel"/>
     <w:tmpl w:val="F3AA4DF6"/>
@@ -10965,7 +17281,7 @@
       </w:rPr>
     </w:lvl>
   </w:abstractNum>
-  <w:abstractNum w:abstractNumId="27" w15:restartNumberingAfterBreak="0">
+  <w:abstractNum w:abstractNumId="29" w15:restartNumberingAfterBreak="0">
     <w:nsid w:val="6D57797E"/>
     <w:multiLevelType w:val="multilevel"/>
     <w:tmpl w:val="428ED25A"/>
@@ -11114,7 +17430,7 @@
       </w:rPr>
     </w:lvl>
   </w:abstractNum>
-  <w:abstractNum w:abstractNumId="28" w15:restartNumberingAfterBreak="0">
+  <w:abstractNum w:abstractNumId="30" w15:restartNumberingAfterBreak="0">
     <w:nsid w:val="75576C39"/>
     <w:multiLevelType w:val="multilevel"/>
     <w:tmpl w:val="421C94E6"/>
@@ -11267,88 +17583,94 @@
     <w:abstractNumId w:val="3"/>
   </w:num>
   <w:num w:numId="2" w16cid:durableId="113796089">
-    <w:abstractNumId w:val="22"/>
+    <w:abstractNumId w:val="24"/>
   </w:num>
   <w:num w:numId="3" w16cid:durableId="1133136748">
-    <w:abstractNumId w:val="5"/>
+    <w:abstractNumId w:val="6"/>
   </w:num>
   <w:num w:numId="4" w16cid:durableId="1867870653">
-    <w:abstractNumId w:val="8"/>
+    <w:abstractNumId w:val="9"/>
   </w:num>
   <w:num w:numId="5" w16cid:durableId="1292396073">
-    <w:abstractNumId w:val="12"/>
+    <w:abstractNumId w:val="13"/>
   </w:num>
   <w:num w:numId="6" w16cid:durableId="1562254759">
-    <w:abstractNumId w:val="28"/>
+    <w:abstractNumId w:val="30"/>
   </w:num>
   <w:num w:numId="7" w16cid:durableId="1551648352">
-    <w:abstractNumId w:val="18"/>
+    <w:abstractNumId w:val="20"/>
   </w:num>
   <w:num w:numId="8" w16cid:durableId="559900619">
     <w:abstractNumId w:val="2"/>
   </w:num>
   <w:num w:numId="9" w16cid:durableId="88350776">
-    <w:abstractNumId w:val="9"/>
+    <w:abstractNumId w:val="10"/>
   </w:num>
   <w:num w:numId="10" w16cid:durableId="959725611">
-    <w:abstractNumId w:val="14"/>
+    <w:abstractNumId w:val="16"/>
   </w:num>
   <w:num w:numId="11" w16cid:durableId="726299994">
+    <w:abstractNumId w:val="28"/>
+  </w:num>
+  <w:num w:numId="12" w16cid:durableId="1832327290">
+    <w:abstractNumId w:val="17"/>
+  </w:num>
+  <w:num w:numId="13" w16cid:durableId="1504199889">
+    <w:abstractNumId w:val="8"/>
+  </w:num>
+  <w:num w:numId="14" w16cid:durableId="267927571">
+    <w:abstractNumId w:val="12"/>
+  </w:num>
+  <w:num w:numId="15" w16cid:durableId="2003964210">
+    <w:abstractNumId w:val="27"/>
+  </w:num>
+  <w:num w:numId="16" w16cid:durableId="1366255357">
     <w:abstractNumId w:val="26"/>
   </w:num>
-  <w:num w:numId="12" w16cid:durableId="1832327290">
-    <w:abstractNumId w:val="15"/>
-  </w:num>
-  <w:num w:numId="13" w16cid:durableId="1504199889">
-    <w:abstractNumId w:val="7"/>
-  </w:num>
-  <w:num w:numId="14" w16cid:durableId="267927571">
-    <w:abstractNumId w:val="11"/>
-  </w:num>
-  <w:num w:numId="15" w16cid:durableId="2003964210">
-    <w:abstractNumId w:val="25"/>
-  </w:num>
-  <w:num w:numId="16" w16cid:durableId="1366255357">
-    <w:abstractNumId w:val="24"/>
-  </w:num>
   <w:num w:numId="17" w16cid:durableId="1555896547">
-    <w:abstractNumId w:val="19"/>
+    <w:abstractNumId w:val="21"/>
   </w:num>
   <w:num w:numId="18" w16cid:durableId="1345942106">
     <w:abstractNumId w:val="1"/>
   </w:num>
   <w:num w:numId="19" w16cid:durableId="642152955">
-    <w:abstractNumId w:val="13"/>
+    <w:abstractNumId w:val="14"/>
   </w:num>
   <w:num w:numId="20" w16cid:durableId="734087310">
-    <w:abstractNumId w:val="27"/>
+    <w:abstractNumId w:val="29"/>
   </w:num>
   <w:num w:numId="21" w16cid:durableId="1289511154">
-    <w:abstractNumId w:val="6"/>
+    <w:abstractNumId w:val="7"/>
   </w:num>
   <w:num w:numId="22" w16cid:durableId="1057901057">
     <w:abstractNumId w:val="0"/>
   </w:num>
   <w:num w:numId="23" w16cid:durableId="1626812644">
-    <w:abstractNumId w:val="16"/>
+    <w:abstractNumId w:val="18"/>
   </w:num>
   <w:num w:numId="24" w16cid:durableId="1030960279">
-    <w:abstractNumId w:val="20"/>
+    <w:abstractNumId w:val="22"/>
   </w:num>
   <w:num w:numId="25" w16cid:durableId="301614593">
-    <w:abstractNumId w:val="17"/>
+    <w:abstractNumId w:val="19"/>
   </w:num>
   <w:num w:numId="26" w16cid:durableId="1418211082">
-    <w:abstractNumId w:val="23"/>
+    <w:abstractNumId w:val="25"/>
   </w:num>
   <w:num w:numId="27" w16cid:durableId="560140090">
-    <w:abstractNumId w:val="21"/>
+    <w:abstractNumId w:val="23"/>
   </w:num>
   <w:num w:numId="28" w16cid:durableId="2079785430">
     <w:abstractNumId w:val="4"/>
   </w:num>
   <w:num w:numId="29" w16cid:durableId="405415645">
-    <w:abstractNumId w:val="10"/>
+    <w:abstractNumId w:val="11"/>
+  </w:num>
+  <w:num w:numId="30" w16cid:durableId="998967940">
+    <w:abstractNumId w:val="15"/>
+  </w:num>
+  <w:num w:numId="31" w16cid:durableId="59716768">
+    <w:abstractNumId w:val="5"/>
   </w:num>
 </w:numbering>
 </file>
